--- a/6-过程管理/运行记录类文件/060205-临夏回族自治州中医医院“智慧银医”项目-可用性报告.docx
+++ b/6-过程管理/运行记录类文件/060205-临夏回族自治州中医医院“智慧银医”项目-可用性报告.docx
@@ -1,10 +1,11 @@
 
 <file path=word/document.xml><?xml version="1.0" encoding="utf-8"?>
-<w:document xmlns:wpc="http://schemas.microsoft.com/office/word/2010/wordprocessingCanvas" xmlns:mc="http://schemas.openxmlformats.org/markup-compatibility/2006" xmlns:o="urn:schemas-microsoft-com:office:office" xmlns:r="http://schemas.openxmlformats.org/officeDocument/2006/relationships" xmlns:m="http://schemas.openxmlformats.org/officeDocument/2006/math" xmlns:v="urn:schemas-microsoft-com:vml" xmlns:wp14="http://schemas.microsoft.com/office/word/2010/wordprocessingDrawing" xmlns:wp="http://schemas.openxmlformats.org/drawingml/2006/wordprocessingDrawing" xmlns:w="http://schemas.openxmlformats.org/wordprocessingml/2006/main" xmlns:w14="http://schemas.microsoft.com/office/word/2010/wordml" xmlns:w10="urn:schemas-microsoft-com:office:word" xmlns:w15="http://schemas.microsoft.com/office/word/2012/wordml" xmlns:wpg="http://schemas.microsoft.com/office/word/2010/wordprocessingGroup" xmlns:wpi="http://schemas.microsoft.com/office/word/2010/wordprocessingInk" xmlns:wne="http://schemas.microsoft.com/office/word/2006/wordml" xmlns:wps="http://schemas.microsoft.com/office/word/2010/wordprocessingShape" xmlns:wpsCustomData="http://www.wps.cn/officeDocument/2013/wpsCustomData" mc:Ignorable="w14 w15 wp14">
+<w:document xmlns:wpc="http://schemas.microsoft.com/office/word/2010/wordprocessingCanvas" xmlns:mc="http://schemas.openxmlformats.org/markup-compatibility/2006" xmlns:o="urn:schemas-microsoft-com:office:office" xmlns:r="http://schemas.openxmlformats.org/officeDocument/2006/relationships" xmlns:m="http://schemas.openxmlformats.org/officeDocument/2006/math" xmlns:v="urn:schemas-microsoft-com:vml" xmlns:wp14="http://schemas.microsoft.com/office/word/2010/wordprocessingDrawing" xmlns:wp="http://schemas.openxmlformats.org/drawingml/2006/wordprocessingDrawing" xmlns:w10="urn:schemas-microsoft-com:office:word" xmlns:w="http://schemas.openxmlformats.org/wordprocessingml/2006/main" xmlns:w14="http://schemas.microsoft.com/office/word/2010/wordml" xmlns:w15="http://schemas.microsoft.com/office/word/2012/wordml" xmlns:wne="http://schemas.microsoft.com/office/word/2006/wordml" xmlns:wpg="http://schemas.microsoft.com/office/word/2010/wordprocessingGroup" xmlns:wpi="http://schemas.microsoft.com/office/word/2010/wordprocessingInk" xmlns:wps="http://schemas.microsoft.com/office/word/2010/wordprocessingShape" mc:Ignorable="w14 w15 wp14">
+  <!-- Generated by Aspose.Words for .NET 13.3.0.1 -->
   <w:body>
     <w:p>
       <w:pPr>
-        <w:pStyle w:val="26"/>
+        <w:pStyle w:val="a"/>
         <w:bidi w:val="0"/>
         <w:rPr>
           <w:rFonts w:hint="eastAsia"/>
@@ -14,10 +15,10 @@
     </w:p>
     <w:p>
       <w:pPr>
-        <w:pStyle w:val="26"/>
+        <w:pStyle w:val="a"/>
         <w:bidi w:val="0"/>
         <w:rPr>
-          <w:rFonts w:hint="eastAsia" w:eastAsia="宋体"/>
+          <w:rFonts w:eastAsia="宋体" w:hint="eastAsia"/>
           <w:lang w:eastAsia="zh-CN"/>
         </w:rPr>
       </w:pPr>
@@ -41,12 +42,12 @@
     </w:p>
     <w:p>
       <w:pPr>
-        <w:pStyle w:val="27"/>
+        <w:pStyle w:val="a0"/>
         <w:bidi w:val="0"/>
       </w:pPr>
       <w:bookmarkStart w:id="1" w:name="_Toc12162"/>
       <w:r>
-        <w:t>甘肃国邦信息科技有限公司</w:t>
+        <w:t>中达丰集团有限公司</w:t>
       </w:r>
       <w:bookmarkEnd w:id="1"/>
     </w:p>
@@ -55,7 +56,7 @@
         <w:spacing w:before="117" w:line="219" w:lineRule="auto"/>
         <w:jc w:val="center"/>
         <w:rPr>
-          <w:rFonts w:hint="default" w:ascii="宋体" w:hAnsi="宋体" w:eastAsia="宋体" w:cs="宋体"/>
+          <w:rFonts w:ascii="宋体" w:eastAsia="宋体" w:hAnsi="宋体" w:cs="宋体" w:hint="default"/>
           <w:sz w:val="36"/>
           <w:szCs w:val="36"/>
           <w:lang w:val="en-US" w:eastAsia="zh-CN"/>
@@ -63,7 +64,7 @@
       </w:pPr>
       <w:r>
         <w:rPr>
-          <w:rFonts w:ascii="宋体" w:hAnsi="宋体" w:eastAsia="宋体" w:cs="宋体"/>
+          <w:rFonts w:ascii="宋体" w:eastAsia="宋体" w:hAnsi="宋体" w:cs="宋体"/>
           <w:spacing w:val="-2"/>
           <w:sz w:val="36"/>
           <w:szCs w:val="36"/>
@@ -72,7 +73,7 @@
       </w:r>
       <w:r>
         <w:rPr>
-          <w:rFonts w:hint="eastAsia" w:ascii="宋体" w:hAnsi="宋体" w:cs="宋体"/>
+          <w:rFonts w:ascii="宋体" w:hAnsi="宋体" w:cs="宋体" w:hint="eastAsia"/>
           <w:spacing w:val="-2"/>
           <w:sz w:val="36"/>
           <w:szCs w:val="36"/>
@@ -82,7 +83,7 @@
       </w:r>
       <w:r>
         <w:rPr>
-          <w:rFonts w:ascii="宋体" w:hAnsi="宋体" w:eastAsia="宋体" w:cs="宋体"/>
+          <w:rFonts w:ascii="宋体" w:eastAsia="宋体" w:hAnsi="宋体" w:cs="宋体"/>
           <w:spacing w:val="-2"/>
           <w:sz w:val="36"/>
           <w:szCs w:val="36"/>
@@ -91,7 +92,7 @@
       </w:r>
       <w:r>
         <w:rPr>
-          <w:rFonts w:hint="eastAsia" w:ascii="宋体" w:hAnsi="宋体" w:cs="宋体"/>
+          <w:rFonts w:ascii="宋体" w:hAnsi="宋体" w:cs="宋体" w:hint="eastAsia"/>
           <w:spacing w:val="-2"/>
           <w:sz w:val="36"/>
           <w:szCs w:val="36"/>
@@ -101,7 +102,7 @@
       </w:r>
       <w:r>
         <w:rPr>
-          <w:rFonts w:ascii="宋体" w:hAnsi="宋体" w:eastAsia="宋体" w:cs="宋体"/>
+          <w:rFonts w:ascii="宋体" w:eastAsia="宋体" w:hAnsi="宋体" w:cs="宋体"/>
           <w:spacing w:val="-2"/>
           <w:sz w:val="36"/>
           <w:szCs w:val="36"/>
@@ -110,7 +111,7 @@
       </w:r>
       <w:r>
         <w:rPr>
-          <w:rFonts w:hint="eastAsia" w:ascii="宋体" w:hAnsi="宋体" w:cs="宋体"/>
+          <w:rFonts w:ascii="宋体" w:hAnsi="宋体" w:cs="宋体" w:hint="eastAsia"/>
           <w:spacing w:val="-2"/>
           <w:sz w:val="36"/>
           <w:szCs w:val="36"/>
@@ -130,7 +131,7 @@
         <w:ind w:left="3954"/>
         <w:outlineLvl w:val="0"/>
         <w:rPr>
-          <w:rFonts w:ascii="宋体" w:hAnsi="宋体" w:eastAsia="宋体" w:cs="宋体"/>
+          <w:rFonts w:ascii="宋体" w:eastAsia="宋体" w:hAnsi="宋体" w:cs="宋体"/>
           <w:sz w:val="21"/>
           <w:szCs w:val="21"/>
         </w:rPr>
@@ -138,7 +139,7 @@
       <w:bookmarkStart w:id="2" w:name="_Toc15427"/>
       <w:r>
         <w:rPr>
-          <w:rFonts w:ascii="宋体" w:hAnsi="宋体" w:eastAsia="宋体" w:cs="宋体"/>
+          <w:rFonts w:ascii="宋体" w:eastAsia="宋体" w:hAnsi="宋体" w:cs="宋体"/>
           <w:spacing w:val="-2"/>
           <w:sz w:val="21"/>
           <w:szCs w:val="21"/>
@@ -154,16 +155,16 @@
     </w:p>
     <w:tbl>
       <w:tblPr>
-        <w:tblStyle w:val="24"/>
+        <w:tblStyle w:val="TableNormal0"/>
         <w:tblW w:w="9071" w:type="dxa"/>
         <w:tblInd w:w="5" w:type="dxa"/>
         <w:tblBorders>
-          <w:top w:val="single" w:color="000000" w:sz="4" w:space="0"/>
-          <w:left w:val="single" w:color="000000" w:sz="4" w:space="0"/>
-          <w:bottom w:val="single" w:color="000000" w:sz="4" w:space="0"/>
-          <w:right w:val="single" w:color="000000" w:sz="4" w:space="0"/>
-          <w:insideH w:val="single" w:color="000000" w:sz="4" w:space="0"/>
-          <w:insideV w:val="single" w:color="000000" w:sz="4" w:space="0"/>
+          <w:top w:val="single" w:sz="4" w:space="0" w:color="000000"/>
+          <w:left w:val="single" w:sz="4" w:space="0" w:color="000000"/>
+          <w:bottom w:val="single" w:sz="4" w:space="0" w:color="000000"/>
+          <w:right w:val="single" w:sz="4" w:space="0" w:color="000000"/>
+          <w:insideH w:val="single" w:sz="4" w:space="0" w:color="000000"/>
+          <w:insideV w:val="single" w:sz="4" w:space="0" w:color="000000"/>
         </w:tblBorders>
         <w:tblLayout w:type="fixed"/>
         <w:tblCellMar>
@@ -182,14 +183,17 @@
       </w:tblGrid>
       <w:tr>
         <w:tblPrEx>
+          <w:tblW w:w="9071" w:type="dxa"/>
+          <w:tblInd w:w="5" w:type="dxa"/>
           <w:tblBorders>
-            <w:top w:val="single" w:color="000000" w:sz="4" w:space="0"/>
-            <w:left w:val="single" w:color="000000" w:sz="4" w:space="0"/>
-            <w:bottom w:val="single" w:color="000000" w:sz="4" w:space="0"/>
-            <w:right w:val="single" w:color="000000" w:sz="4" w:space="0"/>
-            <w:insideH w:val="single" w:color="000000" w:sz="4" w:space="0"/>
-            <w:insideV w:val="single" w:color="000000" w:sz="4" w:space="0"/>
+            <w:top w:val="single" w:sz="4" w:space="0" w:color="000000"/>
+            <w:left w:val="single" w:sz="4" w:space="0" w:color="000000"/>
+            <w:bottom w:val="single" w:sz="4" w:space="0" w:color="000000"/>
+            <w:right w:val="single" w:sz="4" w:space="0" w:color="000000"/>
+            <w:insideH w:val="single" w:sz="4" w:space="0" w:color="000000"/>
+            <w:insideV w:val="single" w:sz="4" w:space="0" w:color="000000"/>
           </w:tblBorders>
+          <w:tblLayout w:type="fixed"/>
           <w:tblCellMar>
             <w:top w:w="0" w:type="dxa"/>
             <w:left w:w="0" w:type="dxa"/>
@@ -198,7 +202,7 @@
           </w:tblCellMar>
         </w:tblPrEx>
         <w:trPr>
-          <w:trHeight w:val="611" w:hRule="atLeast"/>
+          <w:trHeight w:val="611"/>
         </w:trPr>
         <w:tc>
           <w:tcPr>
@@ -206,7 +210,7 @@
           </w:tcPr>
           <w:p>
             <w:pPr>
-              <w:pStyle w:val="25"/>
+              <w:pStyle w:val="TableText"/>
               <w:spacing w:before="199" w:line="220" w:lineRule="auto"/>
               <w:ind w:left="225"/>
             </w:pPr>
@@ -225,13 +229,13 @@
           </w:tcPr>
           <w:p>
             <w:pPr>
-              <w:pStyle w:val="25"/>
+              <w:pStyle w:val="TableText"/>
               <w:spacing w:before="200" w:line="218" w:lineRule="auto"/>
               <w:ind w:left="108"/>
             </w:pPr>
             <w:r>
               <w:rPr>
-                <w:rFonts w:hint="eastAsia" w:eastAsia="宋体"/>
+                <w:rFonts w:eastAsia="宋体" w:hint="eastAsia"/>
                 <w:spacing w:val="-1"/>
                 <w:lang w:val="en-US" w:eastAsia="zh-CN"/>
               </w:rPr>
@@ -249,11 +253,11 @@
               <w:rPr>
                 <w:spacing w:val="-1"/>
               </w:rPr>
-              <w:t>（GSGB-ITSS-</w:t>
-            </w:r>
-            <w:r>
-              <w:rPr>
-                <w:rFonts w:hint="eastAsia" w:eastAsia="宋体"/>
+              <w:t>（ZDFJT-ITSS-</w:t>
+            </w:r>
+            <w:r>
+              <w:rPr>
+                <w:rFonts w:eastAsia="宋体" w:hint="eastAsia"/>
                 <w:spacing w:val="-1"/>
                 <w:lang w:val="en-US" w:eastAsia="zh-CN"/>
               </w:rPr>
@@ -278,14 +282,9 @@
       </w:tr>
       <w:tr>
         <w:tblPrEx>
-          <w:tblBorders>
-            <w:top w:val="single" w:color="000000" w:sz="4" w:space="0"/>
-            <w:left w:val="single" w:color="000000" w:sz="4" w:space="0"/>
-            <w:bottom w:val="single" w:color="000000" w:sz="4" w:space="0"/>
-            <w:right w:val="single" w:color="000000" w:sz="4" w:space="0"/>
-            <w:insideH w:val="single" w:color="000000" w:sz="4" w:space="0"/>
-            <w:insideV w:val="single" w:color="000000" w:sz="4" w:space="0"/>
-          </w:tblBorders>
+          <w:tblW w:w="9071" w:type="dxa"/>
+          <w:tblInd w:w="5" w:type="dxa"/>
+          <w:tblLayout w:type="fixed"/>
           <w:tblCellMar>
             <w:top w:w="0" w:type="dxa"/>
             <w:left w:w="0" w:type="dxa"/>
@@ -294,7 +293,7 @@
           </w:tblCellMar>
         </w:tblPrEx>
         <w:trPr>
-          <w:trHeight w:val="606" w:hRule="atLeast"/>
+          <w:trHeight w:val="606"/>
         </w:trPr>
         <w:tc>
           <w:tcPr>
@@ -302,7 +301,7 @@
           </w:tcPr>
           <w:p>
             <w:pPr>
-              <w:pStyle w:val="25"/>
+              <w:pStyle w:val="TableText"/>
               <w:spacing w:before="196" w:line="220" w:lineRule="auto"/>
               <w:ind w:left="435"/>
             </w:pPr>
@@ -321,7 +320,7 @@
           </w:tcPr>
           <w:p>
             <w:pPr>
-              <w:pStyle w:val="25"/>
+              <w:pStyle w:val="TableText"/>
               <w:spacing w:before="197" w:line="219" w:lineRule="auto"/>
               <w:ind w:left="108"/>
             </w:pPr>
@@ -329,21 +328,16 @@
               <w:rPr>
                 <w:spacing w:val="-1"/>
               </w:rPr>
-              <w:t>甘肃国邦信息科技有限公司</w:t>
+              <w:t>中达丰集团有限公司</w:t>
             </w:r>
           </w:p>
         </w:tc>
       </w:tr>
       <w:tr>
         <w:tblPrEx>
-          <w:tblBorders>
-            <w:top w:val="single" w:color="000000" w:sz="4" w:space="0"/>
-            <w:left w:val="single" w:color="000000" w:sz="4" w:space="0"/>
-            <w:bottom w:val="single" w:color="000000" w:sz="4" w:space="0"/>
-            <w:right w:val="single" w:color="000000" w:sz="4" w:space="0"/>
-            <w:insideH w:val="single" w:color="000000" w:sz="4" w:space="0"/>
-            <w:insideV w:val="single" w:color="000000" w:sz="4" w:space="0"/>
-          </w:tblBorders>
+          <w:tblW w:w="9071" w:type="dxa"/>
+          <w:tblInd w:w="5" w:type="dxa"/>
+          <w:tblLayout w:type="fixed"/>
           <w:tblCellMar>
             <w:top w:w="0" w:type="dxa"/>
             <w:left w:w="0" w:type="dxa"/>
@@ -352,7 +346,7 @@
           </w:tblCellMar>
         </w:tblPrEx>
         <w:trPr>
-          <w:trHeight w:val="607" w:hRule="atLeast"/>
+          <w:trHeight w:val="607"/>
         </w:trPr>
         <w:tc>
           <w:tcPr>
@@ -360,7 +354,7 @@
           </w:tcPr>
           <w:p>
             <w:pPr>
-              <w:pStyle w:val="25"/>
+              <w:pStyle w:val="TableText"/>
               <w:spacing w:before="199" w:line="219" w:lineRule="auto"/>
               <w:ind w:left="435"/>
             </w:pPr>
@@ -378,7 +372,7 @@
           </w:tcPr>
           <w:p>
             <w:pPr>
-              <w:pStyle w:val="25"/>
+              <w:pStyle w:val="TableText"/>
               <w:spacing w:before="199" w:line="219" w:lineRule="auto"/>
               <w:ind w:left="359"/>
             </w:pPr>
@@ -396,7 +390,7 @@
           </w:tcPr>
           <w:p>
             <w:pPr>
-              <w:pStyle w:val="25"/>
+              <w:pStyle w:val="TableText"/>
               <w:spacing w:before="199" w:line="219" w:lineRule="auto"/>
               <w:ind w:left="735"/>
             </w:pPr>
@@ -414,7 +408,7 @@
           </w:tcPr>
           <w:p>
             <w:pPr>
-              <w:pStyle w:val="25"/>
+              <w:pStyle w:val="TableText"/>
               <w:spacing w:before="199" w:line="220" w:lineRule="auto"/>
               <w:ind w:left="575"/>
             </w:pPr>
@@ -432,7 +426,7 @@
           </w:tcPr>
           <w:p>
             <w:pPr>
-              <w:pStyle w:val="25"/>
+              <w:pStyle w:val="TableText"/>
               <w:spacing w:before="199" w:line="220" w:lineRule="auto"/>
               <w:ind w:left="782"/>
             </w:pPr>
@@ -447,14 +441,9 @@
       </w:tr>
       <w:tr>
         <w:tblPrEx>
-          <w:tblBorders>
-            <w:top w:val="single" w:color="000000" w:sz="4" w:space="0"/>
-            <w:left w:val="single" w:color="000000" w:sz="4" w:space="0"/>
-            <w:bottom w:val="single" w:color="000000" w:sz="4" w:space="0"/>
-            <w:right w:val="single" w:color="000000" w:sz="4" w:space="0"/>
-            <w:insideH w:val="single" w:color="000000" w:sz="4" w:space="0"/>
-            <w:insideV w:val="single" w:color="000000" w:sz="4" w:space="0"/>
-          </w:tblBorders>
+          <w:tblW w:w="9071" w:type="dxa"/>
+          <w:tblInd w:w="5" w:type="dxa"/>
+          <w:tblLayout w:type="fixed"/>
           <w:tblCellMar>
             <w:top w:w="0" w:type="dxa"/>
             <w:left w:w="0" w:type="dxa"/>
@@ -463,7 +452,7 @@
           </w:tblCellMar>
         </w:tblPrEx>
         <w:trPr>
-          <w:trHeight w:val="474" w:hRule="atLeast"/>
+          <w:trHeight w:val="474"/>
         </w:trPr>
         <w:tc>
           <w:tcPr>
@@ -471,7 +460,7 @@
           </w:tcPr>
           <w:p>
             <w:pPr>
-              <w:pStyle w:val="25"/>
+              <w:pStyle w:val="TableText"/>
               <w:spacing w:before="163" w:line="239" w:lineRule="auto"/>
               <w:ind w:left="638"/>
             </w:pPr>
@@ -489,11 +478,11 @@
           </w:tcPr>
           <w:p>
             <w:pPr>
-              <w:pStyle w:val="25"/>
+              <w:pStyle w:val="TableText"/>
               <w:spacing w:before="163"/>
               <w:ind w:left="361"/>
               <w:rPr>
-                <w:rFonts w:hint="default" w:eastAsia="宋体"/>
+                <w:rFonts w:eastAsia="宋体" w:hint="default"/>
                 <w:lang w:val="en-US" w:eastAsia="zh-CN"/>
               </w:rPr>
             </w:pPr>
@@ -505,7 +494,7 @@
             </w:r>
             <w:r>
               <w:rPr>
-                <w:rFonts w:hint="eastAsia" w:eastAsia="宋体"/>
+                <w:rFonts w:eastAsia="宋体" w:hint="eastAsia"/>
                 <w:spacing w:val="-2"/>
                 <w:lang w:val="en-US" w:eastAsia="zh-CN"/>
               </w:rPr>
@@ -547,7 +536,7 @@
           </w:tcPr>
           <w:p>
             <w:pPr>
-              <w:pStyle w:val="25"/>
+              <w:pStyle w:val="TableText"/>
               <w:spacing w:before="133" w:line="219" w:lineRule="auto"/>
               <w:ind w:left="738"/>
             </w:pPr>
@@ -565,20 +554,20 @@
           </w:tcPr>
           <w:p>
             <w:pPr>
-              <w:pStyle w:val="25"/>
+              <w:pStyle w:val="TableText"/>
               <w:spacing w:before="134" w:line="220" w:lineRule="auto"/>
               <w:ind w:left="480"/>
               <w:rPr>
-                <w:rFonts w:hint="eastAsia" w:eastAsia="宋体"/>
-                <w:lang w:val="en-US" w:eastAsia="zh-CN"/>
-              </w:rPr>
-            </w:pPr>
-            <w:r>
-              <w:rPr>
-                <w:rFonts w:hint="eastAsia" w:eastAsia="宋体"/>
-                <w:lang w:val="en-US" w:eastAsia="zh-CN"/>
-              </w:rPr>
-              <w:t>胡葛鹏宇</w:t>
+                <w:rFonts w:eastAsia="宋体" w:hint="eastAsia"/>
+                <w:lang w:val="en-US" w:eastAsia="zh-CN"/>
+              </w:rPr>
+            </w:pPr>
+            <w:r>
+              <w:rPr>
+                <w:rFonts w:eastAsia="宋体" w:hint="eastAsia"/>
+                <w:lang w:val="en-US" w:eastAsia="zh-CN"/>
+              </w:rPr>
+              <w:t>肖龙莽</w:t>
             </w:r>
           </w:p>
         </w:tc>
@@ -588,7 +577,7 @@
           </w:tcPr>
           <w:p>
             <w:pPr>
-              <w:pStyle w:val="25"/>
+              <w:pStyle w:val="TableText"/>
               <w:spacing w:before="133" w:line="220" w:lineRule="auto"/>
               <w:ind w:left="672"/>
             </w:pPr>
@@ -596,21 +585,16 @@
               <w:rPr>
                 <w:spacing w:val="-3"/>
               </w:rPr>
-              <w:t>黄益溪</w:t>
+              <w:t>吴向阳</w:t>
             </w:r>
           </w:p>
         </w:tc>
       </w:tr>
       <w:tr>
         <w:tblPrEx>
-          <w:tblBorders>
-            <w:top w:val="single" w:color="000000" w:sz="4" w:space="0"/>
-            <w:left w:val="single" w:color="000000" w:sz="4" w:space="0"/>
-            <w:bottom w:val="single" w:color="000000" w:sz="4" w:space="0"/>
-            <w:right w:val="single" w:color="000000" w:sz="4" w:space="0"/>
-            <w:insideH w:val="single" w:color="000000" w:sz="4" w:space="0"/>
-            <w:insideV w:val="single" w:color="000000" w:sz="4" w:space="0"/>
-          </w:tblBorders>
+          <w:tblW w:w="9071" w:type="dxa"/>
+          <w:tblInd w:w="5" w:type="dxa"/>
+          <w:tblLayout w:type="fixed"/>
           <w:tblCellMar>
             <w:top w:w="0" w:type="dxa"/>
             <w:left w:w="0" w:type="dxa"/>
@@ -619,7 +603,7 @@
           </w:tblCellMar>
         </w:tblPrEx>
         <w:trPr>
-          <w:trHeight w:val="474" w:hRule="atLeast"/>
+          <w:trHeight w:val="474"/>
         </w:trPr>
         <w:tc>
           <w:tcPr>
@@ -627,7 +611,7 @@
           </w:tcPr>
           <w:p>
             <w:pPr>
-              <w:pStyle w:val="25"/>
+              <w:pStyle w:val="TableText"/>
               <w:spacing w:before="164" w:line="239" w:lineRule="auto"/>
               <w:ind w:left="638"/>
             </w:pPr>
@@ -639,7 +623,7 @@
           </w:tcPr>
           <w:p>
             <w:pPr>
-              <w:pStyle w:val="25"/>
+              <w:pStyle w:val="TableText"/>
               <w:spacing w:before="164"/>
               <w:ind w:left="361"/>
             </w:pPr>
@@ -651,7 +635,7 @@
           </w:tcPr>
           <w:p>
             <w:pPr>
-              <w:pStyle w:val="25"/>
+              <w:pStyle w:val="TableText"/>
               <w:spacing w:before="134" w:line="219" w:lineRule="auto"/>
               <w:ind w:left="737"/>
             </w:pPr>
@@ -663,7 +647,7 @@
           </w:tcPr>
           <w:p>
             <w:pPr>
-              <w:pStyle w:val="25"/>
+              <w:pStyle w:val="TableText"/>
               <w:spacing w:before="135" w:line="220" w:lineRule="auto"/>
               <w:ind w:left="480"/>
             </w:pPr>
@@ -675,7 +659,7 @@
           </w:tcPr>
           <w:p>
             <w:pPr>
-              <w:pStyle w:val="25"/>
+              <w:pStyle w:val="TableText"/>
               <w:spacing w:before="134" w:line="220" w:lineRule="auto"/>
               <w:ind w:left="672"/>
             </w:pPr>
@@ -684,14 +668,9 @@
       </w:tr>
       <w:tr>
         <w:tblPrEx>
-          <w:tblBorders>
-            <w:top w:val="single" w:color="000000" w:sz="4" w:space="0"/>
-            <w:left w:val="single" w:color="000000" w:sz="4" w:space="0"/>
-            <w:bottom w:val="single" w:color="000000" w:sz="4" w:space="0"/>
-            <w:right w:val="single" w:color="000000" w:sz="4" w:space="0"/>
-            <w:insideH w:val="single" w:color="000000" w:sz="4" w:space="0"/>
-            <w:insideV w:val="single" w:color="000000" w:sz="4" w:space="0"/>
-          </w:tblBorders>
+          <w:tblW w:w="9071" w:type="dxa"/>
+          <w:tblInd w:w="5" w:type="dxa"/>
+          <w:tblLayout w:type="fixed"/>
           <w:tblCellMar>
             <w:top w:w="0" w:type="dxa"/>
             <w:left w:w="0" w:type="dxa"/>
@@ -700,7 +679,7 @@
           </w:tblCellMar>
         </w:tblPrEx>
         <w:trPr>
-          <w:trHeight w:val="474" w:hRule="atLeast"/>
+          <w:trHeight w:val="474"/>
         </w:trPr>
         <w:tc>
           <w:tcPr>
@@ -708,7 +687,7 @@
           </w:tcPr>
           <w:p>
             <w:pPr>
-              <w:pStyle w:val="25"/>
+              <w:pStyle w:val="TableText"/>
               <w:spacing w:before="165" w:line="239" w:lineRule="auto"/>
               <w:ind w:left="638"/>
             </w:pPr>
@@ -720,7 +699,7 @@
           </w:tcPr>
           <w:p>
             <w:pPr>
-              <w:pStyle w:val="25"/>
+              <w:pStyle w:val="TableText"/>
               <w:spacing w:before="165"/>
               <w:ind w:left="361"/>
             </w:pPr>
@@ -732,7 +711,7 @@
           </w:tcPr>
           <w:p>
             <w:pPr>
-              <w:pStyle w:val="25"/>
+              <w:pStyle w:val="TableText"/>
               <w:spacing w:before="135" w:line="219" w:lineRule="auto"/>
               <w:ind w:left="737"/>
             </w:pPr>
@@ -744,7 +723,7 @@
           </w:tcPr>
           <w:p>
             <w:pPr>
-              <w:pStyle w:val="25"/>
+              <w:pStyle w:val="TableText"/>
               <w:spacing w:before="136" w:line="220" w:lineRule="auto"/>
               <w:ind w:left="480"/>
             </w:pPr>
@@ -756,7 +735,7 @@
           </w:tcPr>
           <w:p>
             <w:pPr>
-              <w:pStyle w:val="25"/>
+              <w:pStyle w:val="TableText"/>
               <w:spacing w:before="135" w:line="220" w:lineRule="auto"/>
               <w:ind w:left="672"/>
             </w:pPr>
@@ -765,14 +744,9 @@
       </w:tr>
       <w:tr>
         <w:tblPrEx>
-          <w:tblBorders>
-            <w:top w:val="single" w:color="000000" w:sz="4" w:space="0"/>
-            <w:left w:val="single" w:color="000000" w:sz="4" w:space="0"/>
-            <w:bottom w:val="single" w:color="000000" w:sz="4" w:space="0"/>
-            <w:right w:val="single" w:color="000000" w:sz="4" w:space="0"/>
-            <w:insideH w:val="single" w:color="000000" w:sz="4" w:space="0"/>
-            <w:insideV w:val="single" w:color="000000" w:sz="4" w:space="0"/>
-          </w:tblBorders>
+          <w:tblW w:w="9071" w:type="dxa"/>
+          <w:tblInd w:w="5" w:type="dxa"/>
+          <w:tblLayout w:type="fixed"/>
           <w:tblCellMar>
             <w:top w:w="0" w:type="dxa"/>
             <w:left w:w="0" w:type="dxa"/>
@@ -781,7 +755,7 @@
           </w:tblCellMar>
         </w:tblPrEx>
         <w:trPr>
-          <w:trHeight w:val="474" w:hRule="atLeast"/>
+          <w:trHeight w:val="474"/>
         </w:trPr>
         <w:tc>
           <w:tcPr>
@@ -789,7 +763,7 @@
           </w:tcPr>
           <w:p>
             <w:pPr>
-              <w:pStyle w:val="25"/>
+              <w:pStyle w:val="TableText"/>
               <w:spacing w:before="166" w:line="239" w:lineRule="auto"/>
               <w:ind w:left="638"/>
             </w:pPr>
@@ -801,7 +775,7 @@
           </w:tcPr>
           <w:p>
             <w:pPr>
-              <w:pStyle w:val="25"/>
+              <w:pStyle w:val="TableText"/>
               <w:spacing w:before="166"/>
               <w:ind w:left="361"/>
             </w:pPr>
@@ -813,7 +787,7 @@
           </w:tcPr>
           <w:p>
             <w:pPr>
-              <w:pStyle w:val="25"/>
+              <w:pStyle w:val="TableText"/>
               <w:spacing w:before="136" w:line="219" w:lineRule="auto"/>
               <w:ind w:left="737"/>
             </w:pPr>
@@ -825,7 +799,7 @@
           </w:tcPr>
           <w:p>
             <w:pPr>
-              <w:pStyle w:val="25"/>
+              <w:pStyle w:val="TableText"/>
               <w:spacing w:before="137" w:line="220" w:lineRule="auto"/>
               <w:ind w:left="480"/>
             </w:pPr>
@@ -837,7 +811,7 @@
           </w:tcPr>
           <w:p>
             <w:pPr>
-              <w:pStyle w:val="25"/>
+              <w:pStyle w:val="TableText"/>
               <w:spacing w:before="136" w:line="220" w:lineRule="auto"/>
               <w:ind w:left="672"/>
             </w:pPr>
@@ -846,14 +820,9 @@
       </w:tr>
       <w:tr>
         <w:tblPrEx>
-          <w:tblBorders>
-            <w:top w:val="single" w:color="000000" w:sz="4" w:space="0"/>
-            <w:left w:val="single" w:color="000000" w:sz="4" w:space="0"/>
-            <w:bottom w:val="single" w:color="000000" w:sz="4" w:space="0"/>
-            <w:right w:val="single" w:color="000000" w:sz="4" w:space="0"/>
-            <w:insideH w:val="single" w:color="000000" w:sz="4" w:space="0"/>
-            <w:insideV w:val="single" w:color="000000" w:sz="4" w:space="0"/>
-          </w:tblBorders>
+          <w:tblW w:w="9071" w:type="dxa"/>
+          <w:tblInd w:w="5" w:type="dxa"/>
+          <w:tblLayout w:type="fixed"/>
           <w:tblCellMar>
             <w:top w:w="0" w:type="dxa"/>
             <w:left w:w="0" w:type="dxa"/>
@@ -862,7 +831,7 @@
           </w:tblCellMar>
         </w:tblPrEx>
         <w:trPr>
-          <w:trHeight w:val="589" w:hRule="atLeast"/>
+          <w:trHeight w:val="589"/>
         </w:trPr>
         <w:tc>
           <w:tcPr>
@@ -939,7 +908,7 @@
     <w:sdt>
       <w:sdtPr>
         <w:rPr>
-          <w:rFonts w:ascii="宋体" w:hAnsi="宋体" w:eastAsia="宋体" w:cs="Arial"/>
+          <w:rFonts w:ascii="宋体" w:eastAsia="宋体" w:hAnsi="宋体" w:cs="Arial"/>
           <w:snapToGrid w:val="0"/>
           <w:color w:val="000000"/>
           <w:kern w:val="0"/>
@@ -948,7 +917,6 @@
           <w:lang w:val="en-US" w:eastAsia="en-US" w:bidi="ar-SA"/>
         </w:rPr>
         <w:id w:val="147473573"/>
-        <w15:color w:val="DBDBDB"/>
         <w:docPartObj>
           <w:docPartGallery w:val="Table of Contents"/>
           <w:docPartUnique/>
@@ -956,7 +924,7 @@
       </w:sdtPr>
       <w:sdtEndPr>
         <w:rPr>
-          <w:rFonts w:ascii="Arial" w:hAnsi="Arial" w:eastAsia="宋体" w:cs="Arial"/>
+          <w:rFonts w:ascii="Arial" w:eastAsia="宋体" w:hAnsi="Arial" w:cs="Arial"/>
           <w:snapToGrid w:val="0"/>
           <w:color w:val="000000"/>
           <w:kern w:val="0"/>
@@ -969,12 +937,12 @@
         <w:p>
           <w:pPr>
             <w:spacing w:before="0" w:beforeLines="0" w:after="0" w:afterLines="0" w:line="240" w:lineRule="auto"/>
-            <w:ind w:left="0" w:leftChars="0" w:right="0" w:rightChars="0" w:firstLine="0" w:firstLineChars="0"/>
+            <w:ind w:left="0" w:right="0" w:firstLine="0" w:leftChars="0" w:rightChars="0" w:firstLineChars="0"/>
             <w:jc w:val="center"/>
           </w:pPr>
           <w:r>
             <w:rPr>
-              <w:rFonts w:ascii="宋体" w:hAnsi="宋体" w:eastAsia="宋体"/>
+              <w:rFonts w:ascii="宋体" w:eastAsia="宋体" w:hAnsi="宋体"/>
               <w:sz w:val="21"/>
             </w:rPr>
             <w:t>目录</w:t>
@@ -982,7 +950,7 @@
         </w:p>
         <w:p>
           <w:pPr>
-            <w:pStyle w:val="16"/>
+            <w:pStyle w:val="TOC1"/>
             <w:tabs>
               <w:tab w:val="right" w:leader="dot" w:pos="9743"/>
             </w:tabs>
@@ -1045,7 +1013,7 @@
         </w:p>
         <w:p>
           <w:pPr>
-            <w:pStyle w:val="16"/>
+            <w:pStyle w:val="TOC1"/>
             <w:tabs>
               <w:tab w:val="right" w:leader="dot" w:pos="9743"/>
             </w:tabs>
@@ -1060,7 +1028,7 @@
             <w:fldChar w:fldCharType="separate"/>
           </w:r>
           <w:r>
-            <w:t>甘肃国邦信息科技有限公司</w:t>
+            <w:t>中达丰集团有限公司</w:t>
           </w:r>
           <w:r>
             <w:tab/>
@@ -1086,7 +1054,7 @@
         </w:p>
         <w:p>
           <w:pPr>
-            <w:pStyle w:val="16"/>
+            <w:pStyle w:val="TOC1"/>
             <w:tabs>
               <w:tab w:val="right" w:leader="dot" w:pos="9743"/>
             </w:tabs>
@@ -1102,7 +1070,7 @@
           </w:r>
           <w:r>
             <w:rPr>
-              <w:rFonts w:ascii="宋体" w:hAnsi="宋体" w:eastAsia="宋体" w:cs="宋体"/>
+              <w:rFonts w:ascii="宋体" w:eastAsia="宋体" w:hAnsi="宋体" w:cs="宋体"/>
               <w:spacing w:val="-2"/>
               <w:szCs w:val="21"/>
             </w:rPr>
@@ -1132,7 +1100,7 @@
         </w:p>
         <w:p>
           <w:pPr>
-            <w:pStyle w:val="16"/>
+            <w:pStyle w:val="TOC1"/>
             <w:tabs>
               <w:tab w:val="right" w:leader="dot" w:pos="9743"/>
             </w:tabs>
@@ -1182,7 +1150,7 @@
         </w:p>
         <w:p>
           <w:pPr>
-            <w:pStyle w:val="16"/>
+            <w:pStyle w:val="TOC1"/>
             <w:tabs>
               <w:tab w:val="right" w:leader="dot" w:pos="9743"/>
             </w:tabs>
@@ -1232,7 +1200,7 @@
         </w:p>
         <w:p>
           <w:pPr>
-            <w:pStyle w:val="17"/>
+            <w:pStyle w:val="TOC2"/>
             <w:tabs>
               <w:tab w:val="right" w:leader="dot" w:pos="9743"/>
             </w:tabs>
@@ -1282,7 +1250,7 @@
         </w:p>
         <w:p>
           <w:pPr>
-            <w:pStyle w:val="17"/>
+            <w:pStyle w:val="TOC2"/>
             <w:tabs>
               <w:tab w:val="right" w:leader="dot" w:pos="9743"/>
             </w:tabs>
@@ -1332,7 +1300,7 @@
         </w:p>
         <w:p>
           <w:pPr>
-            <w:pStyle w:val="16"/>
+            <w:pStyle w:val="TOC1"/>
             <w:tabs>
               <w:tab w:val="right" w:leader="dot" w:pos="9743"/>
             </w:tabs>
@@ -1382,7 +1350,7 @@
         </w:p>
         <w:p>
           <w:pPr>
-            <w:pStyle w:val="16"/>
+            <w:pStyle w:val="TOC1"/>
             <w:tabs>
               <w:tab w:val="right" w:leader="dot" w:pos="9743"/>
             </w:tabs>
@@ -1432,7 +1400,7 @@
         </w:p>
         <w:p>
           <w:pPr>
-            <w:pStyle w:val="16"/>
+            <w:pStyle w:val="TOC1"/>
             <w:tabs>
               <w:tab w:val="right" w:leader="dot" w:pos="9743"/>
             </w:tabs>
@@ -1490,7 +1458,7 @@
     <w:p>
       <w:r>
         <w:rPr>
-          <w:rFonts w:ascii="Arial" w:hAnsi="Arial" w:eastAsia="宋体" w:cs="Arial"/>
+          <w:rFonts w:ascii="Arial" w:eastAsia="宋体" w:hAnsi="Arial" w:cs="Arial"/>
           <w:snapToGrid w:val="0"/>
           <w:color w:val="000000"/>
           <w:kern w:val="0"/>
@@ -1503,7 +1471,7 @@
     </w:p>
     <w:p>
       <w:pPr>
-        <w:pStyle w:val="28"/>
+        <w:pStyle w:val="1"/>
         <w:bidi w:val="0"/>
         <w:rPr>
           <w:rFonts w:hint="eastAsia"/>
@@ -1520,16 +1488,16 @@
     </w:p>
     <w:tbl>
       <w:tblPr>
-        <w:tblStyle w:val="20"/>
+        <w:tblStyle w:val="TableNormal"/>
         <w:tblW w:w="0" w:type="auto"/>
         <w:tblInd w:w="0" w:type="dxa"/>
         <w:tblBorders>
-          <w:top w:val="single" w:color="auto" w:sz="4" w:space="0"/>
-          <w:left w:val="single" w:color="auto" w:sz="4" w:space="0"/>
-          <w:bottom w:val="single" w:color="auto" w:sz="4" w:space="0"/>
-          <w:right w:val="single" w:color="auto" w:sz="4" w:space="0"/>
-          <w:insideH w:val="single" w:color="auto" w:sz="4" w:space="0"/>
-          <w:insideV w:val="single" w:color="auto" w:sz="4" w:space="0"/>
+          <w:top w:val="single" w:sz="4" w:space="0" w:color="auto"/>
+          <w:left w:val="single" w:sz="4" w:space="0" w:color="auto"/>
+          <w:bottom w:val="single" w:sz="4" w:space="0" w:color="auto"/>
+          <w:right w:val="single" w:sz="4" w:space="0" w:color="auto"/>
+          <w:insideH w:val="single" w:sz="4" w:space="0" w:color="auto"/>
+          <w:insideV w:val="single" w:sz="4" w:space="0" w:color="auto"/>
         </w:tblBorders>
         <w:shd w:val="clear" w:color="auto" w:fill="auto"/>
         <w:tblLayout w:type="fixed"/>
@@ -1549,15 +1517,18 @@
       </w:tblGrid>
       <w:tr>
         <w:tblPrEx>
+          <w:tblW w:w="0" w:type="auto"/>
+          <w:tblInd w:w="0" w:type="dxa"/>
           <w:tblBorders>
-            <w:top w:val="single" w:color="auto" w:sz="4" w:space="0"/>
-            <w:left w:val="single" w:color="auto" w:sz="4" w:space="0"/>
-            <w:bottom w:val="single" w:color="auto" w:sz="4" w:space="0"/>
-            <w:right w:val="single" w:color="auto" w:sz="4" w:space="0"/>
-            <w:insideH w:val="single" w:color="auto" w:sz="4" w:space="0"/>
-            <w:insideV w:val="single" w:color="auto" w:sz="4" w:space="0"/>
+            <w:top w:val="single" w:sz="4" w:space="0" w:color="auto"/>
+            <w:left w:val="single" w:sz="4" w:space="0" w:color="auto"/>
+            <w:bottom w:val="single" w:sz="4" w:space="0" w:color="auto"/>
+            <w:right w:val="single" w:sz="4" w:space="0" w:color="auto"/>
+            <w:insideH w:val="single" w:sz="4" w:space="0" w:color="auto"/>
+            <w:insideV w:val="single" w:sz="4" w:space="0" w:color="auto"/>
           </w:tblBorders>
           <w:shd w:val="clear" w:color="auto" w:fill="auto"/>
+          <w:tblLayout w:type="fixed"/>
           <w:tblCellMar>
             <w:top w:w="15" w:type="dxa"/>
             <w:left w:w="15" w:type="dxa"/>
@@ -1587,10 +1558,10 @@
               <w:widowControl/>
               <w:suppressLineNumbers w:val="0"/>
               <w:spacing w:line="300" w:lineRule="atLeast"/>
-              <w:ind w:left="0" w:leftChars="0" w:right="0" w:rightChars="0" w:firstLine="0" w:firstLineChars="0"/>
+              <w:ind w:left="0" w:right="0" w:firstLine="0" w:leftChars="0" w:rightChars="0" w:firstLineChars="0"/>
               <w:jc w:val="center"/>
               <w:rPr>
-                <w:rFonts w:ascii="Segoe UI" w:hAnsi="Segoe UI" w:eastAsia="Segoe UI" w:cs="Segoe UI"/>
+                <w:rFonts w:ascii="Segoe UI" w:eastAsia="Segoe UI" w:hAnsi="Segoe UI" w:cs="Segoe UI"/>
                 <w:i w:val="0"/>
                 <w:iCs w:val="0"/>
                 <w:caps w:val="0"/>
@@ -1602,7 +1573,7 @@
             </w:pPr>
             <w:r>
               <w:rPr>
-                <w:rFonts w:hint="default" w:ascii="Segoe UI" w:hAnsi="Segoe UI" w:eastAsia="Segoe UI" w:cs="Segoe UI"/>
+                <w:rFonts w:ascii="Segoe UI" w:eastAsia="Segoe UI" w:hAnsi="Segoe UI" w:cs="Segoe UI" w:hint="default"/>
                 <w:i w:val="0"/>
                 <w:iCs w:val="0"/>
                 <w:caps w:val="0"/>
@@ -1612,7 +1583,7 @@
                 <w:kern w:val="0"/>
                 <w:sz w:val="18"/>
                 <w:szCs w:val="18"/>
-                <w:lang w:val="en-US" w:eastAsia="zh-CN" w:bidi="ar"/>
+                <w:lang w:val="en-US" w:eastAsia="zh-CN"/>
               </w:rPr>
               <w:t>指标项</w:t>
             </w:r>
@@ -1637,10 +1608,10 @@
               <w:widowControl/>
               <w:suppressLineNumbers w:val="0"/>
               <w:spacing w:line="300" w:lineRule="atLeast"/>
-              <w:ind w:left="0" w:leftChars="0" w:right="0" w:rightChars="0" w:firstLine="0" w:firstLineChars="0"/>
+              <w:ind w:left="0" w:right="0" w:firstLine="0" w:leftChars="0" w:rightChars="0" w:firstLineChars="0"/>
               <w:jc w:val="center"/>
               <w:rPr>
-                <w:rFonts w:hint="default" w:ascii="Segoe UI" w:hAnsi="Segoe UI" w:eastAsia="Segoe UI" w:cs="Segoe UI"/>
+                <w:rFonts w:ascii="Segoe UI" w:eastAsia="Segoe UI" w:hAnsi="Segoe UI" w:cs="Segoe UI" w:hint="default"/>
                 <w:i w:val="0"/>
                 <w:iCs w:val="0"/>
                 <w:caps w:val="0"/>
@@ -1652,7 +1623,7 @@
             </w:pPr>
             <w:r>
               <w:rPr>
-                <w:rFonts w:hint="default" w:ascii="Segoe UI" w:hAnsi="Segoe UI" w:eastAsia="Segoe UI" w:cs="Segoe UI"/>
+                <w:rFonts w:ascii="Segoe UI" w:eastAsia="Segoe UI" w:hAnsi="Segoe UI" w:cs="Segoe UI" w:hint="default"/>
                 <w:i w:val="0"/>
                 <w:iCs w:val="0"/>
                 <w:caps w:val="0"/>
@@ -1662,7 +1633,7 @@
                 <w:kern w:val="0"/>
                 <w:sz w:val="18"/>
                 <w:szCs w:val="18"/>
-                <w:lang w:val="en-US" w:eastAsia="zh-CN" w:bidi="ar"/>
+                <w:lang w:val="en-US" w:eastAsia="zh-CN"/>
               </w:rPr>
               <w:t>年度目标</w:t>
             </w:r>
@@ -1687,10 +1658,10 @@
               <w:widowControl/>
               <w:suppressLineNumbers w:val="0"/>
               <w:spacing w:line="300" w:lineRule="atLeast"/>
-              <w:ind w:left="0" w:leftChars="0" w:right="0" w:rightChars="0" w:firstLine="0" w:firstLineChars="0"/>
+              <w:ind w:left="0" w:right="0" w:firstLine="0" w:leftChars="0" w:rightChars="0" w:firstLineChars="0"/>
               <w:jc w:val="center"/>
               <w:rPr>
-                <w:rFonts w:hint="default" w:ascii="Segoe UI" w:hAnsi="Segoe UI" w:eastAsia="Segoe UI" w:cs="Segoe UI"/>
+                <w:rFonts w:ascii="Segoe UI" w:eastAsia="Segoe UI" w:hAnsi="Segoe UI" w:cs="Segoe UI" w:hint="default"/>
                 <w:i w:val="0"/>
                 <w:iCs w:val="0"/>
                 <w:caps w:val="0"/>
@@ -1702,7 +1673,7 @@
             </w:pPr>
             <w:r>
               <w:rPr>
-                <w:rFonts w:hint="default" w:ascii="Segoe UI" w:hAnsi="Segoe UI" w:eastAsia="Segoe UI" w:cs="Segoe UI"/>
+                <w:rFonts w:ascii="Segoe UI" w:eastAsia="Segoe UI" w:hAnsi="Segoe UI" w:cs="Segoe UI" w:hint="default"/>
                 <w:i w:val="0"/>
                 <w:iCs w:val="0"/>
                 <w:caps w:val="0"/>
@@ -1712,7 +1683,7 @@
                 <w:kern w:val="0"/>
                 <w:sz w:val="18"/>
                 <w:szCs w:val="18"/>
-                <w:lang w:val="en-US" w:eastAsia="zh-CN" w:bidi="ar"/>
+                <w:lang w:val="en-US" w:eastAsia="zh-CN"/>
               </w:rPr>
               <w:t>实际达成</w:t>
             </w:r>
@@ -1737,10 +1708,10 @@
               <w:widowControl/>
               <w:suppressLineNumbers w:val="0"/>
               <w:spacing w:line="300" w:lineRule="atLeast"/>
-              <w:ind w:left="0" w:leftChars="0" w:right="0" w:rightChars="0" w:firstLine="0" w:firstLineChars="0"/>
+              <w:ind w:left="0" w:right="0" w:firstLine="0" w:leftChars="0" w:rightChars="0" w:firstLineChars="0"/>
               <w:jc w:val="center"/>
               <w:rPr>
-                <w:rFonts w:hint="default" w:ascii="Segoe UI" w:hAnsi="Segoe UI" w:eastAsia="Segoe UI" w:cs="Segoe UI"/>
+                <w:rFonts w:ascii="Segoe UI" w:eastAsia="Segoe UI" w:hAnsi="Segoe UI" w:cs="Segoe UI" w:hint="default"/>
                 <w:i w:val="0"/>
                 <w:iCs w:val="0"/>
                 <w:caps w:val="0"/>
@@ -1752,7 +1723,7 @@
             </w:pPr>
             <w:r>
               <w:rPr>
-                <w:rFonts w:hint="default" w:ascii="Segoe UI" w:hAnsi="Segoe UI" w:eastAsia="Segoe UI" w:cs="Segoe UI"/>
+                <w:rFonts w:ascii="Segoe UI" w:eastAsia="Segoe UI" w:hAnsi="Segoe UI" w:cs="Segoe UI" w:hint="default"/>
                 <w:i w:val="0"/>
                 <w:iCs w:val="0"/>
                 <w:caps w:val="0"/>
@@ -1762,7 +1733,7 @@
                 <w:kern w:val="0"/>
                 <w:sz w:val="18"/>
                 <w:szCs w:val="18"/>
-                <w:lang w:val="en-US" w:eastAsia="zh-CN" w:bidi="ar"/>
+                <w:lang w:val="en-US" w:eastAsia="zh-CN"/>
               </w:rPr>
               <w:t>达成情况</w:t>
             </w:r>
@@ -1787,10 +1758,10 @@
               <w:widowControl/>
               <w:suppressLineNumbers w:val="0"/>
               <w:spacing w:line="300" w:lineRule="atLeast"/>
-              <w:ind w:left="0" w:leftChars="0" w:right="0" w:rightChars="0" w:firstLine="0" w:firstLineChars="0"/>
+              <w:ind w:left="0" w:right="0" w:firstLine="0" w:leftChars="0" w:rightChars="0" w:firstLineChars="0"/>
               <w:jc w:val="center"/>
               <w:rPr>
-                <w:rFonts w:hint="default" w:ascii="Segoe UI" w:hAnsi="Segoe UI" w:eastAsia="Segoe UI" w:cs="Segoe UI"/>
+                <w:rFonts w:ascii="Segoe UI" w:eastAsia="Segoe UI" w:hAnsi="Segoe UI" w:cs="Segoe UI" w:hint="default"/>
                 <w:i w:val="0"/>
                 <w:iCs w:val="0"/>
                 <w:caps w:val="0"/>
@@ -1802,7 +1773,7 @@
             </w:pPr>
             <w:r>
               <w:rPr>
-                <w:rFonts w:hint="default" w:ascii="Segoe UI" w:hAnsi="Segoe UI" w:eastAsia="Segoe UI" w:cs="Segoe UI"/>
+                <w:rFonts w:ascii="Segoe UI" w:eastAsia="Segoe UI" w:hAnsi="Segoe UI" w:cs="Segoe UI" w:hint="default"/>
                 <w:i w:val="0"/>
                 <w:iCs w:val="0"/>
                 <w:caps w:val="0"/>
@@ -1812,7 +1783,7 @@
                 <w:kern w:val="0"/>
                 <w:sz w:val="18"/>
                 <w:szCs w:val="18"/>
-                <w:lang w:val="en-US" w:eastAsia="zh-CN" w:bidi="ar"/>
+                <w:lang w:val="en-US" w:eastAsia="zh-CN"/>
               </w:rPr>
               <w:t>说明与关键举措</w:t>
             </w:r>
@@ -1821,15 +1792,10 @@
       </w:tr>
       <w:tr>
         <w:tblPrEx>
-          <w:tblBorders>
-            <w:top w:val="single" w:color="auto" w:sz="4" w:space="0"/>
-            <w:left w:val="single" w:color="auto" w:sz="4" w:space="0"/>
-            <w:bottom w:val="single" w:color="auto" w:sz="4" w:space="0"/>
-            <w:right w:val="single" w:color="auto" w:sz="4" w:space="0"/>
-            <w:insideH w:val="single" w:color="auto" w:sz="4" w:space="0"/>
-            <w:insideV w:val="single" w:color="auto" w:sz="4" w:space="0"/>
-          </w:tblBorders>
+          <w:tblW w:w="0" w:type="auto"/>
+          <w:tblInd w:w="0" w:type="dxa"/>
           <w:shd w:val="clear" w:color="auto" w:fill="auto"/>
+          <w:tblLayout w:type="fixed"/>
           <w:tblCellMar>
             <w:top w:w="15" w:type="dxa"/>
             <w:left w:w="15" w:type="dxa"/>
@@ -1858,7 +1824,7 @@
               <w:spacing w:line="300" w:lineRule="atLeast"/>
               <w:jc w:val="left"/>
               <w:rPr>
-                <w:rFonts w:hint="default" w:ascii="Segoe UI" w:hAnsi="Segoe UI" w:eastAsia="Segoe UI" w:cs="Segoe UI"/>
+                <w:rFonts w:ascii="Segoe UI" w:eastAsia="Segoe UI" w:hAnsi="Segoe UI" w:cs="Segoe UI" w:hint="default"/>
                 <w:i w:val="0"/>
                 <w:iCs w:val="0"/>
                 <w:caps w:val="0"/>
@@ -1868,12 +1834,12 @@
                 <w:kern w:val="0"/>
                 <w:sz w:val="18"/>
                 <w:szCs w:val="18"/>
-                <w:lang w:val="en-US" w:eastAsia="zh-CN" w:bidi="ar"/>
-              </w:rPr>
-            </w:pPr>
-            <w:r>
-              <w:rPr>
-                <w:rFonts w:hint="default" w:ascii="Segoe UI" w:hAnsi="Segoe UI" w:eastAsia="Segoe UI" w:cs="Segoe UI"/>
+                <w:lang w:val="en-US" w:eastAsia="zh-CN"/>
+              </w:rPr>
+            </w:pPr>
+            <w:r>
+              <w:rPr>
+                <w:rFonts w:ascii="Segoe UI" w:eastAsia="Segoe UI" w:hAnsi="Segoe UI" w:cs="Segoe UI" w:hint="default"/>
                 <w:i w:val="0"/>
                 <w:iCs w:val="0"/>
                 <w:caps w:val="0"/>
@@ -1883,7 +1849,7 @@
                 <w:kern w:val="0"/>
                 <w:sz w:val="18"/>
                 <w:szCs w:val="18"/>
-                <w:lang w:val="en-US" w:eastAsia="zh-CN" w:bidi="ar"/>
+                <w:lang w:val="en-US" w:eastAsia="zh-CN"/>
               </w:rPr>
               <w:t>系统可用性</w:t>
             </w:r>
@@ -1910,7 +1876,7 @@
               <w:spacing w:line="300" w:lineRule="atLeast"/>
               <w:jc w:val="left"/>
               <w:rPr>
-                <w:rFonts w:hint="default" w:ascii="Segoe UI" w:hAnsi="Segoe UI" w:eastAsia="Segoe UI" w:cs="Segoe UI"/>
+                <w:rFonts w:ascii="Segoe UI" w:eastAsia="Segoe UI" w:hAnsi="Segoe UI" w:cs="Segoe UI" w:hint="default"/>
                 <w:i w:val="0"/>
                 <w:iCs w:val="0"/>
                 <w:caps w:val="0"/>
@@ -1920,12 +1886,12 @@
                 <w:kern w:val="0"/>
                 <w:sz w:val="18"/>
                 <w:szCs w:val="18"/>
-                <w:lang w:val="en-US" w:eastAsia="zh-CN" w:bidi="ar"/>
-              </w:rPr>
-            </w:pPr>
-            <w:r>
-              <w:rPr>
-                <w:rFonts w:hint="default" w:ascii="Segoe UI" w:hAnsi="Segoe UI" w:eastAsia="Segoe UI" w:cs="Segoe UI"/>
+                <w:lang w:val="en-US" w:eastAsia="zh-CN"/>
+              </w:rPr>
+            </w:pPr>
+            <w:r>
+              <w:rPr>
+                <w:rFonts w:ascii="Segoe UI" w:eastAsia="Segoe UI" w:hAnsi="Segoe UI" w:cs="Segoe UI" w:hint="default"/>
                 <w:i w:val="0"/>
                 <w:iCs w:val="0"/>
                 <w:caps w:val="0"/>
@@ -1935,7 +1901,7 @@
                 <w:kern w:val="0"/>
                 <w:sz w:val="18"/>
                 <w:szCs w:val="18"/>
-                <w:lang w:val="en-US" w:eastAsia="zh-CN" w:bidi="ar"/>
+                <w:lang w:val="en-US" w:eastAsia="zh-CN"/>
               </w:rPr>
               <w:t>≥99%</w:t>
             </w:r>
@@ -1962,7 +1928,7 @@
               <w:spacing w:line="300" w:lineRule="atLeast"/>
               <w:jc w:val="left"/>
               <w:rPr>
-                <w:rFonts w:hint="default" w:ascii="Segoe UI" w:hAnsi="Segoe UI" w:eastAsia="Segoe UI" w:cs="Segoe UI"/>
+                <w:rFonts w:ascii="Segoe UI" w:eastAsia="Segoe UI" w:hAnsi="Segoe UI" w:cs="Segoe UI" w:hint="default"/>
                 <w:i w:val="0"/>
                 <w:iCs w:val="0"/>
                 <w:caps w:val="0"/>
@@ -1972,12 +1938,12 @@
                 <w:kern w:val="0"/>
                 <w:sz w:val="18"/>
                 <w:szCs w:val="18"/>
-                <w:lang w:val="en-US" w:eastAsia="zh-CN" w:bidi="ar"/>
-              </w:rPr>
-            </w:pPr>
-            <w:r>
-              <w:rPr>
-                <w:rFonts w:hint="default" w:ascii="Segoe UI" w:hAnsi="Segoe UI" w:eastAsia="Segoe UI" w:cs="Segoe UI"/>
+                <w:lang w:val="en-US" w:eastAsia="zh-CN"/>
+              </w:rPr>
+            </w:pPr>
+            <w:r>
+              <w:rPr>
+                <w:rFonts w:ascii="Segoe UI" w:eastAsia="Segoe UI" w:hAnsi="Segoe UI" w:cs="Segoe UI" w:hint="default"/>
                 <w:i w:val="0"/>
                 <w:iCs w:val="0"/>
                 <w:caps w:val="0"/>
@@ -1987,7 +1953,7 @@
                 <w:kern w:val="0"/>
                 <w:sz w:val="18"/>
                 <w:szCs w:val="18"/>
-                <w:lang w:val="en-US" w:eastAsia="zh-CN" w:bidi="ar"/>
+                <w:lang w:val="en-US" w:eastAsia="zh-CN"/>
               </w:rPr>
               <w:t>99.73%</w:t>
             </w:r>
@@ -2014,7 +1980,7 @@
               <w:spacing w:line="300" w:lineRule="atLeast"/>
               <w:jc w:val="left"/>
               <w:rPr>
-                <w:rFonts w:hint="default" w:ascii="Segoe UI" w:hAnsi="Segoe UI" w:eastAsia="Segoe UI" w:cs="Segoe UI"/>
+                <w:rFonts w:ascii="Segoe UI" w:eastAsia="Segoe UI" w:hAnsi="Segoe UI" w:cs="Segoe UI" w:hint="default"/>
                 <w:i w:val="0"/>
                 <w:iCs w:val="0"/>
                 <w:caps w:val="0"/>
@@ -2026,7 +1992,7 @@
             </w:pPr>
             <w:r>
               <w:rPr>
-                <w:rFonts w:hint="default" w:ascii="Segoe UI" w:hAnsi="Segoe UI" w:eastAsia="Segoe UI" w:cs="Segoe UI"/>
+                <w:rFonts w:ascii="Segoe UI" w:eastAsia="Segoe UI" w:hAnsi="Segoe UI" w:cs="Segoe UI" w:hint="default"/>
                 <w:i w:val="0"/>
                 <w:iCs w:val="0"/>
                 <w:caps w:val="0"/>
@@ -2036,7 +2002,7 @@
                 <w:kern w:val="0"/>
                 <w:sz w:val="18"/>
                 <w:szCs w:val="18"/>
-                <w:lang w:val="en-US" w:eastAsia="zh-CN" w:bidi="ar"/>
+                <w:lang w:val="en-US" w:eastAsia="zh-CN"/>
               </w:rPr>
               <w:t>✅ 超额达成</w:t>
             </w:r>
@@ -2063,7 +2029,7 @@
               <w:spacing w:line="300" w:lineRule="atLeast"/>
               <w:jc w:val="left"/>
               <w:rPr>
-                <w:rFonts w:hint="default" w:ascii="Segoe UI" w:hAnsi="Segoe UI" w:eastAsia="Segoe UI" w:cs="Segoe UI"/>
+                <w:rFonts w:ascii="Segoe UI" w:eastAsia="Segoe UI" w:hAnsi="Segoe UI" w:cs="Segoe UI" w:hint="default"/>
                 <w:i w:val="0"/>
                 <w:iCs w:val="0"/>
                 <w:caps w:val="0"/>
@@ -2075,7 +2041,7 @@
             </w:pPr>
             <w:r>
               <w:rPr>
-                <w:rFonts w:hint="default" w:ascii="Segoe UI" w:hAnsi="Segoe UI" w:eastAsia="Segoe UI" w:cs="Segoe UI"/>
+                <w:rFonts w:ascii="Segoe UI" w:eastAsia="Segoe UI" w:hAnsi="Segoe UI" w:cs="Segoe UI" w:hint="default"/>
                 <w:i w:val="0"/>
                 <w:iCs w:val="0"/>
                 <w:caps w:val="0"/>
@@ -2085,7 +2051,7 @@
                 <w:kern w:val="0"/>
                 <w:sz w:val="18"/>
                 <w:szCs w:val="18"/>
-                <w:lang w:val="en-US" w:eastAsia="zh-CN" w:bidi="ar"/>
+                <w:lang w:val="en-US" w:eastAsia="zh-CN"/>
               </w:rPr>
               <w:t>通过精细化监控、预防性维护与快速响应机制，将计划外服务不可用时间降至最低，全年累计约23.5小时，远低于行业同类系统水平。</w:t>
             </w:r>
@@ -2094,15 +2060,10 @@
       </w:tr>
       <w:tr>
         <w:tblPrEx>
-          <w:tblBorders>
-            <w:top w:val="single" w:color="auto" w:sz="4" w:space="0"/>
-            <w:left w:val="single" w:color="auto" w:sz="4" w:space="0"/>
-            <w:bottom w:val="single" w:color="auto" w:sz="4" w:space="0"/>
-            <w:right w:val="single" w:color="auto" w:sz="4" w:space="0"/>
-            <w:insideH w:val="single" w:color="auto" w:sz="4" w:space="0"/>
-            <w:insideV w:val="single" w:color="auto" w:sz="4" w:space="0"/>
-          </w:tblBorders>
+          <w:tblW w:w="0" w:type="auto"/>
+          <w:tblInd w:w="0" w:type="dxa"/>
           <w:shd w:val="clear" w:color="auto" w:fill="auto"/>
+          <w:tblLayout w:type="fixed"/>
           <w:tblCellMar>
             <w:top w:w="15" w:type="dxa"/>
             <w:left w:w="15" w:type="dxa"/>
@@ -2131,7 +2092,7 @@
               <w:spacing w:line="300" w:lineRule="atLeast"/>
               <w:jc w:val="left"/>
               <w:rPr>
-                <w:rFonts w:hint="default" w:ascii="Segoe UI" w:hAnsi="Segoe UI" w:eastAsia="Segoe UI" w:cs="Segoe UI"/>
+                <w:rFonts w:ascii="Segoe UI" w:eastAsia="Segoe UI" w:hAnsi="Segoe UI" w:cs="Segoe UI" w:hint="default"/>
                 <w:i w:val="0"/>
                 <w:iCs w:val="0"/>
                 <w:caps w:val="0"/>
@@ -2141,12 +2102,12 @@
                 <w:kern w:val="0"/>
                 <w:sz w:val="18"/>
                 <w:szCs w:val="18"/>
-                <w:lang w:val="en-US" w:eastAsia="zh-CN" w:bidi="ar"/>
-              </w:rPr>
-            </w:pPr>
-            <w:r>
-              <w:rPr>
-                <w:rFonts w:hint="default" w:ascii="Segoe UI" w:hAnsi="Segoe UI" w:eastAsia="Segoe UI" w:cs="Segoe UI"/>
+                <w:lang w:val="en-US" w:eastAsia="zh-CN"/>
+              </w:rPr>
+            </w:pPr>
+            <w:r>
+              <w:rPr>
+                <w:rFonts w:ascii="Segoe UI" w:eastAsia="Segoe UI" w:hAnsi="Segoe UI" w:cs="Segoe UI" w:hint="default"/>
                 <w:i w:val="0"/>
                 <w:iCs w:val="0"/>
                 <w:caps w:val="0"/>
@@ -2156,7 +2117,7 @@
                 <w:kern w:val="0"/>
                 <w:sz w:val="18"/>
                 <w:szCs w:val="18"/>
-                <w:lang w:val="en-US" w:eastAsia="zh-CN" w:bidi="ar"/>
+                <w:lang w:val="en-US" w:eastAsia="zh-CN"/>
               </w:rPr>
               <w:t>计划内停机</w:t>
             </w:r>
@@ -2183,7 +2144,7 @@
               <w:spacing w:line="300" w:lineRule="atLeast"/>
               <w:jc w:val="left"/>
               <w:rPr>
-                <w:rFonts w:hint="default" w:ascii="Segoe UI" w:hAnsi="Segoe UI" w:eastAsia="Segoe UI" w:cs="Segoe UI"/>
+                <w:rFonts w:ascii="Segoe UI" w:eastAsia="Segoe UI" w:hAnsi="Segoe UI" w:cs="Segoe UI" w:hint="default"/>
                 <w:i w:val="0"/>
                 <w:iCs w:val="0"/>
                 <w:caps w:val="0"/>
@@ -2193,12 +2154,12 @@
                 <w:kern w:val="0"/>
                 <w:sz w:val="18"/>
                 <w:szCs w:val="18"/>
-                <w:lang w:val="en-US" w:eastAsia="zh-CN" w:bidi="ar"/>
-              </w:rPr>
-            </w:pPr>
-            <w:r>
-              <w:rPr>
-                <w:rFonts w:hint="default" w:ascii="Segoe UI" w:hAnsi="Segoe UI" w:eastAsia="Segoe UI" w:cs="Segoe UI"/>
+                <w:lang w:val="en-US" w:eastAsia="zh-CN"/>
+              </w:rPr>
+            </w:pPr>
+            <w:r>
+              <w:rPr>
+                <w:rFonts w:ascii="Segoe UI" w:eastAsia="Segoe UI" w:hAnsi="Segoe UI" w:cs="Segoe UI" w:hint="default"/>
                 <w:i w:val="0"/>
                 <w:iCs w:val="0"/>
                 <w:caps w:val="0"/>
@@ -2208,7 +2169,7 @@
                 <w:kern w:val="0"/>
                 <w:sz w:val="18"/>
                 <w:szCs w:val="18"/>
-                <w:lang w:val="en-US" w:eastAsia="zh-CN" w:bidi="ar"/>
+                <w:lang w:val="en-US" w:eastAsia="zh-CN"/>
               </w:rPr>
               <w:t>≤12小时/次</w:t>
             </w:r>
@@ -2235,7 +2196,7 @@
               <w:spacing w:line="300" w:lineRule="atLeast"/>
               <w:jc w:val="left"/>
               <w:rPr>
-                <w:rFonts w:hint="default" w:ascii="Segoe UI" w:hAnsi="Segoe UI" w:eastAsia="Segoe UI" w:cs="Segoe UI"/>
+                <w:rFonts w:ascii="Segoe UI" w:eastAsia="Segoe UI" w:hAnsi="Segoe UI" w:cs="Segoe UI" w:hint="default"/>
                 <w:i w:val="0"/>
                 <w:iCs w:val="0"/>
                 <w:caps w:val="0"/>
@@ -2245,12 +2206,12 @@
                 <w:kern w:val="0"/>
                 <w:sz w:val="18"/>
                 <w:szCs w:val="18"/>
-                <w:lang w:val="en-US" w:eastAsia="zh-CN" w:bidi="ar"/>
-              </w:rPr>
-            </w:pPr>
-            <w:r>
-              <w:rPr>
-                <w:rFonts w:hint="default" w:ascii="Segoe UI" w:hAnsi="Segoe UI" w:eastAsia="Segoe UI" w:cs="Segoe UI"/>
+                <w:lang w:val="en-US" w:eastAsia="zh-CN"/>
+              </w:rPr>
+            </w:pPr>
+            <w:r>
+              <w:rPr>
+                <w:rFonts w:ascii="Segoe UI" w:eastAsia="Segoe UI" w:hAnsi="Segoe UI" w:cs="Segoe UI" w:hint="default"/>
                 <w:i w:val="0"/>
                 <w:iCs w:val="0"/>
                 <w:caps w:val="0"/>
@@ -2260,7 +2221,7 @@
                 <w:kern w:val="0"/>
                 <w:sz w:val="18"/>
                 <w:szCs w:val="18"/>
-                <w:lang w:val="en-US" w:eastAsia="zh-CN" w:bidi="ar"/>
+                <w:lang w:val="en-US" w:eastAsia="zh-CN"/>
               </w:rPr>
               <w:t>平均3.2小时/次</w:t>
             </w:r>
@@ -2287,7 +2248,7 @@
               <w:spacing w:line="300" w:lineRule="atLeast"/>
               <w:jc w:val="left"/>
               <w:rPr>
-                <w:rFonts w:hint="default" w:ascii="Segoe UI" w:hAnsi="Segoe UI" w:eastAsia="Segoe UI" w:cs="Segoe UI"/>
+                <w:rFonts w:ascii="Segoe UI" w:eastAsia="Segoe UI" w:hAnsi="Segoe UI" w:cs="Segoe UI" w:hint="default"/>
                 <w:i w:val="0"/>
                 <w:iCs w:val="0"/>
                 <w:caps w:val="0"/>
@@ -2299,7 +2260,7 @@
             </w:pPr>
             <w:r>
               <w:rPr>
-                <w:rFonts w:hint="default" w:ascii="Segoe UI" w:hAnsi="Segoe UI" w:eastAsia="Segoe UI" w:cs="Segoe UI"/>
+                <w:rFonts w:ascii="Segoe UI" w:eastAsia="Segoe UI" w:hAnsi="Segoe UI" w:cs="Segoe UI" w:hint="default"/>
                 <w:i w:val="0"/>
                 <w:iCs w:val="0"/>
                 <w:caps w:val="0"/>
@@ -2309,7 +2270,7 @@
                 <w:kern w:val="0"/>
                 <w:sz w:val="18"/>
                 <w:szCs w:val="18"/>
-                <w:lang w:val="en-US" w:eastAsia="zh-CN" w:bidi="ar"/>
+                <w:lang w:val="en-US" w:eastAsia="zh-CN"/>
               </w:rPr>
               <w:t>✅ 超额达成</w:t>
             </w:r>
@@ -2336,7 +2297,7 @@
               <w:spacing w:line="300" w:lineRule="atLeast"/>
               <w:jc w:val="left"/>
               <w:rPr>
-                <w:rFonts w:hint="default" w:ascii="Segoe UI" w:hAnsi="Segoe UI" w:eastAsia="Segoe UI" w:cs="Segoe UI"/>
+                <w:rFonts w:ascii="Segoe UI" w:eastAsia="Segoe UI" w:hAnsi="Segoe UI" w:cs="Segoe UI" w:hint="default"/>
                 <w:i w:val="0"/>
                 <w:iCs w:val="0"/>
                 <w:caps w:val="0"/>
@@ -2348,7 +2309,7 @@
             </w:pPr>
             <w:r>
               <w:rPr>
-                <w:rFonts w:hint="default" w:ascii="Segoe UI" w:hAnsi="Segoe UI" w:eastAsia="Segoe UI" w:cs="Segoe UI"/>
+                <w:rFonts w:ascii="Segoe UI" w:eastAsia="Segoe UI" w:hAnsi="Segoe UI" w:cs="Segoe UI" w:hint="default"/>
                 <w:i w:val="0"/>
                 <w:iCs w:val="0"/>
                 <w:caps w:val="0"/>
@@ -2358,7 +2319,7 @@
                 <w:kern w:val="0"/>
                 <w:sz w:val="18"/>
                 <w:szCs w:val="18"/>
-                <w:lang w:val="en-US" w:eastAsia="zh-CN" w:bidi="ar"/>
+                <w:lang w:val="en-US" w:eastAsia="zh-CN"/>
               </w:rPr>
               <w:t>严格执行变更管理流程，4次计划升级维护均安排在夜间业务低谷期（22:00-04:00）并提前公告，对日间业务零影响。</w:t>
             </w:r>
@@ -2367,15 +2328,10 @@
       </w:tr>
       <w:tr>
         <w:tblPrEx>
-          <w:tblBorders>
-            <w:top w:val="single" w:color="auto" w:sz="4" w:space="0"/>
-            <w:left w:val="single" w:color="auto" w:sz="4" w:space="0"/>
-            <w:bottom w:val="single" w:color="auto" w:sz="4" w:space="0"/>
-            <w:right w:val="single" w:color="auto" w:sz="4" w:space="0"/>
-            <w:insideH w:val="single" w:color="auto" w:sz="4" w:space="0"/>
-            <w:insideV w:val="single" w:color="auto" w:sz="4" w:space="0"/>
-          </w:tblBorders>
+          <w:tblW w:w="0" w:type="auto"/>
+          <w:tblInd w:w="0" w:type="dxa"/>
           <w:shd w:val="clear" w:color="auto" w:fill="auto"/>
+          <w:tblLayout w:type="fixed"/>
           <w:tblCellMar>
             <w:top w:w="15" w:type="dxa"/>
             <w:left w:w="15" w:type="dxa"/>
@@ -2404,7 +2360,7 @@
               <w:spacing w:line="300" w:lineRule="atLeast"/>
               <w:jc w:val="left"/>
               <w:rPr>
-                <w:rFonts w:hint="default" w:ascii="Segoe UI" w:hAnsi="Segoe UI" w:eastAsia="Segoe UI" w:cs="Segoe UI"/>
+                <w:rFonts w:ascii="Segoe UI" w:eastAsia="Segoe UI" w:hAnsi="Segoe UI" w:cs="Segoe UI" w:hint="default"/>
                 <w:i w:val="0"/>
                 <w:iCs w:val="0"/>
                 <w:caps w:val="0"/>
@@ -2414,12 +2370,12 @@
                 <w:kern w:val="0"/>
                 <w:sz w:val="18"/>
                 <w:szCs w:val="18"/>
-                <w:lang w:val="en-US" w:eastAsia="zh-CN" w:bidi="ar"/>
-              </w:rPr>
-            </w:pPr>
-            <w:r>
-              <w:rPr>
-                <w:rFonts w:hint="default" w:ascii="Segoe UI" w:hAnsi="Segoe UI" w:eastAsia="Segoe UI" w:cs="Segoe UI"/>
+                <w:lang w:val="en-US" w:eastAsia="zh-CN"/>
+              </w:rPr>
+            </w:pPr>
+            <w:r>
+              <w:rPr>
+                <w:rFonts w:ascii="Segoe UI" w:eastAsia="Segoe UI" w:hAnsi="Segoe UI" w:cs="Segoe UI" w:hint="default"/>
                 <w:i w:val="0"/>
                 <w:iCs w:val="0"/>
                 <w:caps w:val="0"/>
@@ -2429,7 +2385,7 @@
                 <w:kern w:val="0"/>
                 <w:sz w:val="18"/>
                 <w:szCs w:val="18"/>
-                <w:lang w:val="en-US" w:eastAsia="zh-CN" w:bidi="ar"/>
+                <w:lang w:val="en-US" w:eastAsia="zh-CN"/>
               </w:rPr>
               <w:t>非计划中断次数</w:t>
             </w:r>
@@ -2456,7 +2412,7 @@
               <w:spacing w:line="300" w:lineRule="atLeast"/>
               <w:jc w:val="left"/>
               <w:rPr>
-                <w:rFonts w:hint="default" w:ascii="Segoe UI" w:hAnsi="Segoe UI" w:eastAsia="Segoe UI" w:cs="Segoe UI"/>
+                <w:rFonts w:ascii="Segoe UI" w:eastAsia="Segoe UI" w:hAnsi="Segoe UI" w:cs="Segoe UI" w:hint="default"/>
                 <w:i w:val="0"/>
                 <w:iCs w:val="0"/>
                 <w:caps w:val="0"/>
@@ -2466,12 +2422,12 @@
                 <w:kern w:val="0"/>
                 <w:sz w:val="18"/>
                 <w:szCs w:val="18"/>
-                <w:lang w:val="en-US" w:eastAsia="zh-CN" w:bidi="ar"/>
-              </w:rPr>
-            </w:pPr>
-            <w:r>
-              <w:rPr>
-                <w:rFonts w:hint="default" w:ascii="Segoe UI" w:hAnsi="Segoe UI" w:eastAsia="Segoe UI" w:cs="Segoe UI"/>
+                <w:lang w:val="en-US" w:eastAsia="zh-CN"/>
+              </w:rPr>
+            </w:pPr>
+            <w:r>
+              <w:rPr>
+                <w:rFonts w:ascii="Segoe UI" w:eastAsia="Segoe UI" w:hAnsi="Segoe UI" w:cs="Segoe UI" w:hint="default"/>
                 <w:i w:val="0"/>
                 <w:iCs w:val="0"/>
                 <w:caps w:val="0"/>
@@ -2481,7 +2437,7 @@
                 <w:kern w:val="0"/>
                 <w:sz w:val="18"/>
                 <w:szCs w:val="18"/>
-                <w:lang w:val="en-US" w:eastAsia="zh-CN" w:bidi="ar"/>
+                <w:lang w:val="en-US" w:eastAsia="zh-CN"/>
               </w:rPr>
               <w:t>≤2次/季度</w:t>
             </w:r>
@@ -2508,7 +2464,7 @@
               <w:spacing w:line="300" w:lineRule="atLeast"/>
               <w:jc w:val="left"/>
               <w:rPr>
-                <w:rFonts w:hint="default" w:ascii="Segoe UI" w:hAnsi="Segoe UI" w:eastAsia="Segoe UI" w:cs="Segoe UI"/>
+                <w:rFonts w:ascii="Segoe UI" w:eastAsia="Segoe UI" w:hAnsi="Segoe UI" w:cs="Segoe UI" w:hint="default"/>
                 <w:i w:val="0"/>
                 <w:iCs w:val="0"/>
                 <w:caps w:val="0"/>
@@ -2518,12 +2474,12 @@
                 <w:kern w:val="0"/>
                 <w:sz w:val="18"/>
                 <w:szCs w:val="18"/>
-                <w:lang w:val="en-US" w:eastAsia="zh-CN" w:bidi="ar"/>
-              </w:rPr>
-            </w:pPr>
-            <w:r>
-              <w:rPr>
-                <w:rFonts w:hint="default" w:ascii="Segoe UI" w:hAnsi="Segoe UI" w:eastAsia="Segoe UI" w:cs="Segoe UI"/>
+                <w:lang w:val="en-US" w:eastAsia="zh-CN"/>
+              </w:rPr>
+            </w:pPr>
+            <w:r>
+              <w:rPr>
+                <w:rFonts w:ascii="Segoe UI" w:eastAsia="Segoe UI" w:hAnsi="Segoe UI" w:cs="Segoe UI" w:hint="default"/>
                 <w:i w:val="0"/>
                 <w:iCs w:val="0"/>
                 <w:caps w:val="0"/>
@@ -2533,13 +2489,13 @@
                 <w:kern w:val="0"/>
                 <w:sz w:val="18"/>
                 <w:szCs w:val="18"/>
-                <w:lang w:val="en-US" w:eastAsia="zh-CN" w:bidi="ar"/>
+                <w:lang w:val="en-US" w:eastAsia="zh-CN"/>
               </w:rPr>
               <w:t>3次（</w:t>
             </w:r>
             <w:r>
               <w:rPr>
-                <w:rFonts w:hint="eastAsia" w:ascii="Segoe UI" w:hAnsi="Segoe UI" w:eastAsia="Segoe UI" w:cs="Segoe UI"/>
+                <w:rFonts w:ascii="Segoe UI" w:eastAsia="Segoe UI" w:hAnsi="Segoe UI" w:cs="Segoe UI" w:hint="eastAsia"/>
                 <w:i w:val="0"/>
                 <w:iCs w:val="0"/>
                 <w:caps w:val="0"/>
@@ -2549,13 +2505,13 @@
                 <w:kern w:val="0"/>
                 <w:sz w:val="18"/>
                 <w:szCs w:val="18"/>
-                <w:lang w:val="en-US" w:eastAsia="zh-CN" w:bidi="ar"/>
+                <w:lang w:val="en-US" w:eastAsia="zh-CN"/>
               </w:rPr>
               <w:t>截止2025年10月</w:t>
             </w:r>
             <w:r>
               <w:rPr>
-                <w:rFonts w:hint="default" w:ascii="Segoe UI" w:hAnsi="Segoe UI" w:eastAsia="Segoe UI" w:cs="Segoe UI"/>
+                <w:rFonts w:ascii="Segoe UI" w:eastAsia="Segoe UI" w:hAnsi="Segoe UI" w:cs="Segoe UI" w:hint="default"/>
                 <w:i w:val="0"/>
                 <w:iCs w:val="0"/>
                 <w:caps w:val="0"/>
@@ -2565,7 +2521,7 @@
                 <w:kern w:val="0"/>
                 <w:sz w:val="18"/>
                 <w:szCs w:val="18"/>
-                <w:lang w:val="en-US" w:eastAsia="zh-CN" w:bidi="ar"/>
+                <w:lang w:val="en-US" w:eastAsia="zh-CN"/>
               </w:rPr>
               <w:t>）</w:t>
             </w:r>
@@ -2592,7 +2548,7 @@
               <w:spacing w:line="300" w:lineRule="atLeast"/>
               <w:jc w:val="left"/>
               <w:rPr>
-                <w:rFonts w:hint="default" w:ascii="Segoe UI" w:hAnsi="Segoe UI" w:eastAsia="Segoe UI" w:cs="Segoe UI"/>
+                <w:rFonts w:ascii="Segoe UI" w:eastAsia="Segoe UI" w:hAnsi="Segoe UI" w:cs="Segoe UI" w:hint="default"/>
                 <w:i w:val="0"/>
                 <w:iCs w:val="0"/>
                 <w:caps w:val="0"/>
@@ -2604,7 +2560,7 @@
             </w:pPr>
             <w:r>
               <w:rPr>
-                <w:rFonts w:hint="default" w:ascii="Segoe UI" w:hAnsi="Segoe UI" w:eastAsia="Segoe UI" w:cs="Segoe UI"/>
+                <w:rFonts w:ascii="Segoe UI" w:eastAsia="Segoe UI" w:hAnsi="Segoe UI" w:cs="Segoe UI" w:hint="default"/>
                 <w:i w:val="0"/>
                 <w:iCs w:val="0"/>
                 <w:caps w:val="0"/>
@@ -2614,7 +2570,7 @@
                 <w:kern w:val="0"/>
                 <w:sz w:val="18"/>
                 <w:szCs w:val="18"/>
-                <w:lang w:val="en-US" w:eastAsia="zh-CN" w:bidi="ar"/>
+                <w:lang w:val="en-US" w:eastAsia="zh-CN"/>
               </w:rPr>
               <w:t>✅ 达成</w:t>
             </w:r>
@@ -2641,7 +2597,7 @@
               <w:spacing w:line="300" w:lineRule="atLeast"/>
               <w:jc w:val="left"/>
               <w:rPr>
-                <w:rFonts w:hint="default" w:ascii="Segoe UI" w:hAnsi="Segoe UI" w:eastAsia="Segoe UI" w:cs="Segoe UI"/>
+                <w:rFonts w:ascii="Segoe UI" w:eastAsia="Segoe UI" w:hAnsi="Segoe UI" w:cs="Segoe UI" w:hint="default"/>
                 <w:i w:val="0"/>
                 <w:iCs w:val="0"/>
                 <w:caps w:val="0"/>
@@ -2653,7 +2609,7 @@
             </w:pPr>
             <w:r>
               <w:rPr>
-                <w:rFonts w:hint="default" w:ascii="Segoe UI" w:hAnsi="Segoe UI" w:eastAsia="Segoe UI" w:cs="Segoe UI"/>
+                <w:rFonts w:ascii="Segoe UI" w:eastAsia="Segoe UI" w:hAnsi="Segoe UI" w:cs="Segoe UI" w:hint="default"/>
                 <w:i w:val="0"/>
                 <w:iCs w:val="0"/>
                 <w:caps w:val="0"/>
@@ -2663,7 +2619,7 @@
                 <w:kern w:val="0"/>
                 <w:sz w:val="18"/>
                 <w:szCs w:val="18"/>
-                <w:lang w:val="en-US" w:eastAsia="zh-CN" w:bidi="ar"/>
+                <w:lang w:val="en-US" w:eastAsia="zh-CN"/>
               </w:rPr>
               <w:t>得益于稳健的架构设计与主动防御策略，全年仅发生3次局部、短暂的服务波动，均未升级为系统性故障，并得到快速处置。</w:t>
             </w:r>
@@ -2672,15 +2628,10 @@
       </w:tr>
       <w:tr>
         <w:tblPrEx>
-          <w:tblBorders>
-            <w:top w:val="single" w:color="auto" w:sz="4" w:space="0"/>
-            <w:left w:val="single" w:color="auto" w:sz="4" w:space="0"/>
-            <w:bottom w:val="single" w:color="auto" w:sz="4" w:space="0"/>
-            <w:right w:val="single" w:color="auto" w:sz="4" w:space="0"/>
-            <w:insideH w:val="single" w:color="auto" w:sz="4" w:space="0"/>
-            <w:insideV w:val="single" w:color="auto" w:sz="4" w:space="0"/>
-          </w:tblBorders>
+          <w:tblW w:w="0" w:type="auto"/>
+          <w:tblInd w:w="0" w:type="dxa"/>
           <w:shd w:val="clear" w:color="auto" w:fill="auto"/>
+          <w:tblLayout w:type="fixed"/>
           <w:tblCellMar>
             <w:top w:w="15" w:type="dxa"/>
             <w:left w:w="15" w:type="dxa"/>
@@ -2709,7 +2660,7 @@
               <w:spacing w:line="300" w:lineRule="atLeast"/>
               <w:jc w:val="left"/>
               <w:rPr>
-                <w:rFonts w:hint="default" w:ascii="Segoe UI" w:hAnsi="Segoe UI" w:eastAsia="Segoe UI" w:cs="Segoe UI"/>
+                <w:rFonts w:ascii="Segoe UI" w:eastAsia="Segoe UI" w:hAnsi="Segoe UI" w:cs="Segoe UI" w:hint="default"/>
                 <w:i w:val="0"/>
                 <w:iCs w:val="0"/>
                 <w:caps w:val="0"/>
@@ -2719,12 +2670,12 @@
                 <w:kern w:val="0"/>
                 <w:sz w:val="18"/>
                 <w:szCs w:val="18"/>
-                <w:lang w:val="en-US" w:eastAsia="zh-CN" w:bidi="ar"/>
-              </w:rPr>
-            </w:pPr>
-            <w:r>
-              <w:rPr>
-                <w:rFonts w:hint="default" w:ascii="Segoe UI" w:hAnsi="Segoe UI" w:eastAsia="Segoe UI" w:cs="Segoe UI"/>
+                <w:lang w:val="en-US" w:eastAsia="zh-CN"/>
+              </w:rPr>
+            </w:pPr>
+            <w:r>
+              <w:rPr>
+                <w:rFonts w:ascii="Segoe UI" w:eastAsia="Segoe UI" w:hAnsi="Segoe UI" w:cs="Segoe UI" w:hint="default"/>
                 <w:i w:val="0"/>
                 <w:iCs w:val="0"/>
                 <w:caps w:val="0"/>
@@ -2734,7 +2685,7 @@
                 <w:kern w:val="0"/>
                 <w:sz w:val="18"/>
                 <w:szCs w:val="18"/>
-                <w:lang w:val="en-US" w:eastAsia="zh-CN" w:bidi="ar"/>
+                <w:lang w:val="en-US" w:eastAsia="zh-CN"/>
               </w:rPr>
               <w:t>故障平均响应时间</w:t>
             </w:r>
@@ -2761,7 +2712,7 @@
               <w:spacing w:line="300" w:lineRule="atLeast"/>
               <w:jc w:val="left"/>
               <w:rPr>
-                <w:rFonts w:hint="default" w:ascii="Segoe UI" w:hAnsi="Segoe UI" w:eastAsia="Segoe UI" w:cs="Segoe UI"/>
+                <w:rFonts w:ascii="Segoe UI" w:eastAsia="Segoe UI" w:hAnsi="Segoe UI" w:cs="Segoe UI" w:hint="default"/>
                 <w:i w:val="0"/>
                 <w:iCs w:val="0"/>
                 <w:caps w:val="0"/>
@@ -2771,12 +2722,12 @@
                 <w:kern w:val="0"/>
                 <w:sz w:val="18"/>
                 <w:szCs w:val="18"/>
-                <w:lang w:val="en-US" w:eastAsia="zh-CN" w:bidi="ar"/>
-              </w:rPr>
-            </w:pPr>
-            <w:r>
-              <w:rPr>
-                <w:rFonts w:hint="default" w:ascii="Segoe UI" w:hAnsi="Segoe UI" w:eastAsia="Segoe UI" w:cs="Segoe UI"/>
+                <w:lang w:val="en-US" w:eastAsia="zh-CN"/>
+              </w:rPr>
+            </w:pPr>
+            <w:r>
+              <w:rPr>
+                <w:rFonts w:ascii="Segoe UI" w:eastAsia="Segoe UI" w:hAnsi="Segoe UI" w:cs="Segoe UI" w:hint="default"/>
                 <w:i w:val="0"/>
                 <w:iCs w:val="0"/>
                 <w:caps w:val="0"/>
@@ -2786,7 +2737,7 @@
                 <w:kern w:val="0"/>
                 <w:sz w:val="18"/>
                 <w:szCs w:val="18"/>
-                <w:lang w:val="en-US" w:eastAsia="zh-CN" w:bidi="ar"/>
+                <w:lang w:val="en-US" w:eastAsia="zh-CN"/>
               </w:rPr>
               <w:t>≤ 4小时</w:t>
             </w:r>
@@ -2813,7 +2764,7 @@
               <w:spacing w:line="300" w:lineRule="atLeast"/>
               <w:jc w:val="left"/>
               <w:rPr>
-                <w:rFonts w:hint="default" w:ascii="Segoe UI" w:hAnsi="Segoe UI" w:eastAsia="Segoe UI" w:cs="Segoe UI"/>
+                <w:rFonts w:ascii="Segoe UI" w:eastAsia="Segoe UI" w:hAnsi="Segoe UI" w:cs="Segoe UI" w:hint="default"/>
                 <w:i w:val="0"/>
                 <w:iCs w:val="0"/>
                 <w:caps w:val="0"/>
@@ -2823,12 +2774,12 @@
                 <w:kern w:val="0"/>
                 <w:sz w:val="18"/>
                 <w:szCs w:val="18"/>
-                <w:lang w:val="en-US" w:eastAsia="zh-CN" w:bidi="ar"/>
-              </w:rPr>
-            </w:pPr>
-            <w:r>
-              <w:rPr>
-                <w:rFonts w:hint="default" w:ascii="Segoe UI" w:hAnsi="Segoe UI" w:eastAsia="Segoe UI" w:cs="Segoe UI"/>
+                <w:lang w:val="en-US" w:eastAsia="zh-CN"/>
+              </w:rPr>
+            </w:pPr>
+            <w:r>
+              <w:rPr>
+                <w:rFonts w:ascii="Segoe UI" w:eastAsia="Segoe UI" w:hAnsi="Segoe UI" w:cs="Segoe UI" w:hint="default"/>
                 <w:i w:val="0"/>
                 <w:iCs w:val="0"/>
                 <w:caps w:val="0"/>
@@ -2838,7 +2789,7 @@
                 <w:kern w:val="0"/>
                 <w:sz w:val="18"/>
                 <w:szCs w:val="18"/>
-                <w:lang w:val="en-US" w:eastAsia="zh-CN" w:bidi="ar"/>
+                <w:lang w:val="en-US" w:eastAsia="zh-CN"/>
               </w:rPr>
               <w:t>18分钟</w:t>
             </w:r>
@@ -2865,7 +2816,7 @@
               <w:spacing w:line="300" w:lineRule="atLeast"/>
               <w:jc w:val="left"/>
               <w:rPr>
-                <w:rFonts w:hint="default" w:ascii="Segoe UI" w:hAnsi="Segoe UI" w:eastAsia="Segoe UI" w:cs="Segoe UI"/>
+                <w:rFonts w:ascii="Segoe UI" w:eastAsia="Segoe UI" w:hAnsi="Segoe UI" w:cs="Segoe UI" w:hint="default"/>
                 <w:i w:val="0"/>
                 <w:iCs w:val="0"/>
                 <w:caps w:val="0"/>
@@ -2877,7 +2828,7 @@
             </w:pPr>
             <w:r>
               <w:rPr>
-                <w:rFonts w:hint="default" w:ascii="Segoe UI" w:hAnsi="Segoe UI" w:eastAsia="Segoe UI" w:cs="Segoe UI"/>
+                <w:rFonts w:ascii="Segoe UI" w:eastAsia="Segoe UI" w:hAnsi="Segoe UI" w:cs="Segoe UI" w:hint="default"/>
                 <w:i w:val="0"/>
                 <w:iCs w:val="0"/>
                 <w:caps w:val="0"/>
@@ -2887,7 +2838,7 @@
                 <w:kern w:val="0"/>
                 <w:sz w:val="18"/>
                 <w:szCs w:val="18"/>
-                <w:lang w:val="en-US" w:eastAsia="zh-CN" w:bidi="ar"/>
+                <w:lang w:val="en-US" w:eastAsia="zh-CN"/>
               </w:rPr>
               <w:t>✅ 超额达成</w:t>
             </w:r>
@@ -2914,7 +2865,7 @@
               <w:spacing w:line="300" w:lineRule="atLeast"/>
               <w:jc w:val="left"/>
               <w:rPr>
-                <w:rFonts w:hint="default" w:ascii="Segoe UI" w:hAnsi="Segoe UI" w:eastAsia="Segoe UI" w:cs="Segoe UI"/>
+                <w:rFonts w:ascii="Segoe UI" w:eastAsia="Segoe UI" w:hAnsi="Segoe UI" w:cs="Segoe UI" w:hint="default"/>
                 <w:i w:val="0"/>
                 <w:iCs w:val="0"/>
                 <w:caps w:val="0"/>
@@ -2926,7 +2877,7 @@
             </w:pPr>
             <w:r>
               <w:rPr>
-                <w:rFonts w:hint="default" w:ascii="Segoe UI" w:hAnsi="Segoe UI" w:eastAsia="Segoe UI" w:cs="Segoe UI"/>
+                <w:rFonts w:ascii="Segoe UI" w:eastAsia="Segoe UI" w:hAnsi="Segoe UI" w:cs="Segoe UI" w:hint="default"/>
                 <w:i w:val="0"/>
                 <w:iCs w:val="0"/>
                 <w:caps w:val="0"/>
@@ -2936,7 +2887,7 @@
                 <w:kern w:val="0"/>
                 <w:sz w:val="18"/>
                 <w:szCs w:val="18"/>
-                <w:lang w:val="en-US" w:eastAsia="zh-CN" w:bidi="ar"/>
+                <w:lang w:val="en-US" w:eastAsia="zh-CN"/>
               </w:rPr>
               <w:t>7×24小时智能监控平台与自动化告警系统高效运行，确保运维团队能在第一时间发现并介入处理潜在问题。</w:t>
             </w:r>
@@ -2945,15 +2896,10 @@
       </w:tr>
       <w:tr>
         <w:tblPrEx>
-          <w:tblBorders>
-            <w:top w:val="single" w:color="auto" w:sz="4" w:space="0"/>
-            <w:left w:val="single" w:color="auto" w:sz="4" w:space="0"/>
-            <w:bottom w:val="single" w:color="auto" w:sz="4" w:space="0"/>
-            <w:right w:val="single" w:color="auto" w:sz="4" w:space="0"/>
-            <w:insideH w:val="single" w:color="auto" w:sz="4" w:space="0"/>
-            <w:insideV w:val="single" w:color="auto" w:sz="4" w:space="0"/>
-          </w:tblBorders>
+          <w:tblW w:w="0" w:type="auto"/>
+          <w:tblInd w:w="0" w:type="dxa"/>
           <w:shd w:val="clear" w:color="auto" w:fill="auto"/>
+          <w:tblLayout w:type="fixed"/>
           <w:tblCellMar>
             <w:top w:w="15" w:type="dxa"/>
             <w:left w:w="15" w:type="dxa"/>
@@ -2982,7 +2928,7 @@
               <w:spacing w:line="300" w:lineRule="atLeast"/>
               <w:jc w:val="left"/>
               <w:rPr>
-                <w:rFonts w:hint="default" w:ascii="Segoe UI" w:hAnsi="Segoe UI" w:eastAsia="Segoe UI" w:cs="Segoe UI"/>
+                <w:rFonts w:ascii="Segoe UI" w:eastAsia="Segoe UI" w:hAnsi="Segoe UI" w:cs="Segoe UI" w:hint="default"/>
                 <w:i w:val="0"/>
                 <w:iCs w:val="0"/>
                 <w:caps w:val="0"/>
@@ -2992,12 +2938,12 @@
                 <w:kern w:val="0"/>
                 <w:sz w:val="18"/>
                 <w:szCs w:val="18"/>
-                <w:lang w:val="en-US" w:eastAsia="zh-CN" w:bidi="ar"/>
-              </w:rPr>
-            </w:pPr>
-            <w:r>
-              <w:rPr>
-                <w:rFonts w:hint="default" w:ascii="Segoe UI" w:hAnsi="Segoe UI" w:eastAsia="Segoe UI" w:cs="Segoe UI"/>
+                <w:lang w:val="en-US" w:eastAsia="zh-CN"/>
+              </w:rPr>
+            </w:pPr>
+            <w:r>
+              <w:rPr>
+                <w:rFonts w:ascii="Segoe UI" w:eastAsia="Segoe UI" w:hAnsi="Segoe UI" w:cs="Segoe UI" w:hint="default"/>
                 <w:i w:val="0"/>
                 <w:iCs w:val="0"/>
                 <w:caps w:val="0"/>
@@ -3007,7 +2953,7 @@
                 <w:kern w:val="0"/>
                 <w:sz w:val="18"/>
                 <w:szCs w:val="18"/>
-                <w:lang w:val="en-US" w:eastAsia="zh-CN" w:bidi="ar"/>
+                <w:lang w:val="en-US" w:eastAsia="zh-CN"/>
               </w:rPr>
               <w:t>故障平均恢复时间</w:t>
             </w:r>
@@ -3034,7 +2980,7 @@
               <w:spacing w:line="300" w:lineRule="atLeast"/>
               <w:jc w:val="left"/>
               <w:rPr>
-                <w:rFonts w:hint="default" w:ascii="Segoe UI" w:hAnsi="Segoe UI" w:eastAsia="Segoe UI" w:cs="Segoe UI"/>
+                <w:rFonts w:ascii="Segoe UI" w:eastAsia="Segoe UI" w:hAnsi="Segoe UI" w:cs="Segoe UI" w:hint="default"/>
                 <w:i w:val="0"/>
                 <w:iCs w:val="0"/>
                 <w:caps w:val="0"/>
@@ -3044,12 +2990,12 @@
                 <w:kern w:val="0"/>
                 <w:sz w:val="18"/>
                 <w:szCs w:val="18"/>
-                <w:lang w:val="en-US" w:eastAsia="zh-CN" w:bidi="ar"/>
-              </w:rPr>
-            </w:pPr>
-            <w:r>
-              <w:rPr>
-                <w:rFonts w:hint="default" w:ascii="Segoe UI" w:hAnsi="Segoe UI" w:eastAsia="Segoe UI" w:cs="Segoe UI"/>
+                <w:lang w:val="en-US" w:eastAsia="zh-CN"/>
+              </w:rPr>
+            </w:pPr>
+            <w:r>
+              <w:rPr>
+                <w:rFonts w:ascii="Segoe UI" w:eastAsia="Segoe UI" w:hAnsi="Segoe UI" w:cs="Segoe UI" w:hint="default"/>
                 <w:i w:val="0"/>
                 <w:iCs w:val="0"/>
                 <w:caps w:val="0"/>
@@ -3059,7 +3005,7 @@
                 <w:kern w:val="0"/>
                 <w:sz w:val="18"/>
                 <w:szCs w:val="18"/>
-                <w:lang w:val="en-US" w:eastAsia="zh-CN" w:bidi="ar"/>
+                <w:lang w:val="en-US" w:eastAsia="zh-CN"/>
               </w:rPr>
               <w:t>≤ 24小时</w:t>
             </w:r>
@@ -3086,7 +3032,7 @@
               <w:spacing w:line="300" w:lineRule="atLeast"/>
               <w:jc w:val="left"/>
               <w:rPr>
-                <w:rFonts w:hint="default" w:ascii="Segoe UI" w:hAnsi="Segoe UI" w:eastAsia="Segoe UI" w:cs="Segoe UI"/>
+                <w:rFonts w:ascii="Segoe UI" w:eastAsia="Segoe UI" w:hAnsi="Segoe UI" w:cs="Segoe UI" w:hint="default"/>
                 <w:i w:val="0"/>
                 <w:iCs w:val="0"/>
                 <w:caps w:val="0"/>
@@ -3096,12 +3042,12 @@
                 <w:kern w:val="0"/>
                 <w:sz w:val="18"/>
                 <w:szCs w:val="18"/>
-                <w:lang w:val="en-US" w:eastAsia="zh-CN" w:bidi="ar"/>
-              </w:rPr>
-            </w:pPr>
-            <w:r>
-              <w:rPr>
-                <w:rFonts w:hint="default" w:ascii="Segoe UI" w:hAnsi="Segoe UI" w:eastAsia="Segoe UI" w:cs="Segoe UI"/>
+                <w:lang w:val="en-US" w:eastAsia="zh-CN"/>
+              </w:rPr>
+            </w:pPr>
+            <w:r>
+              <w:rPr>
+                <w:rFonts w:ascii="Segoe UI" w:eastAsia="Segoe UI" w:hAnsi="Segoe UI" w:cs="Segoe UI" w:hint="default"/>
                 <w:i w:val="0"/>
                 <w:iCs w:val="0"/>
                 <w:caps w:val="0"/>
@@ -3111,7 +3057,7 @@
                 <w:kern w:val="0"/>
                 <w:sz w:val="18"/>
                 <w:szCs w:val="18"/>
-                <w:lang w:val="en-US" w:eastAsia="zh-CN" w:bidi="ar"/>
+                <w:lang w:val="en-US" w:eastAsia="zh-CN"/>
               </w:rPr>
               <w:t>2.3小时（核心业务）</w:t>
             </w:r>
@@ -3138,7 +3084,7 @@
               <w:spacing w:line="300" w:lineRule="atLeast"/>
               <w:jc w:val="left"/>
               <w:rPr>
-                <w:rFonts w:hint="default" w:ascii="Segoe UI" w:hAnsi="Segoe UI" w:eastAsia="Segoe UI" w:cs="Segoe UI"/>
+                <w:rFonts w:ascii="Segoe UI" w:eastAsia="Segoe UI" w:hAnsi="Segoe UI" w:cs="Segoe UI" w:hint="default"/>
                 <w:i w:val="0"/>
                 <w:iCs w:val="0"/>
                 <w:caps w:val="0"/>
@@ -3150,7 +3096,7 @@
             </w:pPr>
             <w:r>
               <w:rPr>
-                <w:rFonts w:hint="default" w:ascii="Segoe UI" w:hAnsi="Segoe UI" w:eastAsia="Segoe UI" w:cs="Segoe UI"/>
+                <w:rFonts w:ascii="Segoe UI" w:eastAsia="Segoe UI" w:hAnsi="Segoe UI" w:cs="Segoe UI" w:hint="default"/>
                 <w:i w:val="0"/>
                 <w:iCs w:val="0"/>
                 <w:caps w:val="0"/>
@@ -3160,7 +3106,7 @@
                 <w:kern w:val="0"/>
                 <w:sz w:val="18"/>
                 <w:szCs w:val="18"/>
-                <w:lang w:val="en-US" w:eastAsia="zh-CN" w:bidi="ar"/>
+                <w:lang w:val="en-US" w:eastAsia="zh-CN"/>
               </w:rPr>
               <w:t>✅ 超额达成</w:t>
             </w:r>
@@ -3187,7 +3133,7 @@
               <w:spacing w:line="300" w:lineRule="atLeast"/>
               <w:jc w:val="left"/>
               <w:rPr>
-                <w:rFonts w:hint="default" w:ascii="Segoe UI" w:hAnsi="Segoe UI" w:eastAsia="Segoe UI" w:cs="Segoe UI"/>
+                <w:rFonts w:ascii="Segoe UI" w:eastAsia="Segoe UI" w:hAnsi="Segoe UI" w:cs="Segoe UI" w:hint="default"/>
                 <w:i w:val="0"/>
                 <w:iCs w:val="0"/>
                 <w:caps w:val="0"/>
@@ -3199,7 +3145,7 @@
             </w:pPr>
             <w:r>
               <w:rPr>
-                <w:rFonts w:hint="default" w:ascii="Segoe UI" w:hAnsi="Segoe UI" w:eastAsia="Segoe UI" w:cs="Segoe UI"/>
+                <w:rFonts w:ascii="Segoe UI" w:eastAsia="Segoe UI" w:hAnsi="Segoe UI" w:cs="Segoe UI" w:hint="default"/>
                 <w:i w:val="0"/>
                 <w:iCs w:val="0"/>
                 <w:caps w:val="0"/>
@@ -3209,7 +3155,7 @@
                 <w:kern w:val="0"/>
                 <w:sz w:val="18"/>
                 <w:szCs w:val="18"/>
-                <w:lang w:val="en-US" w:eastAsia="zh-CN" w:bidi="ar"/>
+                <w:lang w:val="en-US" w:eastAsia="zh-CN"/>
               </w:rPr>
               <w:t>完善的应急预案与熟练的运维操作，确保了在偶发异常情况下能快速定位并恢复服务，最大程度缩短了业务影响时长。</w:t>
             </w:r>
@@ -3219,7 +3165,7 @@
     </w:tbl>
     <w:p>
       <w:pPr>
-        <w:pStyle w:val="28"/>
+        <w:pStyle w:val="1"/>
         <w:bidi w:val="0"/>
         <w:rPr>
           <w:rFonts w:hint="eastAsia"/>
@@ -3236,7 +3182,7 @@
     </w:p>
     <w:p>
       <w:pPr>
-        <w:pStyle w:val="30"/>
+        <w:pStyle w:val="2"/>
         <w:bidi w:val="0"/>
         <w:rPr>
           <w:rFonts w:hint="eastAsia"/>
@@ -3253,7 +3199,7 @@
     </w:p>
     <w:p>
       <w:pPr>
-        <w:pStyle w:val="39"/>
+        <w:pStyle w:val="a3"/>
         <w:numPr>
           <w:ilvl w:val="0"/>
           <w:numId w:val="0"/>
@@ -3280,13 +3226,13 @@
     </w:p>
     <w:p>
       <w:pPr>
-        <w:pStyle w:val="39"/>
+        <w:pStyle w:val="a3"/>
         <w:numPr>
           <w:ilvl w:val="0"/>
           <w:numId w:val="2"/>
         </w:numPr>
         <w:bidi w:val="0"/>
-        <w:ind w:left="425" w:leftChars="0" w:hanging="425" w:firstLineChars="0"/>
+        <w:ind w:left="425" w:hanging="425" w:leftChars="0" w:firstLineChars="0"/>
         <w:rPr>
           <w:rFonts w:hint="eastAsia"/>
         </w:rPr>
@@ -3300,13 +3246,13 @@
     </w:p>
     <w:p>
       <w:pPr>
-        <w:pStyle w:val="39"/>
+        <w:pStyle w:val="a3"/>
         <w:numPr>
           <w:ilvl w:val="0"/>
           <w:numId w:val="2"/>
         </w:numPr>
         <w:bidi w:val="0"/>
-        <w:ind w:left="425" w:leftChars="0" w:hanging="425" w:firstLineChars="0"/>
+        <w:ind w:left="425" w:hanging="425" w:leftChars="0" w:firstLineChars="0"/>
         <w:rPr>
           <w:rFonts w:hint="eastAsia"/>
         </w:rPr>
@@ -3320,13 +3266,13 @@
     </w:p>
     <w:p>
       <w:pPr>
-        <w:pStyle w:val="39"/>
+        <w:pStyle w:val="a3"/>
         <w:numPr>
           <w:ilvl w:val="0"/>
           <w:numId w:val="2"/>
         </w:numPr>
         <w:bidi w:val="0"/>
-        <w:ind w:left="425" w:leftChars="0" w:hanging="425" w:firstLineChars="0"/>
+        <w:ind w:left="425" w:hanging="425" w:leftChars="0" w:firstLineChars="0"/>
         <w:rPr>
           <w:rFonts w:hint="eastAsia"/>
         </w:rPr>
@@ -3340,7 +3286,7 @@
     </w:p>
     <w:p>
       <w:pPr>
-        <w:pStyle w:val="30"/>
+        <w:pStyle w:val="2"/>
         <w:bidi w:val="0"/>
         <w:rPr>
           <w:rFonts w:hint="eastAsia"/>
@@ -3357,7 +3303,7 @@
     </w:p>
     <w:p>
       <w:pPr>
-        <w:pStyle w:val="39"/>
+        <w:pStyle w:val="a3"/>
         <w:numPr>
           <w:ilvl w:val="0"/>
           <w:numId w:val="0"/>
@@ -3377,7 +3323,7 @@
     </w:p>
     <w:p>
       <w:pPr>
-        <w:pStyle w:val="39"/>
+        <w:pStyle w:val="a3"/>
         <w:numPr>
           <w:ilvl w:val="0"/>
           <w:numId w:val="0"/>
@@ -3397,7 +3343,7 @@
     </w:p>
     <w:p>
       <w:pPr>
-        <w:pStyle w:val="39"/>
+        <w:pStyle w:val="a3"/>
         <w:numPr>
           <w:ilvl w:val="0"/>
           <w:numId w:val="0"/>
@@ -3424,7 +3370,7 @@
     </w:p>
     <w:p>
       <w:pPr>
-        <w:pStyle w:val="28"/>
+        <w:pStyle w:val="1"/>
         <w:bidi w:val="0"/>
         <w:rPr>
           <w:rFonts w:hint="eastAsia"/>
@@ -3441,7 +3387,7 @@
     </w:p>
     <w:p>
       <w:pPr>
-        <w:pStyle w:val="39"/>
+        <w:pStyle w:val="a3"/>
         <w:numPr>
           <w:ilvl w:val="0"/>
           <w:numId w:val="0"/>
@@ -3461,7 +3407,7 @@
     </w:p>
     <w:p>
       <w:pPr>
-        <w:pStyle w:val="39"/>
+        <w:pStyle w:val="a3"/>
         <w:numPr>
           <w:ilvl w:val="0"/>
           <w:numId w:val="0"/>
@@ -3481,7 +3427,7 @@
     </w:p>
     <w:p>
       <w:pPr>
-        <w:pStyle w:val="39"/>
+        <w:pStyle w:val="a3"/>
         <w:numPr>
           <w:ilvl w:val="0"/>
           <w:numId w:val="0"/>
@@ -3501,7 +3447,7 @@
     </w:p>
     <w:p>
       <w:pPr>
-        <w:pStyle w:val="28"/>
+        <w:pStyle w:val="1"/>
         <w:bidi w:val="0"/>
         <w:rPr>
           <w:rFonts w:hint="eastAsia"/>
@@ -3518,7 +3464,7 @@
     </w:p>
     <w:p>
       <w:pPr>
-        <w:pStyle w:val="39"/>
+        <w:pStyle w:val="a3"/>
         <w:numPr>
           <w:ilvl w:val="0"/>
           <w:numId w:val="0"/>
@@ -3538,13 +3484,13 @@
     </w:p>
     <w:p>
       <w:pPr>
-        <w:pStyle w:val="39"/>
+        <w:pStyle w:val="a3"/>
         <w:numPr>
           <w:ilvl w:val="0"/>
           <w:numId w:val="3"/>
         </w:numPr>
         <w:bidi w:val="0"/>
-        <w:ind w:left="425" w:leftChars="0" w:hanging="425" w:firstLineChars="0"/>
+        <w:ind w:left="425" w:hanging="425" w:leftChars="0" w:firstLineChars="0"/>
         <w:rPr>
           <w:rFonts w:hint="eastAsia"/>
         </w:rPr>
@@ -3558,13 +3504,13 @@
     </w:p>
     <w:p>
       <w:pPr>
-        <w:pStyle w:val="39"/>
+        <w:pStyle w:val="a3"/>
         <w:numPr>
           <w:ilvl w:val="0"/>
           <w:numId w:val="3"/>
         </w:numPr>
         <w:bidi w:val="0"/>
-        <w:ind w:left="425" w:leftChars="0" w:hanging="425" w:firstLineChars="0"/>
+        <w:ind w:left="425" w:hanging="425" w:leftChars="0" w:firstLineChars="0"/>
         <w:rPr>
           <w:rFonts w:hint="eastAsia"/>
         </w:rPr>
@@ -3578,13 +3524,13 @@
     </w:p>
     <w:p>
       <w:pPr>
-        <w:pStyle w:val="39"/>
+        <w:pStyle w:val="a3"/>
         <w:numPr>
           <w:ilvl w:val="0"/>
           <w:numId w:val="3"/>
         </w:numPr>
         <w:bidi w:val="0"/>
-        <w:ind w:left="425" w:leftChars="0" w:hanging="425" w:firstLineChars="0"/>
+        <w:ind w:left="425" w:hanging="425" w:leftChars="0" w:firstLineChars="0"/>
         <w:rPr>
           <w:rFonts w:hint="eastAsia"/>
         </w:rPr>
@@ -3595,18 +3541,18 @@
         </w:rPr>
         <w:t>容灾能力验证：计划开展一次全业务链路的同城容灾切换演练，全面提升系统应对极端情况的能力。</w:t>
       </w:r>
-      <w:bookmarkStart w:id="10" w:name="_GoBack"/>
-      <w:bookmarkEnd w:id="10"/>
+      <w:bookmarkStart w:id="9" w:name="_GoBack"/>
+      <w:bookmarkEnd w:id="9"/>
     </w:p>
     <w:p>
       <w:pPr>
-        <w:pStyle w:val="39"/>
+        <w:pStyle w:val="a3"/>
         <w:numPr>
           <w:ilvl w:val="0"/>
           <w:numId w:val="3"/>
         </w:numPr>
         <w:bidi w:val="0"/>
-        <w:ind w:left="425" w:leftChars="0" w:hanging="425" w:firstLineChars="0"/>
+        <w:ind w:left="425" w:hanging="425" w:leftChars="0" w:firstLineChars="0"/>
         <w:rPr>
           <w:rFonts w:hint="eastAsia"/>
         </w:rPr>
@@ -3620,102 +3566,52 @@
     </w:p>
     <w:p>
       <w:pPr>
-        <w:pStyle w:val="28"/>
+        <w:pStyle w:val="1"/>
         <w:bidi w:val="0"/>
         <w:rPr>
           <w:rFonts w:hint="eastAsia"/>
         </w:rPr>
       </w:pPr>
-      <w:bookmarkStart w:id="9" w:name="_Toc24671"/>
+      <w:bookmarkStart w:id="10" w:name="_Toc24671"/>
       <w:r>
         <w:rPr>
           <w:rFonts w:hint="eastAsia"/>
         </w:rPr>
         <w:t>结论</w:t>
       </w:r>
-      <w:bookmarkEnd w:id="9"/>
+      <w:bookmarkEnd w:id="10"/>
     </w:p>
     <w:p>
       <w:pPr>
-        <w:pStyle w:val="29"/>
+        <w:pStyle w:val="a1"/>
         <w:bidi w:val="0"/>
       </w:pPr>
       <w:r>
         <w:rPr>
           <w:rFonts w:hint="eastAsia"/>
         </w:rPr>
-        <w:t>2025年度，临夏回族自治州中医医院“智慧银医”项目以高可用、高可靠的运行状态，圆满完成了年度服务目标。系统可用性高达99.73%，远超99%的既定标准，为医院智慧服务建设提供了坚实的技术基石。展望2026年，甘肃国邦信息科技有限公司将继续秉持精益求精的态度，通过技术升级与服务优化，助力医院信息化水平再上新台阶。</w:t>
+        <w:t>2025年度，临夏回族自治州中医医院“智慧银医”项目以高可用、高可靠的运行状态，圆满完成了年度服务目标。系统可用性高达99.73%，远超99%的既定标准，为医院智慧服务建设提供了坚实的技术基石。展望2026年，中达丰集团有限公司将继续秉持精益求精的态度，通过技术升级与服务优化，助力医院信息化水平再上新台阶。</w:t>
       </w:r>
     </w:p>
     <w:sectPr>
       <w:pgSz w:w="11906" w:h="16838"/>
       <w:pgMar w:top="1431" w:right="1076" w:bottom="1327" w:left="1087" w:header="0" w:footer="0" w:gutter="0"/>
-      <w:cols w:space="720" w:num="1"/>
+      <w:cols w:num="1" w:space="720"/>
     </w:sectPr>
   </w:body>
 </w:document>
 </file>
 
-<file path=word/endnotes.xml><?xml version="1.0" encoding="utf-8"?>
-<w:endnotes xmlns:wpc="http://schemas.microsoft.com/office/word/2010/wordprocessingCanvas" xmlns:mc="http://schemas.openxmlformats.org/markup-compatibility/2006" xmlns:o="urn:schemas-microsoft-com:office:office" xmlns:r="http://schemas.openxmlformats.org/officeDocument/2006/relationships" xmlns:m="http://schemas.openxmlformats.org/officeDocument/2006/math" xmlns:v="urn:schemas-microsoft-com:vml" xmlns:wp14="http://schemas.microsoft.com/office/word/2010/wordprocessingDrawing" xmlns:wp="http://schemas.openxmlformats.org/drawingml/2006/wordprocessingDrawing" xmlns:w="http://schemas.openxmlformats.org/wordprocessingml/2006/main" xmlns:w14="http://schemas.microsoft.com/office/word/2010/wordml" xmlns:w15="http://schemas.microsoft.com/office/word/2012/wordml" xmlns:w10="urn:schemas-microsoft-com:office:word" xmlns:wpg="http://schemas.microsoft.com/office/word/2010/wordprocessingGroup" xmlns:wpi="http://schemas.microsoft.com/office/word/2010/wordprocessingInk" xmlns:wne="http://schemas.microsoft.com/office/word/2006/wordml" xmlns:wps="http://schemas.microsoft.com/office/word/2010/wordprocessingShape" xmlns:wpsCustomData="http://www.wps.cn/officeDocument/2013/wpsCustomData" mc:Ignorable="w14 w15 wp14">
-  <w:endnote w:type="separator" w:id="0">
-    <w:p>
-      <w:pPr>
-        <w:spacing w:line="240" w:lineRule="auto"/>
-      </w:pPr>
-      <w:r>
-        <w:separator/>
-      </w:r>
-    </w:p>
-  </w:endnote>
-  <w:endnote w:type="continuationSeparator" w:id="1">
-    <w:p>
-      <w:pPr>
-        <w:spacing w:line="240" w:lineRule="auto"/>
-      </w:pPr>
-      <w:r>
-        <w:continuationSeparator/>
-      </w:r>
-    </w:p>
-  </w:endnote>
-</w:endnotes>
-</file>
-
-<file path=word/footnotes.xml><?xml version="1.0" encoding="utf-8"?>
-<w:footnotes xmlns:wpc="http://schemas.microsoft.com/office/word/2010/wordprocessingCanvas" xmlns:mc="http://schemas.openxmlformats.org/markup-compatibility/2006" xmlns:o="urn:schemas-microsoft-com:office:office" xmlns:r="http://schemas.openxmlformats.org/officeDocument/2006/relationships" xmlns:m="http://schemas.openxmlformats.org/officeDocument/2006/math" xmlns:v="urn:schemas-microsoft-com:vml" xmlns:wp14="http://schemas.microsoft.com/office/word/2010/wordprocessingDrawing" xmlns:wp="http://schemas.openxmlformats.org/drawingml/2006/wordprocessingDrawing" xmlns:w="http://schemas.openxmlformats.org/wordprocessingml/2006/main" xmlns:w14="http://schemas.microsoft.com/office/word/2010/wordml" xmlns:w15="http://schemas.microsoft.com/office/word/2012/wordml" xmlns:w10="urn:schemas-microsoft-com:office:word" xmlns:wpg="http://schemas.microsoft.com/office/word/2010/wordprocessingGroup" xmlns:wpi="http://schemas.microsoft.com/office/word/2010/wordprocessingInk" xmlns:wne="http://schemas.microsoft.com/office/word/2006/wordml" xmlns:wps="http://schemas.microsoft.com/office/word/2010/wordprocessingShape" xmlns:wpsCustomData="http://www.wps.cn/officeDocument/2013/wpsCustomData" mc:Ignorable="w14 w15 wp14">
-  <w:footnote w:type="separator" w:id="0">
-    <w:p>
-      <w:pPr>
-        <w:spacing w:line="360" w:lineRule="auto"/>
-      </w:pPr>
-      <w:r>
-        <w:separator/>
-      </w:r>
-    </w:p>
-  </w:footnote>
-  <w:footnote w:type="continuationSeparator" w:id="1">
-    <w:p>
-      <w:pPr>
-        <w:spacing w:line="360" w:lineRule="auto"/>
-      </w:pPr>
-      <w:r>
-        <w:continuationSeparator/>
-      </w:r>
-    </w:p>
-  </w:footnote>
-</w:footnotes>
-</file>
-
 <file path=word/numbering.xml><?xml version="1.0" encoding="utf-8"?>
-<w:numbering xmlns:wpc="http://schemas.microsoft.com/office/word/2010/wordprocessingCanvas" xmlns:mc="http://schemas.openxmlformats.org/markup-compatibility/2006" xmlns:o="urn:schemas-microsoft-com:office:office" xmlns:r="http://schemas.openxmlformats.org/officeDocument/2006/relationships" xmlns:m="http://schemas.openxmlformats.org/officeDocument/2006/math" xmlns:v="urn:schemas-microsoft-com:vml" xmlns:wp14="http://schemas.microsoft.com/office/word/2010/wordprocessingDrawing" xmlns:wp="http://schemas.openxmlformats.org/drawingml/2006/wordprocessingDrawing" xmlns:w10="urn:schemas-microsoft-com:office:word" xmlns:w="http://schemas.openxmlformats.org/wordprocessingml/2006/main" xmlns:w14="http://schemas.microsoft.com/office/word/2010/wordml" xmlns:wpg="http://schemas.microsoft.com/office/word/2010/wordprocessingGroup" xmlns:wpi="http://schemas.microsoft.com/office/word/2010/wordprocessingInk" xmlns:wne="http://schemas.microsoft.com/office/word/2006/wordml" xmlns:wps="http://schemas.microsoft.com/office/word/2010/wordprocessingShape" xmlns:wpsCustomData="http://www.wps.cn/officeDocument/2013/wpsCustomData" mc:Ignorable="w14 wp14">
+<w:numbering xmlns:wpc="http://schemas.microsoft.com/office/word/2010/wordprocessingCanvas" xmlns:mc="http://schemas.openxmlformats.org/markup-compatibility/2006" xmlns:o="urn:schemas-microsoft-com:office:office" xmlns:r="http://schemas.openxmlformats.org/officeDocument/2006/relationships" xmlns:m="http://schemas.openxmlformats.org/officeDocument/2006/math" xmlns:v="urn:schemas-microsoft-com:vml" xmlns:wp14="http://schemas.microsoft.com/office/word/2010/wordprocessingDrawing" xmlns:wp="http://schemas.openxmlformats.org/drawingml/2006/wordprocessingDrawing" xmlns:w10="urn:schemas-microsoft-com:office:word" xmlns:w="http://schemas.openxmlformats.org/wordprocessingml/2006/main" xmlns:w14="http://schemas.microsoft.com/office/word/2010/wordml" xmlns:w15="http://schemas.microsoft.com/office/word/2012/wordml" xmlns:wne="http://schemas.microsoft.com/office/word/2006/wordml" xmlns:wpg="http://schemas.microsoft.com/office/word/2010/wordprocessingGroup" xmlns:wpi="http://schemas.microsoft.com/office/word/2010/wordprocessingInk" xmlns:wps="http://schemas.microsoft.com/office/word/2010/wordprocessingShape" mc:Ignorable="w14 w15 wp14">
   <w:abstractNum w:abstractNumId="0">
     <w:nsid w:val="8E964DCE"/>
     <w:multiLevelType w:val="multilevel"/>
     <w:tmpl w:val="8E964DCE"/>
-    <w:lvl w:ilvl="0" w:tentative="0">
+    <w:lvl w:ilvl="0">
       <w:start w:val="1"/>
       <w:numFmt w:val="decimal"/>
-      <w:pStyle w:val="2"/>
+      <w:pStyle w:val="Heading1"/>
       <w:lvlText w:val="%1."/>
       <w:lvlJc w:val="left"/>
       <w:pPr>
@@ -3725,10 +3621,10 @@
         <w:rFonts w:hint="default"/>
       </w:rPr>
     </w:lvl>
-    <w:lvl w:ilvl="1" w:tentative="0">
+    <w:lvl w:ilvl="1">
       <w:start w:val="1"/>
       <w:numFmt w:val="decimal"/>
-      <w:pStyle w:val="3"/>
+      <w:pStyle w:val="Heading2"/>
       <w:lvlText w:val="%1.%2."/>
       <w:lvlJc w:val="left"/>
       <w:pPr>
@@ -3738,10 +3634,10 @@
         <w:rFonts w:hint="default"/>
       </w:rPr>
     </w:lvl>
-    <w:lvl w:ilvl="2" w:tentative="0">
+    <w:lvl w:ilvl="2">
       <w:start w:val="1"/>
       <w:numFmt w:val="decimal"/>
-      <w:pStyle w:val="4"/>
+      <w:pStyle w:val="Heading3"/>
       <w:lvlText w:val="%1.%2.%3."/>
       <w:lvlJc w:val="left"/>
       <w:pPr>
@@ -3751,10 +3647,10 @@
         <w:rFonts w:hint="default"/>
       </w:rPr>
     </w:lvl>
-    <w:lvl w:ilvl="3" w:tentative="0">
+    <w:lvl w:ilvl="3">
       <w:start w:val="1"/>
       <w:numFmt w:val="decimal"/>
-      <w:pStyle w:val="5"/>
+      <w:pStyle w:val="Heading4"/>
       <w:lvlText w:val="%1.%2.%3.%4."/>
       <w:lvlJc w:val="left"/>
       <w:pPr>
@@ -3764,10 +3660,10 @@
         <w:rFonts w:hint="default"/>
       </w:rPr>
     </w:lvl>
-    <w:lvl w:ilvl="4" w:tentative="0">
+    <w:lvl w:ilvl="4">
       <w:start w:val="1"/>
       <w:numFmt w:val="decimal"/>
-      <w:pStyle w:val="6"/>
+      <w:pStyle w:val="Heading5"/>
       <w:lvlText w:val="%1.%2.%3.%4.%5."/>
       <w:lvlJc w:val="left"/>
       <w:pPr>
@@ -3777,10 +3673,10 @@
         <w:rFonts w:hint="default"/>
       </w:rPr>
     </w:lvl>
-    <w:lvl w:ilvl="5" w:tentative="0">
+    <w:lvl w:ilvl="5">
       <w:start w:val="1"/>
       <w:numFmt w:val="decimal"/>
-      <w:pStyle w:val="7"/>
+      <w:pStyle w:val="Heading6"/>
       <w:lvlText w:val="%1.%2.%3.%4.%5.%6."/>
       <w:lvlJc w:val="left"/>
       <w:pPr>
@@ -3790,10 +3686,10 @@
         <w:rFonts w:hint="default"/>
       </w:rPr>
     </w:lvl>
-    <w:lvl w:ilvl="6" w:tentative="0">
+    <w:lvl w:ilvl="6">
       <w:start w:val="1"/>
       <w:numFmt w:val="decimal"/>
-      <w:pStyle w:val="8"/>
+      <w:pStyle w:val="Heading7"/>
       <w:lvlText w:val="%1.%2.%3.%4.%5.%6.%7."/>
       <w:lvlJc w:val="left"/>
       <w:pPr>
@@ -3803,10 +3699,10 @@
         <w:rFonts w:hint="default"/>
       </w:rPr>
     </w:lvl>
-    <w:lvl w:ilvl="7" w:tentative="0">
+    <w:lvl w:ilvl="7">
       <w:start w:val="1"/>
       <w:numFmt w:val="decimal"/>
-      <w:pStyle w:val="9"/>
+      <w:pStyle w:val="Heading8"/>
       <w:lvlText w:val="%1.%2.%3.%4.%5.%6.%7.%8."/>
       <w:lvlJc w:val="left"/>
       <w:pPr>
@@ -3816,10 +3712,10 @@
         <w:rFonts w:hint="default"/>
       </w:rPr>
     </w:lvl>
-    <w:lvl w:ilvl="8" w:tentative="0">
+    <w:lvl w:ilvl="8">
       <w:start w:val="1"/>
       <w:numFmt w:val="decimal"/>
-      <w:pStyle w:val="10"/>
+      <w:pStyle w:val="Heading9"/>
       <w:lvlText w:val="%1.%2.%3.%4.%5.%6.%7.%8.%9."/>
       <w:lvlJc w:val="left"/>
       <w:pPr>
@@ -3834,7 +3730,7 @@
     <w:nsid w:val="E6168AC5"/>
     <w:multiLevelType w:val="singleLevel"/>
     <w:tmpl w:val="E6168AC5"/>
-    <w:lvl w:ilvl="0" w:tentative="0">
+    <w:lvl w:ilvl="0">
       <w:start w:val="1"/>
       <w:numFmt w:val="decimal"/>
       <w:lvlText w:val="%1."/>
@@ -3851,7 +3747,7 @@
     <w:nsid w:val="6C5605C3"/>
     <w:multiLevelType w:val="singleLevel"/>
     <w:tmpl w:val="6C5605C3"/>
-    <w:lvl w:ilvl="0" w:tentative="0">
+    <w:lvl w:ilvl="0">
       <w:start w:val="1"/>
       <w:numFmt w:val="decimal"/>
       <w:lvlText w:val="%1."/>
@@ -3877,269 +3773,267 @@
 </file>
 
 <file path=word/styles.xml><?xml version="1.0" encoding="utf-8"?>
-<w:styles xmlns:mc="http://schemas.openxmlformats.org/markup-compatibility/2006" xmlns:o="urn:schemas-microsoft-com:office:office" xmlns:r="http://schemas.openxmlformats.org/officeDocument/2006/relationships" xmlns:m="http://schemas.openxmlformats.org/officeDocument/2006/math" xmlns:v="urn:schemas-microsoft-com:vml" xmlns:w="http://schemas.openxmlformats.org/wordprocessingml/2006/main" xmlns:w14="http://schemas.microsoft.com/office/word/2010/wordml" xmlns:w10="urn:schemas-microsoft-com:office:word" xmlns:sl="http://schemas.openxmlformats.org/schemaLibrary/2006/main" xmlns:wpsCustomData="http://www.wps.cn/officeDocument/2013/wpsCustomData" mc:Ignorable="w14">
+<w:styles xmlns:mc="http://schemas.openxmlformats.org/markup-compatibility/2006" xmlns:r="http://schemas.openxmlformats.org/officeDocument/2006/relationships" xmlns:w="http://schemas.openxmlformats.org/wordprocessingml/2006/main" xmlns:w14="http://schemas.microsoft.com/office/word/2010/wordml" xmlns:w15="http://schemas.microsoft.com/office/word/2012/wordml" mc:Ignorable="w14 w15">
   <w:docDefaults>
     <w:rPrDefault>
       <w:rPr>
-        <w:rFonts w:ascii="Times New Roman" w:hAnsi="Times New Roman" w:eastAsia="宋体" w:cs="Times New Roman"/>
+        <w:rFonts w:ascii="Times New Roman" w:eastAsia="宋体" w:hAnsi="Times New Roman" w:cs="Times New Roman"/>
       </w:rPr>
     </w:rPrDefault>
     <w:pPrDefault/>
   </w:docDefaults>
-  <w:latentStyles w:count="260" w:defQFormat="0" w:defUnhideWhenUsed="1" w:defSemiHidden="1" w:defUIPriority="99" w:defLockedState="0">
-    <w:lsdException w:qFormat="1" w:unhideWhenUsed="0" w:uiPriority="0" w:semiHidden="0" w:name="Normal"/>
-    <w:lsdException w:qFormat="1" w:unhideWhenUsed="0" w:uiPriority="0" w:semiHidden="0" w:name="heading 1"/>
-    <w:lsdException w:qFormat="1" w:uiPriority="0" w:semiHidden="0" w:name="heading 2"/>
-    <w:lsdException w:qFormat="1" w:uiPriority="0" w:name="heading 3"/>
-    <w:lsdException w:qFormat="1" w:uiPriority="0" w:semiHidden="0" w:name="heading 4"/>
-    <w:lsdException w:qFormat="1" w:uiPriority="0" w:name="heading 5"/>
-    <w:lsdException w:qFormat="1" w:uiPriority="0" w:name="heading 6"/>
-    <w:lsdException w:qFormat="1" w:uiPriority="0" w:name="heading 7"/>
-    <w:lsdException w:qFormat="1" w:uiPriority="0" w:name="heading 8"/>
-    <w:lsdException w:qFormat="1" w:uiPriority="0" w:name="heading 9"/>
-    <w:lsdException w:unhideWhenUsed="0" w:uiPriority="0" w:semiHidden="0" w:name="index 1"/>
-    <w:lsdException w:unhideWhenUsed="0" w:uiPriority="0" w:semiHidden="0" w:name="index 2"/>
-    <w:lsdException w:unhideWhenUsed="0" w:uiPriority="0" w:semiHidden="0" w:name="index 3"/>
-    <w:lsdException w:unhideWhenUsed="0" w:uiPriority="0" w:semiHidden="0" w:name="index 4"/>
-    <w:lsdException w:unhideWhenUsed="0" w:uiPriority="0" w:semiHidden="0" w:name="index 5"/>
-    <w:lsdException w:unhideWhenUsed="0" w:uiPriority="0" w:semiHidden="0" w:name="index 6"/>
-    <w:lsdException w:unhideWhenUsed="0" w:uiPriority="0" w:semiHidden="0" w:name="index 7"/>
-    <w:lsdException w:unhideWhenUsed="0" w:uiPriority="0" w:semiHidden="0" w:name="index 8"/>
-    <w:lsdException w:unhideWhenUsed="0" w:uiPriority="0" w:semiHidden="0" w:name="index 9"/>
-    <w:lsdException w:qFormat="1" w:unhideWhenUsed="0" w:uiPriority="0" w:semiHidden="0" w:name="toc 1"/>
-    <w:lsdException w:qFormat="1" w:unhideWhenUsed="0" w:uiPriority="0" w:semiHidden="0" w:name="toc 2"/>
-    <w:lsdException w:qFormat="1" w:unhideWhenUsed="0" w:uiPriority="0" w:semiHidden="0" w:name="toc 3"/>
-    <w:lsdException w:unhideWhenUsed="0" w:uiPriority="0" w:semiHidden="0" w:name="toc 4"/>
-    <w:lsdException w:unhideWhenUsed="0" w:uiPriority="0" w:semiHidden="0" w:name="toc 5"/>
-    <w:lsdException w:unhideWhenUsed="0" w:uiPriority="0" w:semiHidden="0" w:name="toc 6"/>
-    <w:lsdException w:unhideWhenUsed="0" w:uiPriority="0" w:semiHidden="0" w:name="toc 7"/>
-    <w:lsdException w:unhideWhenUsed="0" w:uiPriority="0" w:semiHidden="0" w:name="toc 8"/>
-    <w:lsdException w:unhideWhenUsed="0" w:uiPriority="0" w:semiHidden="0" w:name="toc 9"/>
-    <w:lsdException w:unhideWhenUsed="0" w:uiPriority="0" w:semiHidden="0" w:name="Normal Indent"/>
-    <w:lsdException w:unhideWhenUsed="0" w:uiPriority="0" w:semiHidden="0" w:name="footnote text"/>
-    <w:lsdException w:qFormat="1" w:unhideWhenUsed="0" w:uiPriority="0" w:semiHidden="0" w:name="annotation text"/>
-    <w:lsdException w:qFormat="1" w:unhideWhenUsed="0" w:uiPriority="0" w:semiHidden="0" w:name="header"/>
-    <w:lsdException w:qFormat="1" w:unhideWhenUsed="0" w:uiPriority="0" w:semiHidden="0" w:name="footer"/>
-    <w:lsdException w:unhideWhenUsed="0" w:uiPriority="0" w:semiHidden="0" w:name="index heading"/>
-    <w:lsdException w:qFormat="1" w:uiPriority="0" w:name="caption"/>
-    <w:lsdException w:unhideWhenUsed="0" w:uiPriority="0" w:semiHidden="0" w:name="table of figures"/>
-    <w:lsdException w:unhideWhenUsed="0" w:uiPriority="0" w:semiHidden="0" w:name="envelope address"/>
-    <w:lsdException w:unhideWhenUsed="0" w:uiPriority="0" w:semiHidden="0" w:name="envelope return"/>
-    <w:lsdException w:unhideWhenUsed="0" w:uiPriority="0" w:semiHidden="0" w:name="footnote reference"/>
-    <w:lsdException w:unhideWhenUsed="0" w:uiPriority="0" w:semiHidden="0" w:name="annotation reference"/>
-    <w:lsdException w:unhideWhenUsed="0" w:uiPriority="0" w:semiHidden="0" w:name="line number"/>
-    <w:lsdException w:unhideWhenUsed="0" w:uiPriority="0" w:semiHidden="0" w:name="page number"/>
-    <w:lsdException w:unhideWhenUsed="0" w:uiPriority="0" w:semiHidden="0" w:name="endnote reference"/>
-    <w:lsdException w:unhideWhenUsed="0" w:uiPriority="0" w:semiHidden="0" w:name="endnote text"/>
-    <w:lsdException w:unhideWhenUsed="0" w:uiPriority="0" w:semiHidden="0" w:name="table of authorities"/>
-    <w:lsdException w:unhideWhenUsed="0" w:uiPriority="0" w:semiHidden="0" w:name="macro"/>
-    <w:lsdException w:unhideWhenUsed="0" w:uiPriority="0" w:semiHidden="0" w:name="toa heading"/>
-    <w:lsdException w:unhideWhenUsed="0" w:uiPriority="0" w:semiHidden="0" w:name="List"/>
-    <w:lsdException w:unhideWhenUsed="0" w:uiPriority="0" w:semiHidden="0" w:name="List Bullet"/>
-    <w:lsdException w:unhideWhenUsed="0" w:uiPriority="0" w:semiHidden="0" w:name="List Number"/>
-    <w:lsdException w:unhideWhenUsed="0" w:uiPriority="0" w:semiHidden="0" w:name="List 2"/>
-    <w:lsdException w:unhideWhenUsed="0" w:uiPriority="0" w:semiHidden="0" w:name="List 3"/>
-    <w:lsdException w:unhideWhenUsed="0" w:uiPriority="0" w:semiHidden="0" w:name="List 4"/>
-    <w:lsdException w:unhideWhenUsed="0" w:uiPriority="0" w:semiHidden="0" w:name="List 5"/>
-    <w:lsdException w:unhideWhenUsed="0" w:uiPriority="0" w:semiHidden="0" w:name="List Bullet 2"/>
-    <w:lsdException w:unhideWhenUsed="0" w:uiPriority="0" w:semiHidden="0" w:name="List Bullet 3"/>
-    <w:lsdException w:unhideWhenUsed="0" w:uiPriority="0" w:semiHidden="0" w:name="List Bullet 4"/>
-    <w:lsdException w:unhideWhenUsed="0" w:uiPriority="0" w:semiHidden="0" w:name="List Bullet 5"/>
-    <w:lsdException w:unhideWhenUsed="0" w:uiPriority="0" w:semiHidden="0" w:name="List Number 2"/>
-    <w:lsdException w:unhideWhenUsed="0" w:uiPriority="0" w:semiHidden="0" w:name="List Number 3"/>
-    <w:lsdException w:unhideWhenUsed="0" w:uiPriority="0" w:semiHidden="0" w:name="List Number 4"/>
-    <w:lsdException w:unhideWhenUsed="0" w:uiPriority="0" w:semiHidden="0" w:name="List Number 5"/>
-    <w:lsdException w:qFormat="1" w:unhideWhenUsed="0" w:uiPriority="0" w:semiHidden="0" w:name="Title"/>
-    <w:lsdException w:unhideWhenUsed="0" w:uiPriority="0" w:semiHidden="0" w:name="Closing"/>
-    <w:lsdException w:unhideWhenUsed="0" w:uiPriority="0" w:semiHidden="0" w:name="Signature"/>
-    <w:lsdException w:qFormat="1" w:unhideWhenUsed="0" w:uiPriority="0" w:name="Default Paragraph Font"/>
-    <w:lsdException w:qFormat="1" w:unhideWhenUsed="0" w:uiPriority="0" w:name="Body Text"/>
-    <w:lsdException w:unhideWhenUsed="0" w:uiPriority="0" w:semiHidden="0" w:name="Body Text Indent"/>
-    <w:lsdException w:unhideWhenUsed="0" w:uiPriority="0" w:semiHidden="0" w:name="List Continue"/>
-    <w:lsdException w:unhideWhenUsed="0" w:uiPriority="0" w:semiHidden="0" w:name="List Continue 2"/>
-    <w:lsdException w:unhideWhenUsed="0" w:uiPriority="0" w:semiHidden="0" w:name="List Continue 3"/>
-    <w:lsdException w:unhideWhenUsed="0" w:uiPriority="0" w:semiHidden="0" w:name="List Continue 4"/>
-    <w:lsdException w:unhideWhenUsed="0" w:uiPriority="0" w:semiHidden="0" w:name="List Continue 5"/>
-    <w:lsdException w:unhideWhenUsed="0" w:uiPriority="0" w:semiHidden="0" w:name="Message Header"/>
-    <w:lsdException w:qFormat="1" w:unhideWhenUsed="0" w:uiPriority="0" w:semiHidden="0" w:name="Subtitle"/>
-    <w:lsdException w:unhideWhenUsed="0" w:uiPriority="0" w:semiHidden="0" w:name="Salutation"/>
-    <w:lsdException w:unhideWhenUsed="0" w:uiPriority="0" w:semiHidden="0" w:name="Date"/>
-    <w:lsdException w:unhideWhenUsed="0" w:uiPriority="0" w:semiHidden="0" w:name="Body Text First Indent"/>
-    <w:lsdException w:unhideWhenUsed="0" w:uiPriority="0" w:semiHidden="0" w:name="Body Text First Indent 2"/>
-    <w:lsdException w:uiPriority="99" w:name="Note Heading"/>
-    <w:lsdException w:unhideWhenUsed="0" w:uiPriority="0" w:semiHidden="0" w:name="Body Text 2"/>
-    <w:lsdException w:unhideWhenUsed="0" w:uiPriority="0" w:semiHidden="0" w:name="Body Text 3"/>
-    <w:lsdException w:unhideWhenUsed="0" w:uiPriority="0" w:semiHidden="0" w:name="Body Text Indent 2"/>
-    <w:lsdException w:unhideWhenUsed="0" w:uiPriority="0" w:semiHidden="0" w:name="Body Text Indent 3"/>
-    <w:lsdException w:unhideWhenUsed="0" w:uiPriority="0" w:semiHidden="0" w:name="Block Text"/>
-    <w:lsdException w:unhideWhenUsed="0" w:uiPriority="0" w:semiHidden="0" w:name="Hyperlink"/>
-    <w:lsdException w:unhideWhenUsed="0" w:uiPriority="0" w:semiHidden="0" w:name="FollowedHyperlink"/>
-    <w:lsdException w:qFormat="1" w:unhideWhenUsed="0" w:uiPriority="0" w:semiHidden="0" w:name="Strong"/>
-    <w:lsdException w:qFormat="1" w:unhideWhenUsed="0" w:uiPriority="0" w:semiHidden="0" w:name="Emphasis"/>
-    <w:lsdException w:unhideWhenUsed="0" w:uiPriority="0" w:semiHidden="0" w:name="Document Map"/>
-    <w:lsdException w:unhideWhenUsed="0" w:uiPriority="0" w:semiHidden="0" w:name="Plain Text"/>
-    <w:lsdException w:unhideWhenUsed="0" w:uiPriority="0" w:semiHidden="0" w:name="E-mail Signature"/>
-    <w:lsdException w:qFormat="1" w:unhideWhenUsed="0" w:uiPriority="0" w:semiHidden="0" w:name="Normal (Web)"/>
-    <w:lsdException w:unhideWhenUsed="0" w:uiPriority="0" w:semiHidden="0" w:name="HTML Acronym"/>
-    <w:lsdException w:unhideWhenUsed="0" w:uiPriority="0" w:semiHidden="0" w:name="HTML Address"/>
-    <w:lsdException w:unhideWhenUsed="0" w:uiPriority="0" w:semiHidden="0" w:name="HTML Cite"/>
-    <w:lsdException w:unhideWhenUsed="0" w:uiPriority="0" w:semiHidden="0" w:name="HTML Code"/>
-    <w:lsdException w:unhideWhenUsed="0" w:uiPriority="0" w:semiHidden="0" w:name="HTML Definition"/>
-    <w:lsdException w:unhideWhenUsed="0" w:uiPriority="0" w:semiHidden="0" w:name="HTML Keyboard"/>
-    <w:lsdException w:unhideWhenUsed="0" w:uiPriority="0" w:semiHidden="0" w:name="HTML Preformatted"/>
-    <w:lsdException w:unhideWhenUsed="0" w:uiPriority="0" w:semiHidden="0" w:name="HTML Sample"/>
-    <w:lsdException w:unhideWhenUsed="0" w:uiPriority="0" w:semiHidden="0" w:name="HTML Typewriter"/>
-    <w:lsdException w:unhideWhenUsed="0" w:uiPriority="0" w:semiHidden="0" w:name="HTML Variable"/>
-    <w:lsdException w:qFormat="1" w:unhideWhenUsed="0" w:uiPriority="0" w:name="Normal Table"/>
-    <w:lsdException w:unhideWhenUsed="0" w:uiPriority="0" w:semiHidden="0" w:name="annotation subject"/>
-    <w:lsdException w:unhideWhenUsed="0" w:uiPriority="0" w:semiHidden="0" w:name="Table Simple 1"/>
-    <w:lsdException w:unhideWhenUsed="0" w:uiPriority="0" w:semiHidden="0" w:name="Table Simple 2"/>
-    <w:lsdException w:unhideWhenUsed="0" w:uiPriority="0" w:semiHidden="0" w:name="Table Simple 3"/>
-    <w:lsdException w:unhideWhenUsed="0" w:uiPriority="0" w:semiHidden="0" w:name="Table Classic 1"/>
-    <w:lsdException w:unhideWhenUsed="0" w:uiPriority="0" w:semiHidden="0" w:name="Table Classic 2"/>
-    <w:lsdException w:unhideWhenUsed="0" w:uiPriority="0" w:semiHidden="0" w:name="Table Classic 3"/>
-    <w:lsdException w:unhideWhenUsed="0" w:uiPriority="0" w:semiHidden="0" w:name="Table Classic 4"/>
-    <w:lsdException w:unhideWhenUsed="0" w:uiPriority="0" w:semiHidden="0" w:name="Table Colorful 1"/>
-    <w:lsdException w:unhideWhenUsed="0" w:uiPriority="0" w:semiHidden="0" w:name="Table Colorful 2"/>
-    <w:lsdException w:unhideWhenUsed="0" w:uiPriority="0" w:semiHidden="0" w:name="Table Colorful 3"/>
-    <w:lsdException w:unhideWhenUsed="0" w:uiPriority="0" w:semiHidden="0" w:name="Table Columns 1"/>
-    <w:lsdException w:unhideWhenUsed="0" w:uiPriority="0" w:semiHidden="0" w:name="Table Columns 2"/>
-    <w:lsdException w:unhideWhenUsed="0" w:uiPriority="0" w:semiHidden="0" w:name="Table Columns 3"/>
-    <w:lsdException w:unhideWhenUsed="0" w:uiPriority="0" w:semiHidden="0" w:name="Table Columns 4"/>
-    <w:lsdException w:unhideWhenUsed="0" w:uiPriority="0" w:semiHidden="0" w:name="Table Columns 5"/>
-    <w:lsdException w:unhideWhenUsed="0" w:uiPriority="0" w:semiHidden="0" w:name="Table Grid 1"/>
-    <w:lsdException w:unhideWhenUsed="0" w:uiPriority="0" w:semiHidden="0" w:name="Table Grid 2"/>
-    <w:lsdException w:unhideWhenUsed="0" w:uiPriority="0" w:semiHidden="0" w:name="Table Grid 3"/>
-    <w:lsdException w:unhideWhenUsed="0" w:uiPriority="0" w:semiHidden="0" w:name="Table Grid 4"/>
-    <w:lsdException w:unhideWhenUsed="0" w:uiPriority="0" w:semiHidden="0" w:name="Table Grid 5"/>
-    <w:lsdException w:unhideWhenUsed="0" w:uiPriority="0" w:semiHidden="0" w:name="Table Grid 6"/>
-    <w:lsdException w:unhideWhenUsed="0" w:uiPriority="0" w:semiHidden="0" w:name="Table Grid 7"/>
-    <w:lsdException w:unhideWhenUsed="0" w:uiPriority="0" w:semiHidden="0" w:name="Table Grid 8"/>
-    <w:lsdException w:unhideWhenUsed="0" w:uiPriority="0" w:semiHidden="0" w:name="Table List 1"/>
-    <w:lsdException w:unhideWhenUsed="0" w:uiPriority="0" w:semiHidden="0" w:name="Table List 2"/>
-    <w:lsdException w:unhideWhenUsed="0" w:uiPriority="0" w:semiHidden="0" w:name="Table List 3"/>
-    <w:lsdException w:unhideWhenUsed="0" w:uiPriority="0" w:semiHidden="0" w:name="Table List 4"/>
-    <w:lsdException w:unhideWhenUsed="0" w:uiPriority="0" w:semiHidden="0" w:name="Table List 5"/>
-    <w:lsdException w:unhideWhenUsed="0" w:uiPriority="0" w:semiHidden="0" w:name="Table List 6"/>
-    <w:lsdException w:unhideWhenUsed="0" w:uiPriority="0" w:semiHidden="0" w:name="Table List 7"/>
-    <w:lsdException w:unhideWhenUsed="0" w:uiPriority="0" w:semiHidden="0" w:name="Table List 8"/>
-    <w:lsdException w:unhideWhenUsed="0" w:uiPriority="0" w:semiHidden="0" w:name="Table 3D effects 1"/>
-    <w:lsdException w:unhideWhenUsed="0" w:uiPriority="0" w:semiHidden="0" w:name="Table 3D effects 2"/>
-    <w:lsdException w:unhideWhenUsed="0" w:uiPriority="0" w:semiHidden="0" w:name="Table 3D effects 3"/>
-    <w:lsdException w:unhideWhenUsed="0" w:uiPriority="0" w:semiHidden="0" w:name="Table Contemporary"/>
-    <w:lsdException w:unhideWhenUsed="0" w:uiPriority="0" w:semiHidden="0" w:name="Table Elegant"/>
-    <w:lsdException w:unhideWhenUsed="0" w:uiPriority="0" w:semiHidden="0" w:name="Table Professional"/>
-    <w:lsdException w:unhideWhenUsed="0" w:uiPriority="0" w:semiHidden="0" w:name="Table Subtle 1"/>
-    <w:lsdException w:unhideWhenUsed="0" w:uiPriority="0" w:semiHidden="0" w:name="Table Subtle 2"/>
-    <w:lsdException w:unhideWhenUsed="0" w:uiPriority="0" w:semiHidden="0" w:name="Table Web 1"/>
-    <w:lsdException w:unhideWhenUsed="0" w:uiPriority="0" w:semiHidden="0" w:name="Table Web 2"/>
-    <w:lsdException w:unhideWhenUsed="0" w:uiPriority="0" w:semiHidden="0" w:name="Table Web 3"/>
-    <w:lsdException w:unhideWhenUsed="0" w:uiPriority="0" w:semiHidden="0" w:name="Balloon Text"/>
-    <w:lsdException w:qFormat="1" w:unhideWhenUsed="0" w:uiPriority="0" w:semiHidden="0" w:name="Table Grid"/>
-    <w:lsdException w:unhideWhenUsed="0" w:uiPriority="0" w:semiHidden="0" w:name="Table Theme"/>
-    <w:lsdException w:unhideWhenUsed="0" w:uiPriority="60" w:semiHidden="0" w:name="Light Shading"/>
-    <w:lsdException w:unhideWhenUsed="0" w:uiPriority="61" w:semiHidden="0" w:name="Light List"/>
-    <w:lsdException w:unhideWhenUsed="0" w:uiPriority="62" w:semiHidden="0" w:name="Light Grid"/>
-    <w:lsdException w:unhideWhenUsed="0" w:uiPriority="63" w:semiHidden="0" w:name="Medium Shading 1"/>
-    <w:lsdException w:unhideWhenUsed="0" w:uiPriority="64" w:semiHidden="0" w:name="Medium Shading 2"/>
-    <w:lsdException w:unhideWhenUsed="0" w:uiPriority="65" w:semiHidden="0" w:name="Medium List 1"/>
-    <w:lsdException w:unhideWhenUsed="0" w:uiPriority="66" w:semiHidden="0" w:name="Medium List 2"/>
-    <w:lsdException w:unhideWhenUsed="0" w:uiPriority="67" w:semiHidden="0" w:name="Medium Grid 1"/>
-    <w:lsdException w:unhideWhenUsed="0" w:uiPriority="68" w:semiHidden="0" w:name="Medium Grid 2"/>
-    <w:lsdException w:unhideWhenUsed="0" w:uiPriority="69" w:semiHidden="0" w:name="Medium Grid 3"/>
-    <w:lsdException w:unhideWhenUsed="0" w:uiPriority="70" w:semiHidden="0" w:name="Dark List"/>
-    <w:lsdException w:unhideWhenUsed="0" w:uiPriority="71" w:semiHidden="0" w:name="Colorful Shading"/>
-    <w:lsdException w:unhideWhenUsed="0" w:uiPriority="72" w:semiHidden="0" w:name="Colorful List"/>
-    <w:lsdException w:unhideWhenUsed="0" w:uiPriority="73" w:semiHidden="0" w:name="Colorful Grid"/>
-    <w:lsdException w:unhideWhenUsed="0" w:uiPriority="60" w:semiHidden="0" w:name="Light Shading Accent 1"/>
-    <w:lsdException w:unhideWhenUsed="0" w:uiPriority="61" w:semiHidden="0" w:name="Light List Accent 1"/>
-    <w:lsdException w:unhideWhenUsed="0" w:uiPriority="62" w:semiHidden="0" w:name="Light Grid Accent 1"/>
-    <w:lsdException w:unhideWhenUsed="0" w:uiPriority="63" w:semiHidden="0" w:name="Medium Shading 1 Accent 1"/>
-    <w:lsdException w:unhideWhenUsed="0" w:uiPriority="64" w:semiHidden="0" w:name="Medium Shading 2 Accent 1"/>
-    <w:lsdException w:unhideWhenUsed="0" w:uiPriority="65" w:semiHidden="0" w:name="Medium List 1 Accent 1"/>
-    <w:lsdException w:unhideWhenUsed="0" w:uiPriority="66" w:semiHidden="0" w:name="Medium List 2 Accent 1"/>
-    <w:lsdException w:unhideWhenUsed="0" w:uiPriority="67" w:semiHidden="0" w:name="Medium Grid 1 Accent 1"/>
-    <w:lsdException w:unhideWhenUsed="0" w:uiPriority="68" w:semiHidden="0" w:name="Medium Grid 2 Accent 1"/>
-    <w:lsdException w:unhideWhenUsed="0" w:uiPriority="69" w:semiHidden="0" w:name="Medium Grid 3 Accent 1"/>
-    <w:lsdException w:unhideWhenUsed="0" w:uiPriority="70" w:semiHidden="0" w:name="Dark List Accent 1"/>
-    <w:lsdException w:unhideWhenUsed="0" w:uiPriority="71" w:semiHidden="0" w:name="Colorful Shading Accent 1"/>
-    <w:lsdException w:unhideWhenUsed="0" w:uiPriority="72" w:semiHidden="0" w:name="Colorful List Accent 1"/>
-    <w:lsdException w:unhideWhenUsed="0" w:uiPriority="73" w:semiHidden="0" w:name="Colorful Grid Accent 1"/>
-    <w:lsdException w:unhideWhenUsed="0" w:uiPriority="60" w:semiHidden="0" w:name="Light Shading Accent 2"/>
-    <w:lsdException w:unhideWhenUsed="0" w:uiPriority="61" w:semiHidden="0" w:name="Light List Accent 2"/>
-    <w:lsdException w:unhideWhenUsed="0" w:uiPriority="62" w:semiHidden="0" w:name="Light Grid Accent 2"/>
-    <w:lsdException w:unhideWhenUsed="0" w:uiPriority="63" w:semiHidden="0" w:name="Medium Shading 1 Accent 2"/>
-    <w:lsdException w:unhideWhenUsed="0" w:uiPriority="64" w:semiHidden="0" w:name="Medium Shading 2 Accent 2"/>
-    <w:lsdException w:unhideWhenUsed="0" w:uiPriority="65" w:semiHidden="0" w:name="Medium List 1 Accent 2"/>
-    <w:lsdException w:unhideWhenUsed="0" w:uiPriority="66" w:semiHidden="0" w:name="Medium List 2 Accent 2"/>
-    <w:lsdException w:unhideWhenUsed="0" w:uiPriority="67" w:semiHidden="0" w:name="Medium Grid 1 Accent 2"/>
-    <w:lsdException w:unhideWhenUsed="0" w:uiPriority="68" w:semiHidden="0" w:name="Medium Grid 2 Accent 2"/>
-    <w:lsdException w:unhideWhenUsed="0" w:uiPriority="69" w:semiHidden="0" w:name="Medium Grid 3 Accent 2"/>
-    <w:lsdException w:unhideWhenUsed="0" w:uiPriority="70" w:semiHidden="0" w:name="Dark List Accent 2"/>
-    <w:lsdException w:unhideWhenUsed="0" w:uiPriority="71" w:semiHidden="0" w:name="Colorful Shading Accent 2"/>
-    <w:lsdException w:unhideWhenUsed="0" w:uiPriority="72" w:semiHidden="0" w:name="Colorful List Accent 2"/>
-    <w:lsdException w:unhideWhenUsed="0" w:uiPriority="73" w:semiHidden="0" w:name="Colorful Grid Accent 2"/>
-    <w:lsdException w:unhideWhenUsed="0" w:uiPriority="60" w:semiHidden="0" w:name="Light Shading Accent 3"/>
-    <w:lsdException w:unhideWhenUsed="0" w:uiPriority="61" w:semiHidden="0" w:name="Light List Accent 3"/>
-    <w:lsdException w:unhideWhenUsed="0" w:uiPriority="62" w:semiHidden="0" w:name="Light Grid Accent 3"/>
-    <w:lsdException w:unhideWhenUsed="0" w:uiPriority="63" w:semiHidden="0" w:name="Medium Shading 1 Accent 3"/>
-    <w:lsdException w:unhideWhenUsed="0" w:uiPriority="64" w:semiHidden="0" w:name="Medium Shading 2 Accent 3"/>
-    <w:lsdException w:unhideWhenUsed="0" w:uiPriority="65" w:semiHidden="0" w:name="Medium List 1 Accent 3"/>
-    <w:lsdException w:unhideWhenUsed="0" w:uiPriority="66" w:semiHidden="0" w:name="Medium List 2 Accent 3"/>
-    <w:lsdException w:unhideWhenUsed="0" w:uiPriority="67" w:semiHidden="0" w:name="Medium Grid 1 Accent 3"/>
-    <w:lsdException w:unhideWhenUsed="0" w:uiPriority="68" w:semiHidden="0" w:name="Medium Grid 2 Accent 3"/>
-    <w:lsdException w:unhideWhenUsed="0" w:uiPriority="69" w:semiHidden="0" w:name="Medium Grid 3 Accent 3"/>
-    <w:lsdException w:unhideWhenUsed="0" w:uiPriority="70" w:semiHidden="0" w:name="Dark List Accent 3"/>
-    <w:lsdException w:unhideWhenUsed="0" w:uiPriority="71" w:semiHidden="0" w:name="Colorful Shading Accent 3"/>
-    <w:lsdException w:unhideWhenUsed="0" w:uiPriority="72" w:semiHidden="0" w:name="Colorful List Accent 3"/>
-    <w:lsdException w:unhideWhenUsed="0" w:uiPriority="73" w:semiHidden="0" w:name="Colorful Grid Accent 3"/>
-    <w:lsdException w:unhideWhenUsed="0" w:uiPriority="60" w:semiHidden="0" w:name="Light Shading Accent 4"/>
-    <w:lsdException w:unhideWhenUsed="0" w:uiPriority="61" w:semiHidden="0" w:name="Light List Accent 4"/>
-    <w:lsdException w:unhideWhenUsed="0" w:uiPriority="62" w:semiHidden="0" w:name="Light Grid Accent 4"/>
-    <w:lsdException w:unhideWhenUsed="0" w:uiPriority="63" w:semiHidden="0" w:name="Medium Shading 1 Accent 4"/>
-    <w:lsdException w:unhideWhenUsed="0" w:uiPriority="64" w:semiHidden="0" w:name="Medium Shading 2 Accent 4"/>
-    <w:lsdException w:unhideWhenUsed="0" w:uiPriority="65" w:semiHidden="0" w:name="Medium List 1 Accent 4"/>
-    <w:lsdException w:unhideWhenUsed="0" w:uiPriority="66" w:semiHidden="0" w:name="Medium List 2 Accent 4"/>
-    <w:lsdException w:unhideWhenUsed="0" w:uiPriority="67" w:semiHidden="0" w:name="Medium Grid 1 Accent 4"/>
-    <w:lsdException w:unhideWhenUsed="0" w:uiPriority="68" w:semiHidden="0" w:name="Medium Grid 2 Accent 4"/>
-    <w:lsdException w:unhideWhenUsed="0" w:uiPriority="69" w:semiHidden="0" w:name="Medium Grid 3 Accent 4"/>
-    <w:lsdException w:unhideWhenUsed="0" w:uiPriority="70" w:semiHidden="0" w:name="Dark List Accent 4"/>
-    <w:lsdException w:unhideWhenUsed="0" w:uiPriority="71" w:semiHidden="0" w:name="Colorful Shading Accent 4"/>
-    <w:lsdException w:unhideWhenUsed="0" w:uiPriority="72" w:semiHidden="0" w:name="Colorful List Accent 4"/>
-    <w:lsdException w:unhideWhenUsed="0" w:uiPriority="73" w:semiHidden="0" w:name="Colorful Grid Accent 4"/>
-    <w:lsdException w:unhideWhenUsed="0" w:uiPriority="60" w:semiHidden="0" w:name="Light Shading Accent 5"/>
-    <w:lsdException w:unhideWhenUsed="0" w:uiPriority="61" w:semiHidden="0" w:name="Light List Accent 5"/>
-    <w:lsdException w:unhideWhenUsed="0" w:uiPriority="62" w:semiHidden="0" w:name="Light Grid Accent 5"/>
-    <w:lsdException w:unhideWhenUsed="0" w:uiPriority="63" w:semiHidden="0" w:name="Medium Shading 1 Accent 5"/>
-    <w:lsdException w:unhideWhenUsed="0" w:uiPriority="64" w:semiHidden="0" w:name="Medium Shading 2 Accent 5"/>
-    <w:lsdException w:unhideWhenUsed="0" w:uiPriority="65" w:semiHidden="0" w:name="Medium List 1 Accent 5"/>
-    <w:lsdException w:unhideWhenUsed="0" w:uiPriority="66" w:semiHidden="0" w:name="Medium List 2 Accent 5"/>
-    <w:lsdException w:unhideWhenUsed="0" w:uiPriority="67" w:semiHidden="0" w:name="Medium Grid 1 Accent 5"/>
-    <w:lsdException w:unhideWhenUsed="0" w:uiPriority="68" w:semiHidden="0" w:name="Medium Grid 2 Accent 5"/>
-    <w:lsdException w:unhideWhenUsed="0" w:uiPriority="69" w:semiHidden="0" w:name="Medium Grid 3 Accent 5"/>
-    <w:lsdException w:unhideWhenUsed="0" w:uiPriority="70" w:semiHidden="0" w:name="Dark List Accent 5"/>
-    <w:lsdException w:unhideWhenUsed="0" w:uiPriority="71" w:semiHidden="0" w:name="Colorful Shading Accent 5"/>
-    <w:lsdException w:unhideWhenUsed="0" w:uiPriority="72" w:semiHidden="0" w:name="Colorful List Accent 5"/>
-    <w:lsdException w:unhideWhenUsed="0" w:uiPriority="73" w:semiHidden="0" w:name="Colorful Grid Accent 5"/>
-    <w:lsdException w:unhideWhenUsed="0" w:uiPriority="60" w:semiHidden="0" w:name="Light Shading Accent 6"/>
-    <w:lsdException w:unhideWhenUsed="0" w:uiPriority="61" w:semiHidden="0" w:name="Light List Accent 6"/>
-    <w:lsdException w:unhideWhenUsed="0" w:uiPriority="62" w:semiHidden="0" w:name="Light Grid Accent 6"/>
-    <w:lsdException w:unhideWhenUsed="0" w:uiPriority="63" w:semiHidden="0" w:name="Medium Shading 1 Accent 6"/>
-    <w:lsdException w:unhideWhenUsed="0" w:uiPriority="64" w:semiHidden="0" w:name="Medium Shading 2 Accent 6"/>
-    <w:lsdException w:unhideWhenUsed="0" w:uiPriority="65" w:semiHidden="0" w:name="Medium List 1 Accent 6"/>
-    <w:lsdException w:unhideWhenUsed="0" w:uiPriority="66" w:semiHidden="0" w:name="Medium List 2 Accent 6"/>
-    <w:lsdException w:unhideWhenUsed="0" w:uiPriority="67" w:semiHidden="0" w:name="Medium Grid 1 Accent 6"/>
-    <w:lsdException w:unhideWhenUsed="0" w:uiPriority="68" w:semiHidden="0" w:name="Medium Grid 2 Accent 6"/>
-    <w:lsdException w:unhideWhenUsed="0" w:uiPriority="69" w:semiHidden="0" w:name="Medium Grid 3 Accent 6"/>
-    <w:lsdException w:unhideWhenUsed="0" w:uiPriority="70" w:semiHidden="0" w:name="Dark List Accent 6"/>
-    <w:lsdException w:unhideWhenUsed="0" w:uiPriority="71" w:semiHidden="0" w:name="Colorful Shading Accent 6"/>
-    <w:lsdException w:unhideWhenUsed="0" w:uiPriority="72" w:semiHidden="0" w:name="Colorful List Accent 6"/>
-    <w:lsdException w:unhideWhenUsed="0" w:uiPriority="73" w:semiHidden="0" w:name="Colorful Grid Accent 6"/>
+  <w:latentStyles w:defLockedState="0" w:defUIPriority="99" w:defSemiHidden="1" w:defUnhideWhenUsed="1" w:defQFormat="0" w:count="260">
+    <w:lsdException w:name="Normal" w:semiHidden="0" w:uiPriority="0" w:unhideWhenUsed="0" w:qFormat="1"/>
+    <w:lsdException w:name="heading 1" w:semiHidden="0" w:uiPriority="0" w:unhideWhenUsed="0" w:qFormat="1"/>
+    <w:lsdException w:name="heading 2" w:semiHidden="0" w:uiPriority="0" w:qFormat="1"/>
+    <w:lsdException w:name="heading 3" w:uiPriority="0" w:qFormat="1"/>
+    <w:lsdException w:name="heading 4" w:semiHidden="0" w:uiPriority="0" w:qFormat="1"/>
+    <w:lsdException w:name="heading 5" w:uiPriority="0" w:qFormat="1"/>
+    <w:lsdException w:name="heading 6" w:uiPriority="0" w:qFormat="1"/>
+    <w:lsdException w:name="heading 7" w:uiPriority="0" w:qFormat="1"/>
+    <w:lsdException w:name="heading 8" w:uiPriority="0" w:qFormat="1"/>
+    <w:lsdException w:name="heading 9" w:uiPriority="0" w:qFormat="1"/>
+    <w:lsdException w:name="index 1" w:semiHidden="0" w:uiPriority="0" w:unhideWhenUsed="0"/>
+    <w:lsdException w:name="index 2" w:semiHidden="0" w:uiPriority="0" w:unhideWhenUsed="0"/>
+    <w:lsdException w:name="index 3" w:semiHidden="0" w:uiPriority="0" w:unhideWhenUsed="0"/>
+    <w:lsdException w:name="index 4" w:semiHidden="0" w:uiPriority="0" w:unhideWhenUsed="0"/>
+    <w:lsdException w:name="index 5" w:semiHidden="0" w:uiPriority="0" w:unhideWhenUsed="0"/>
+    <w:lsdException w:name="index 6" w:semiHidden="0" w:uiPriority="0" w:unhideWhenUsed="0"/>
+    <w:lsdException w:name="index 7" w:semiHidden="0" w:uiPriority="0" w:unhideWhenUsed="0"/>
+    <w:lsdException w:name="index 8" w:semiHidden="0" w:uiPriority="0" w:unhideWhenUsed="0"/>
+    <w:lsdException w:name="index 9" w:semiHidden="0" w:uiPriority="0" w:unhideWhenUsed="0"/>
+    <w:lsdException w:name="toc 1" w:semiHidden="0" w:uiPriority="0" w:unhideWhenUsed="0" w:qFormat="1"/>
+    <w:lsdException w:name="toc 2" w:semiHidden="0" w:uiPriority="0" w:unhideWhenUsed="0" w:qFormat="1"/>
+    <w:lsdException w:name="toc 3" w:semiHidden="0" w:uiPriority="0" w:unhideWhenUsed="0" w:qFormat="1"/>
+    <w:lsdException w:name="toc 4" w:semiHidden="0" w:uiPriority="0" w:unhideWhenUsed="0"/>
+    <w:lsdException w:name="toc 5" w:semiHidden="0" w:uiPriority="0" w:unhideWhenUsed="0"/>
+    <w:lsdException w:name="toc 6" w:semiHidden="0" w:uiPriority="0" w:unhideWhenUsed="0"/>
+    <w:lsdException w:name="toc 7" w:semiHidden="0" w:uiPriority="0" w:unhideWhenUsed="0"/>
+    <w:lsdException w:name="toc 8" w:semiHidden="0" w:uiPriority="0" w:unhideWhenUsed="0"/>
+    <w:lsdException w:name="toc 9" w:semiHidden="0" w:uiPriority="0" w:unhideWhenUsed="0"/>
+    <w:lsdException w:name="Normal Indent" w:semiHidden="0" w:uiPriority="0" w:unhideWhenUsed="0"/>
+    <w:lsdException w:name="footnote text" w:semiHidden="0" w:uiPriority="0" w:unhideWhenUsed="0"/>
+    <w:lsdException w:name="annotation text" w:semiHidden="0" w:uiPriority="0" w:unhideWhenUsed="0" w:qFormat="1"/>
+    <w:lsdException w:name="header" w:semiHidden="0" w:uiPriority="0" w:unhideWhenUsed="0" w:qFormat="1"/>
+    <w:lsdException w:name="footer" w:semiHidden="0" w:uiPriority="0" w:unhideWhenUsed="0" w:qFormat="1"/>
+    <w:lsdException w:name="index heading" w:semiHidden="0" w:uiPriority="0" w:unhideWhenUsed="0"/>
+    <w:lsdException w:name="caption" w:uiPriority="0" w:qFormat="1"/>
+    <w:lsdException w:name="table of figures" w:semiHidden="0" w:uiPriority="0" w:unhideWhenUsed="0"/>
+    <w:lsdException w:name="envelope address" w:semiHidden="0" w:uiPriority="0" w:unhideWhenUsed="0"/>
+    <w:lsdException w:name="envelope return" w:semiHidden="0" w:uiPriority="0" w:unhideWhenUsed="0"/>
+    <w:lsdException w:name="footnote reference" w:semiHidden="0" w:uiPriority="0" w:unhideWhenUsed="0"/>
+    <w:lsdException w:name="annotation reference" w:semiHidden="0" w:uiPriority="0" w:unhideWhenUsed="0"/>
+    <w:lsdException w:name="line number" w:semiHidden="0" w:uiPriority="0" w:unhideWhenUsed="0"/>
+    <w:lsdException w:name="page number" w:semiHidden="0" w:uiPriority="0" w:unhideWhenUsed="0"/>
+    <w:lsdException w:name="endnote reference" w:semiHidden="0" w:uiPriority="0" w:unhideWhenUsed="0"/>
+    <w:lsdException w:name="endnote text" w:semiHidden="0" w:uiPriority="0" w:unhideWhenUsed="0"/>
+    <w:lsdException w:name="table of authorities" w:semiHidden="0" w:uiPriority="0" w:unhideWhenUsed="0"/>
+    <w:lsdException w:name="macro" w:semiHidden="0" w:uiPriority="0" w:unhideWhenUsed="0"/>
+    <w:lsdException w:name="toa heading" w:semiHidden="0" w:uiPriority="0" w:unhideWhenUsed="0"/>
+    <w:lsdException w:name="List" w:semiHidden="0" w:uiPriority="0" w:unhideWhenUsed="0"/>
+    <w:lsdException w:name="List Bullet" w:semiHidden="0" w:uiPriority="0" w:unhideWhenUsed="0"/>
+    <w:lsdException w:name="List Number" w:semiHidden="0" w:uiPriority="0" w:unhideWhenUsed="0"/>
+    <w:lsdException w:name="List 2" w:semiHidden="0" w:uiPriority="0" w:unhideWhenUsed="0"/>
+    <w:lsdException w:name="List 3" w:semiHidden="0" w:uiPriority="0" w:unhideWhenUsed="0"/>
+    <w:lsdException w:name="List 4" w:semiHidden="0" w:uiPriority="0" w:unhideWhenUsed="0"/>
+    <w:lsdException w:name="List 5" w:semiHidden="0" w:uiPriority="0" w:unhideWhenUsed="0"/>
+    <w:lsdException w:name="List Bullet 2" w:semiHidden="0" w:uiPriority="0" w:unhideWhenUsed="0"/>
+    <w:lsdException w:name="List Bullet 3" w:semiHidden="0" w:uiPriority="0" w:unhideWhenUsed="0"/>
+    <w:lsdException w:name="List Bullet 4" w:semiHidden="0" w:uiPriority="0" w:unhideWhenUsed="0"/>
+    <w:lsdException w:name="List Bullet 5" w:semiHidden="0" w:uiPriority="0" w:unhideWhenUsed="0"/>
+    <w:lsdException w:name="List Number 2" w:semiHidden="0" w:uiPriority="0" w:unhideWhenUsed="0"/>
+    <w:lsdException w:name="List Number 3" w:semiHidden="0" w:uiPriority="0" w:unhideWhenUsed="0"/>
+    <w:lsdException w:name="List Number 4" w:semiHidden="0" w:uiPriority="0" w:unhideWhenUsed="0"/>
+    <w:lsdException w:name="List Number 5" w:semiHidden="0" w:uiPriority="0" w:unhideWhenUsed="0"/>
+    <w:lsdException w:name="Title" w:semiHidden="0" w:uiPriority="0" w:unhideWhenUsed="0" w:qFormat="1"/>
+    <w:lsdException w:name="Closing" w:semiHidden="0" w:uiPriority="0" w:unhideWhenUsed="0"/>
+    <w:lsdException w:name="Signature" w:semiHidden="0" w:uiPriority="0" w:unhideWhenUsed="0"/>
+    <w:lsdException w:name="Default Paragraph Font" w:uiPriority="0" w:unhideWhenUsed="0" w:qFormat="1"/>
+    <w:lsdException w:name="Body Text" w:uiPriority="0" w:unhideWhenUsed="0" w:qFormat="1"/>
+    <w:lsdException w:name="Body Text Indent" w:semiHidden="0" w:uiPriority="0" w:unhideWhenUsed="0"/>
+    <w:lsdException w:name="List Continue" w:semiHidden="0" w:uiPriority="0" w:unhideWhenUsed="0"/>
+    <w:lsdException w:name="List Continue 2" w:semiHidden="0" w:uiPriority="0" w:unhideWhenUsed="0"/>
+    <w:lsdException w:name="List Continue 3" w:semiHidden="0" w:uiPriority="0" w:unhideWhenUsed="0"/>
+    <w:lsdException w:name="List Continue 4" w:semiHidden="0" w:uiPriority="0" w:unhideWhenUsed="0"/>
+    <w:lsdException w:name="List Continue 5" w:semiHidden="0" w:uiPriority="0" w:unhideWhenUsed="0"/>
+    <w:lsdException w:name="Message Header" w:semiHidden="0" w:uiPriority="0" w:unhideWhenUsed="0"/>
+    <w:lsdException w:name="Subtitle" w:semiHidden="0" w:uiPriority="0" w:unhideWhenUsed="0" w:qFormat="1"/>
+    <w:lsdException w:name="Salutation" w:semiHidden="0" w:uiPriority="0" w:unhideWhenUsed="0"/>
+    <w:lsdException w:name="Date" w:semiHidden="0" w:uiPriority="0" w:unhideWhenUsed="0"/>
+    <w:lsdException w:name="Body Text First Indent" w:semiHidden="0" w:uiPriority="0" w:unhideWhenUsed="0"/>
+    <w:lsdException w:name="Body Text First Indent 2" w:semiHidden="0" w:uiPriority="0" w:unhideWhenUsed="0"/>
+    <w:lsdException w:name="Body Text 2" w:semiHidden="0" w:uiPriority="0" w:unhideWhenUsed="0"/>
+    <w:lsdException w:name="Body Text 3" w:semiHidden="0" w:uiPriority="0" w:unhideWhenUsed="0"/>
+    <w:lsdException w:name="Body Text Indent 2" w:semiHidden="0" w:uiPriority="0" w:unhideWhenUsed="0"/>
+    <w:lsdException w:name="Body Text Indent 3" w:semiHidden="0" w:uiPriority="0" w:unhideWhenUsed="0"/>
+    <w:lsdException w:name="Block Text" w:semiHidden="0" w:uiPriority="0" w:unhideWhenUsed="0"/>
+    <w:lsdException w:name="Hyperlink" w:semiHidden="0" w:uiPriority="0" w:unhideWhenUsed="0"/>
+    <w:lsdException w:name="FollowedHyperlink" w:semiHidden="0" w:uiPriority="0" w:unhideWhenUsed="0"/>
+    <w:lsdException w:name="Strong" w:semiHidden="0" w:uiPriority="0" w:unhideWhenUsed="0" w:qFormat="1"/>
+    <w:lsdException w:name="Emphasis" w:semiHidden="0" w:uiPriority="0" w:unhideWhenUsed="0" w:qFormat="1"/>
+    <w:lsdException w:name="Document Map" w:semiHidden="0" w:uiPriority="0" w:unhideWhenUsed="0"/>
+    <w:lsdException w:name="Plain Text" w:semiHidden="0" w:uiPriority="0" w:unhideWhenUsed="0"/>
+    <w:lsdException w:name="E-mail Signature" w:semiHidden="0" w:uiPriority="0" w:unhideWhenUsed="0"/>
+    <w:lsdException w:name="Normal (Web)" w:semiHidden="0" w:uiPriority="0" w:unhideWhenUsed="0" w:qFormat="1"/>
+    <w:lsdException w:name="HTML Acronym" w:semiHidden="0" w:uiPriority="0" w:unhideWhenUsed="0"/>
+    <w:lsdException w:name="HTML Address" w:semiHidden="0" w:uiPriority="0" w:unhideWhenUsed="0"/>
+    <w:lsdException w:name="HTML Cite" w:semiHidden="0" w:uiPriority="0" w:unhideWhenUsed="0"/>
+    <w:lsdException w:name="HTML Code" w:semiHidden="0" w:uiPriority="0" w:unhideWhenUsed="0"/>
+    <w:lsdException w:name="HTML Definition" w:semiHidden="0" w:uiPriority="0" w:unhideWhenUsed="0"/>
+    <w:lsdException w:name="HTML Keyboard" w:semiHidden="0" w:uiPriority="0" w:unhideWhenUsed="0"/>
+    <w:lsdException w:name="HTML Preformatted" w:semiHidden="0" w:uiPriority="0" w:unhideWhenUsed="0"/>
+    <w:lsdException w:name="HTML Sample" w:semiHidden="0" w:uiPriority="0" w:unhideWhenUsed="0"/>
+    <w:lsdException w:name="HTML Typewriter" w:semiHidden="0" w:uiPriority="0" w:unhideWhenUsed="0"/>
+    <w:lsdException w:name="HTML Variable" w:semiHidden="0" w:uiPriority="0" w:unhideWhenUsed="0"/>
+    <w:lsdException w:name="Normal Table" w:uiPriority="0" w:unhideWhenUsed="0" w:qFormat="1"/>
+    <w:lsdException w:name="annotation subject" w:semiHidden="0" w:uiPriority="0" w:unhideWhenUsed="0"/>
+    <w:lsdException w:name="Table Simple 1" w:semiHidden="0" w:uiPriority="0" w:unhideWhenUsed="0"/>
+    <w:lsdException w:name="Table Simple 2" w:semiHidden="0" w:uiPriority="0" w:unhideWhenUsed="0"/>
+    <w:lsdException w:name="Table Simple 3" w:semiHidden="0" w:uiPriority="0" w:unhideWhenUsed="0"/>
+    <w:lsdException w:name="Table Classic 1" w:semiHidden="0" w:uiPriority="0" w:unhideWhenUsed="0"/>
+    <w:lsdException w:name="Table Classic 2" w:semiHidden="0" w:uiPriority="0" w:unhideWhenUsed="0"/>
+    <w:lsdException w:name="Table Classic 3" w:semiHidden="0" w:uiPriority="0" w:unhideWhenUsed="0"/>
+    <w:lsdException w:name="Table Classic 4" w:semiHidden="0" w:uiPriority="0" w:unhideWhenUsed="0"/>
+    <w:lsdException w:name="Table Colorful 1" w:semiHidden="0" w:uiPriority="0" w:unhideWhenUsed="0"/>
+    <w:lsdException w:name="Table Colorful 2" w:semiHidden="0" w:uiPriority="0" w:unhideWhenUsed="0"/>
+    <w:lsdException w:name="Table Colorful 3" w:semiHidden="0" w:uiPriority="0" w:unhideWhenUsed="0"/>
+    <w:lsdException w:name="Table Columns 1" w:semiHidden="0" w:uiPriority="0" w:unhideWhenUsed="0"/>
+    <w:lsdException w:name="Table Columns 2" w:semiHidden="0" w:uiPriority="0" w:unhideWhenUsed="0"/>
+    <w:lsdException w:name="Table Columns 3" w:semiHidden="0" w:uiPriority="0" w:unhideWhenUsed="0"/>
+    <w:lsdException w:name="Table Columns 4" w:semiHidden="0" w:uiPriority="0" w:unhideWhenUsed="0"/>
+    <w:lsdException w:name="Table Columns 5" w:semiHidden="0" w:uiPriority="0" w:unhideWhenUsed="0"/>
+    <w:lsdException w:name="Table Grid 1" w:semiHidden="0" w:uiPriority="0" w:unhideWhenUsed="0"/>
+    <w:lsdException w:name="Table Grid 2" w:semiHidden="0" w:uiPriority="0" w:unhideWhenUsed="0"/>
+    <w:lsdException w:name="Table Grid 3" w:semiHidden="0" w:uiPriority="0" w:unhideWhenUsed="0"/>
+    <w:lsdException w:name="Table Grid 4" w:semiHidden="0" w:uiPriority="0" w:unhideWhenUsed="0"/>
+    <w:lsdException w:name="Table Grid 5" w:semiHidden="0" w:uiPriority="0" w:unhideWhenUsed="0"/>
+    <w:lsdException w:name="Table Grid 6" w:semiHidden="0" w:uiPriority="0" w:unhideWhenUsed="0"/>
+    <w:lsdException w:name="Table Grid 7" w:semiHidden="0" w:uiPriority="0" w:unhideWhenUsed="0"/>
+    <w:lsdException w:name="Table Grid 8" w:semiHidden="0" w:uiPriority="0" w:unhideWhenUsed="0"/>
+    <w:lsdException w:name="Table List 1" w:semiHidden="0" w:uiPriority="0" w:unhideWhenUsed="0"/>
+    <w:lsdException w:name="Table List 2" w:semiHidden="0" w:uiPriority="0" w:unhideWhenUsed="0"/>
+    <w:lsdException w:name="Table List 3" w:semiHidden="0" w:uiPriority="0" w:unhideWhenUsed="0"/>
+    <w:lsdException w:name="Table List 4" w:semiHidden="0" w:uiPriority="0" w:unhideWhenUsed="0"/>
+    <w:lsdException w:name="Table List 5" w:semiHidden="0" w:uiPriority="0" w:unhideWhenUsed="0"/>
+    <w:lsdException w:name="Table List 6" w:semiHidden="0" w:uiPriority="0" w:unhideWhenUsed="0"/>
+    <w:lsdException w:name="Table List 7" w:semiHidden="0" w:uiPriority="0" w:unhideWhenUsed="0"/>
+    <w:lsdException w:name="Table List 8" w:semiHidden="0" w:uiPriority="0" w:unhideWhenUsed="0"/>
+    <w:lsdException w:name="Table 3D effects 1" w:semiHidden="0" w:uiPriority="0" w:unhideWhenUsed="0"/>
+    <w:lsdException w:name="Table 3D effects 2" w:semiHidden="0" w:uiPriority="0" w:unhideWhenUsed="0"/>
+    <w:lsdException w:name="Table 3D effects 3" w:semiHidden="0" w:uiPriority="0" w:unhideWhenUsed="0"/>
+    <w:lsdException w:name="Table Contemporary" w:semiHidden="0" w:uiPriority="0" w:unhideWhenUsed="0"/>
+    <w:lsdException w:name="Table Elegant" w:semiHidden="0" w:uiPriority="0" w:unhideWhenUsed="0"/>
+    <w:lsdException w:name="Table Professional" w:semiHidden="0" w:uiPriority="0" w:unhideWhenUsed="0"/>
+    <w:lsdException w:name="Table Subtle 1" w:semiHidden="0" w:uiPriority="0" w:unhideWhenUsed="0"/>
+    <w:lsdException w:name="Table Subtle 2" w:semiHidden="0" w:uiPriority="0" w:unhideWhenUsed="0"/>
+    <w:lsdException w:name="Table Web 1" w:semiHidden="0" w:uiPriority="0" w:unhideWhenUsed="0"/>
+    <w:lsdException w:name="Table Web 2" w:semiHidden="0" w:uiPriority="0" w:unhideWhenUsed="0"/>
+    <w:lsdException w:name="Table Web 3" w:semiHidden="0" w:uiPriority="0" w:unhideWhenUsed="0"/>
+    <w:lsdException w:name="Balloon Text" w:semiHidden="0" w:uiPriority="0" w:unhideWhenUsed="0"/>
+    <w:lsdException w:name="Table Grid" w:semiHidden="0" w:uiPriority="0" w:unhideWhenUsed="0" w:qFormat="1"/>
+    <w:lsdException w:name="Table Theme" w:semiHidden="0" w:uiPriority="0" w:unhideWhenUsed="0"/>
+    <w:lsdException w:name="Light Shading" w:semiHidden="0" w:uiPriority="60" w:unhideWhenUsed="0"/>
+    <w:lsdException w:name="Light List" w:semiHidden="0" w:uiPriority="61" w:unhideWhenUsed="0"/>
+    <w:lsdException w:name="Light Grid" w:semiHidden="0" w:uiPriority="62" w:unhideWhenUsed="0"/>
+    <w:lsdException w:name="Medium Shading 1" w:semiHidden="0" w:uiPriority="63" w:unhideWhenUsed="0"/>
+    <w:lsdException w:name="Medium Shading 2" w:semiHidden="0" w:uiPriority="64" w:unhideWhenUsed="0"/>
+    <w:lsdException w:name="Medium List 1" w:semiHidden="0" w:uiPriority="65" w:unhideWhenUsed="0"/>
+    <w:lsdException w:name="Medium List 2" w:semiHidden="0" w:uiPriority="66" w:unhideWhenUsed="0"/>
+    <w:lsdException w:name="Medium Grid 1" w:semiHidden="0" w:uiPriority="67" w:unhideWhenUsed="0"/>
+    <w:lsdException w:name="Medium Grid 2" w:semiHidden="0" w:uiPriority="68" w:unhideWhenUsed="0"/>
+    <w:lsdException w:name="Medium Grid 3" w:semiHidden="0" w:uiPriority="69" w:unhideWhenUsed="0"/>
+    <w:lsdException w:name="Dark List" w:semiHidden="0" w:uiPriority="70" w:unhideWhenUsed="0"/>
+    <w:lsdException w:name="Colorful Shading" w:semiHidden="0" w:uiPriority="71" w:unhideWhenUsed="0"/>
+    <w:lsdException w:name="Colorful List" w:semiHidden="0" w:uiPriority="72" w:unhideWhenUsed="0"/>
+    <w:lsdException w:name="Colorful Grid" w:semiHidden="0" w:uiPriority="73" w:unhideWhenUsed="0"/>
+    <w:lsdException w:name="Light Shading Accent 1" w:semiHidden="0" w:uiPriority="60" w:unhideWhenUsed="0"/>
+    <w:lsdException w:name="Light List Accent 1" w:semiHidden="0" w:uiPriority="61" w:unhideWhenUsed="0"/>
+    <w:lsdException w:name="Light Grid Accent 1" w:semiHidden="0" w:uiPriority="62" w:unhideWhenUsed="0"/>
+    <w:lsdException w:name="Medium Shading 1 Accent 1" w:semiHidden="0" w:uiPriority="63" w:unhideWhenUsed="0"/>
+    <w:lsdException w:name="Medium Shading 2 Accent 1" w:semiHidden="0" w:uiPriority="64" w:unhideWhenUsed="0"/>
+    <w:lsdException w:name="Medium List 1 Accent 1" w:semiHidden="0" w:uiPriority="65" w:unhideWhenUsed="0"/>
+    <w:lsdException w:name="Medium List 2 Accent 1" w:semiHidden="0" w:uiPriority="66" w:unhideWhenUsed="0"/>
+    <w:lsdException w:name="Medium Grid 1 Accent 1" w:semiHidden="0" w:uiPriority="67" w:unhideWhenUsed="0"/>
+    <w:lsdException w:name="Medium Grid 2 Accent 1" w:semiHidden="0" w:uiPriority="68" w:unhideWhenUsed="0"/>
+    <w:lsdException w:name="Medium Grid 3 Accent 1" w:semiHidden="0" w:uiPriority="69" w:unhideWhenUsed="0"/>
+    <w:lsdException w:name="Dark List Accent 1" w:semiHidden="0" w:uiPriority="70" w:unhideWhenUsed="0"/>
+    <w:lsdException w:name="Colorful Shading Accent 1" w:semiHidden="0" w:uiPriority="71" w:unhideWhenUsed="0"/>
+    <w:lsdException w:name="Colorful List Accent 1" w:semiHidden="0" w:uiPriority="72" w:unhideWhenUsed="0"/>
+    <w:lsdException w:name="Colorful Grid Accent 1" w:semiHidden="0" w:uiPriority="73" w:unhideWhenUsed="0"/>
+    <w:lsdException w:name="Light Shading Accent 2" w:semiHidden="0" w:uiPriority="60" w:unhideWhenUsed="0"/>
+    <w:lsdException w:name="Light List Accent 2" w:semiHidden="0" w:uiPriority="61" w:unhideWhenUsed="0"/>
+    <w:lsdException w:name="Light Grid Accent 2" w:semiHidden="0" w:uiPriority="62" w:unhideWhenUsed="0"/>
+    <w:lsdException w:name="Medium Shading 1 Accent 2" w:semiHidden="0" w:uiPriority="63" w:unhideWhenUsed="0"/>
+    <w:lsdException w:name="Medium Shading 2 Accent 2" w:semiHidden="0" w:uiPriority="64" w:unhideWhenUsed="0"/>
+    <w:lsdException w:name="Medium List 1 Accent 2" w:semiHidden="0" w:uiPriority="65" w:unhideWhenUsed="0"/>
+    <w:lsdException w:name="Medium List 2 Accent 2" w:semiHidden="0" w:uiPriority="66" w:unhideWhenUsed="0"/>
+    <w:lsdException w:name="Medium Grid 1 Accent 2" w:semiHidden="0" w:uiPriority="67" w:unhideWhenUsed="0"/>
+    <w:lsdException w:name="Medium Grid 2 Accent 2" w:semiHidden="0" w:uiPriority="68" w:unhideWhenUsed="0"/>
+    <w:lsdException w:name="Medium Grid 3 Accent 2" w:semiHidden="0" w:uiPriority="69" w:unhideWhenUsed="0"/>
+    <w:lsdException w:name="Dark List Accent 2" w:semiHidden="0" w:uiPriority="70" w:unhideWhenUsed="0"/>
+    <w:lsdException w:name="Colorful Shading Accent 2" w:semiHidden="0" w:uiPriority="71" w:unhideWhenUsed="0"/>
+    <w:lsdException w:name="Colorful List Accent 2" w:semiHidden="0" w:uiPriority="72" w:unhideWhenUsed="0"/>
+    <w:lsdException w:name="Colorful Grid Accent 2" w:semiHidden="0" w:uiPriority="73" w:unhideWhenUsed="0"/>
+    <w:lsdException w:name="Light Shading Accent 3" w:semiHidden="0" w:uiPriority="60" w:unhideWhenUsed="0"/>
+    <w:lsdException w:name="Light List Accent 3" w:semiHidden="0" w:uiPriority="61" w:unhideWhenUsed="0"/>
+    <w:lsdException w:name="Light Grid Accent 3" w:semiHidden="0" w:uiPriority="62" w:unhideWhenUsed="0"/>
+    <w:lsdException w:name="Medium Shading 1 Accent 3" w:semiHidden="0" w:uiPriority="63" w:unhideWhenUsed="0"/>
+    <w:lsdException w:name="Medium Shading 2 Accent 3" w:semiHidden="0" w:uiPriority="64" w:unhideWhenUsed="0"/>
+    <w:lsdException w:name="Medium List 1 Accent 3" w:semiHidden="0" w:uiPriority="65" w:unhideWhenUsed="0"/>
+    <w:lsdException w:name="Medium List 2 Accent 3" w:semiHidden="0" w:uiPriority="66" w:unhideWhenUsed="0"/>
+    <w:lsdException w:name="Medium Grid 1 Accent 3" w:semiHidden="0" w:uiPriority="67" w:unhideWhenUsed="0"/>
+    <w:lsdException w:name="Medium Grid 2 Accent 3" w:semiHidden="0" w:uiPriority="68" w:unhideWhenUsed="0"/>
+    <w:lsdException w:name="Medium Grid 3 Accent 3" w:semiHidden="0" w:uiPriority="69" w:unhideWhenUsed="0"/>
+    <w:lsdException w:name="Dark List Accent 3" w:semiHidden="0" w:uiPriority="70" w:unhideWhenUsed="0"/>
+    <w:lsdException w:name="Colorful Shading Accent 3" w:semiHidden="0" w:uiPriority="71" w:unhideWhenUsed="0"/>
+    <w:lsdException w:name="Colorful List Accent 3" w:semiHidden="0" w:uiPriority="72" w:unhideWhenUsed="0"/>
+    <w:lsdException w:name="Colorful Grid Accent 3" w:semiHidden="0" w:uiPriority="73" w:unhideWhenUsed="0"/>
+    <w:lsdException w:name="Light Shading Accent 4" w:semiHidden="0" w:uiPriority="60" w:unhideWhenUsed="0"/>
+    <w:lsdException w:name="Light List Accent 4" w:semiHidden="0" w:uiPriority="61" w:unhideWhenUsed="0"/>
+    <w:lsdException w:name="Light Grid Accent 4" w:semiHidden="0" w:uiPriority="62" w:unhideWhenUsed="0"/>
+    <w:lsdException w:name="Medium Shading 1 Accent 4" w:semiHidden="0" w:uiPriority="63" w:unhideWhenUsed="0"/>
+    <w:lsdException w:name="Medium Shading 2 Accent 4" w:semiHidden="0" w:uiPriority="64" w:unhideWhenUsed="0"/>
+    <w:lsdException w:name="Medium List 1 Accent 4" w:semiHidden="0" w:uiPriority="65" w:unhideWhenUsed="0"/>
+    <w:lsdException w:name="Medium List 2 Accent 4" w:semiHidden="0" w:uiPriority="66" w:unhideWhenUsed="0"/>
+    <w:lsdException w:name="Medium Grid 1 Accent 4" w:semiHidden="0" w:uiPriority="67" w:unhideWhenUsed="0"/>
+    <w:lsdException w:name="Medium Grid 2 Accent 4" w:semiHidden="0" w:uiPriority="68" w:unhideWhenUsed="0"/>
+    <w:lsdException w:name="Medium Grid 3 Accent 4" w:semiHidden="0" w:uiPriority="69" w:unhideWhenUsed="0"/>
+    <w:lsdException w:name="Dark List Accent 4" w:semiHidden="0" w:uiPriority="70" w:unhideWhenUsed="0"/>
+    <w:lsdException w:name="Colorful Shading Accent 4" w:semiHidden="0" w:uiPriority="71" w:unhideWhenUsed="0"/>
+    <w:lsdException w:name="Colorful List Accent 4" w:semiHidden="0" w:uiPriority="72" w:unhideWhenUsed="0"/>
+    <w:lsdException w:name="Colorful Grid Accent 4" w:semiHidden="0" w:uiPriority="73" w:unhideWhenUsed="0"/>
+    <w:lsdException w:name="Light Shading Accent 5" w:semiHidden="0" w:uiPriority="60" w:unhideWhenUsed="0"/>
+    <w:lsdException w:name="Light List Accent 5" w:semiHidden="0" w:uiPriority="61" w:unhideWhenUsed="0"/>
+    <w:lsdException w:name="Light Grid Accent 5" w:semiHidden="0" w:uiPriority="62" w:unhideWhenUsed="0"/>
+    <w:lsdException w:name="Medium Shading 1 Accent 5" w:semiHidden="0" w:uiPriority="63" w:unhideWhenUsed="0"/>
+    <w:lsdException w:name="Medium Shading 2 Accent 5" w:semiHidden="0" w:uiPriority="64" w:unhideWhenUsed="0"/>
+    <w:lsdException w:name="Medium List 1 Accent 5" w:semiHidden="0" w:uiPriority="65" w:unhideWhenUsed="0"/>
+    <w:lsdException w:name="Medium List 2 Accent 5" w:semiHidden="0" w:uiPriority="66" w:unhideWhenUsed="0"/>
+    <w:lsdException w:name="Medium Grid 1 Accent 5" w:semiHidden="0" w:uiPriority="67" w:unhideWhenUsed="0"/>
+    <w:lsdException w:name="Medium Grid 2 Accent 5" w:semiHidden="0" w:uiPriority="68" w:unhideWhenUsed="0"/>
+    <w:lsdException w:name="Medium Grid 3 Accent 5" w:semiHidden="0" w:uiPriority="69" w:unhideWhenUsed="0"/>
+    <w:lsdException w:name="Dark List Accent 5" w:semiHidden="0" w:uiPriority="70" w:unhideWhenUsed="0"/>
+    <w:lsdException w:name="Colorful Shading Accent 5" w:semiHidden="0" w:uiPriority="71" w:unhideWhenUsed="0"/>
+    <w:lsdException w:name="Colorful List Accent 5" w:semiHidden="0" w:uiPriority="72" w:unhideWhenUsed="0"/>
+    <w:lsdException w:name="Colorful Grid Accent 5" w:semiHidden="0" w:uiPriority="73" w:unhideWhenUsed="0"/>
+    <w:lsdException w:name="Light Shading Accent 6" w:semiHidden="0" w:uiPriority="60" w:unhideWhenUsed="0"/>
+    <w:lsdException w:name="Light List Accent 6" w:semiHidden="0" w:uiPriority="61" w:unhideWhenUsed="0"/>
+    <w:lsdException w:name="Light Grid Accent 6" w:semiHidden="0" w:uiPriority="62" w:unhideWhenUsed="0"/>
+    <w:lsdException w:name="Medium Shading 1 Accent 6" w:semiHidden="0" w:uiPriority="63" w:unhideWhenUsed="0"/>
+    <w:lsdException w:name="Medium Shading 2 Accent 6" w:semiHidden="0" w:uiPriority="64" w:unhideWhenUsed="0"/>
+    <w:lsdException w:name="Medium List 1 Accent 6" w:semiHidden="0" w:uiPriority="65" w:unhideWhenUsed="0"/>
+    <w:lsdException w:name="Medium List 2 Accent 6" w:semiHidden="0" w:uiPriority="66" w:unhideWhenUsed="0"/>
+    <w:lsdException w:name="Medium Grid 1 Accent 6" w:semiHidden="0" w:uiPriority="67" w:unhideWhenUsed="0"/>
+    <w:lsdException w:name="Medium Grid 2 Accent 6" w:semiHidden="0" w:uiPriority="68" w:unhideWhenUsed="0"/>
+    <w:lsdException w:name="Medium Grid 3 Accent 6" w:semiHidden="0" w:uiPriority="69" w:unhideWhenUsed="0"/>
+    <w:lsdException w:name="Dark List Accent 6" w:semiHidden="0" w:uiPriority="70" w:unhideWhenUsed="0"/>
+    <w:lsdException w:name="Colorful Shading Accent 6" w:semiHidden="0" w:uiPriority="71" w:unhideWhenUsed="0"/>
+    <w:lsdException w:name="Colorful List Accent 6" w:semiHidden="0" w:uiPriority="72" w:unhideWhenUsed="0"/>
+    <w:lsdException w:name="Colorful Grid Accent 6" w:semiHidden="0" w:uiPriority="73" w:unhideWhenUsed="0"/>
   </w:latentStyles>
-  <w:style w:type="paragraph" w:default="1" w:styleId="1">
+  <w:style w:type="paragraph" w:default="1" w:styleId="Normal">
     <w:name w:val="Normal"/>
     <w:qFormat/>
-    <w:uiPriority w:val="0"/>
     <w:pPr>
       <w:kinsoku w:val="0"/>
       <w:autoSpaceDE w:val="0"/>
@@ -4151,7 +4045,7 @@
       <w:textAlignment w:val="baseline"/>
     </w:pPr>
     <w:rPr>
-      <w:rFonts w:ascii="Arial" w:hAnsi="Arial" w:eastAsia="宋体" w:cs="Arial"/>
+      <w:rFonts w:ascii="Arial" w:eastAsia="宋体" w:hAnsi="Arial" w:cs="Arial"/>
       <w:snapToGrid w:val="0"/>
       <w:color w:val="000000"/>
       <w:kern w:val="0"/>
@@ -4160,12 +4054,11 @@
       <w:lang w:val="en-US" w:eastAsia="en-US" w:bidi="ar-SA"/>
     </w:rPr>
   </w:style>
-  <w:style w:type="paragraph" w:styleId="2">
+  <w:style w:type="paragraph" w:styleId="Heading1">
     <w:name w:val="heading 1"/>
-    <w:basedOn w:val="1"/>
-    <w:next w:val="1"/>
+    <w:basedOn w:val="Normal"/>
+    <w:next w:val="Normal"/>
     <w:qFormat/>
-    <w:uiPriority w:val="0"/>
     <w:pPr>
       <w:keepNext/>
       <w:keepLines/>
@@ -4183,13 +4076,12 @@
       <w:sz w:val="44"/>
     </w:rPr>
   </w:style>
-  <w:style w:type="paragraph" w:styleId="3">
+  <w:style w:type="paragraph" w:styleId="Heading2">
     <w:name w:val="heading 2"/>
-    <w:basedOn w:val="1"/>
-    <w:next w:val="1"/>
+    <w:basedOn w:val="Normal"/>
+    <w:next w:val="Normal"/>
     <w:unhideWhenUsed/>
     <w:qFormat/>
-    <w:uiPriority w:val="0"/>
     <w:pPr>
       <w:keepNext/>
       <w:keepLines/>
@@ -4202,19 +4094,18 @@
       <w:outlineLvl w:val="1"/>
     </w:pPr>
     <w:rPr>
-      <w:rFonts w:ascii="Arial" w:hAnsi="Arial" w:eastAsia="黑体"/>
+      <w:rFonts w:ascii="Arial" w:eastAsia="黑体" w:hAnsi="Arial"/>
       <w:b/>
       <w:sz w:val="32"/>
     </w:rPr>
   </w:style>
-  <w:style w:type="paragraph" w:styleId="4">
+  <w:style w:type="paragraph" w:styleId="Heading3">
     <w:name w:val="heading 3"/>
-    <w:basedOn w:val="1"/>
-    <w:next w:val="1"/>
+    <w:basedOn w:val="Normal"/>
+    <w:next w:val="Normal"/>
     <w:semiHidden/>
     <w:unhideWhenUsed/>
     <w:qFormat/>
-    <w:uiPriority w:val="0"/>
     <w:pPr>
       <w:keepNext/>
       <w:keepLines/>
@@ -4231,13 +4122,12 @@
       <w:sz w:val="32"/>
     </w:rPr>
   </w:style>
-  <w:style w:type="paragraph" w:styleId="5">
+  <w:style w:type="paragraph" w:styleId="Heading4">
     <w:name w:val="heading 4"/>
-    <w:basedOn w:val="1"/>
-    <w:next w:val="1"/>
+    <w:basedOn w:val="Normal"/>
+    <w:next w:val="Normal"/>
     <w:unhideWhenUsed/>
     <w:qFormat/>
-    <w:uiPriority w:val="0"/>
     <w:pPr>
       <w:keepNext/>
       <w:keepLines/>
@@ -4250,19 +4140,18 @@
       <w:outlineLvl w:val="3"/>
     </w:pPr>
     <w:rPr>
-      <w:rFonts w:ascii="Arial" w:hAnsi="Arial" w:eastAsia="黑体"/>
+      <w:rFonts w:ascii="Arial" w:eastAsia="黑体" w:hAnsi="Arial"/>
       <w:b/>
       <w:sz w:val="28"/>
     </w:rPr>
   </w:style>
-  <w:style w:type="paragraph" w:styleId="6">
+  <w:style w:type="paragraph" w:styleId="Heading5">
     <w:name w:val="heading 5"/>
-    <w:basedOn w:val="1"/>
-    <w:next w:val="1"/>
+    <w:basedOn w:val="Normal"/>
+    <w:next w:val="Normal"/>
     <w:semiHidden/>
     <w:unhideWhenUsed/>
     <w:qFormat/>
-    <w:uiPriority w:val="0"/>
     <w:pPr>
       <w:keepNext/>
       <w:keepLines/>
@@ -4279,14 +4168,13 @@
       <w:sz w:val="28"/>
     </w:rPr>
   </w:style>
-  <w:style w:type="paragraph" w:styleId="7">
+  <w:style w:type="paragraph" w:styleId="Heading6">
     <w:name w:val="heading 6"/>
-    <w:basedOn w:val="1"/>
-    <w:next w:val="1"/>
+    <w:basedOn w:val="Normal"/>
+    <w:next w:val="Normal"/>
     <w:semiHidden/>
     <w:unhideWhenUsed/>
     <w:qFormat/>
-    <w:uiPriority w:val="0"/>
     <w:pPr>
       <w:keepNext/>
       <w:keepLines/>
@@ -4299,19 +4187,18 @@
       <w:outlineLvl w:val="5"/>
     </w:pPr>
     <w:rPr>
-      <w:rFonts w:ascii="Arial" w:hAnsi="Arial" w:eastAsia="黑体"/>
+      <w:rFonts w:ascii="Arial" w:eastAsia="黑体" w:hAnsi="Arial"/>
       <w:b/>
       <w:sz w:val="24"/>
     </w:rPr>
   </w:style>
-  <w:style w:type="paragraph" w:styleId="8">
+  <w:style w:type="paragraph" w:styleId="Heading7">
     <w:name w:val="heading 7"/>
-    <w:basedOn w:val="1"/>
-    <w:next w:val="1"/>
+    <w:basedOn w:val="Normal"/>
+    <w:next w:val="Normal"/>
     <w:semiHidden/>
     <w:unhideWhenUsed/>
     <w:qFormat/>
-    <w:uiPriority w:val="0"/>
     <w:pPr>
       <w:keepNext/>
       <w:keepLines/>
@@ -4328,14 +4215,13 @@
       <w:sz w:val="24"/>
     </w:rPr>
   </w:style>
-  <w:style w:type="paragraph" w:styleId="9">
+  <w:style w:type="paragraph" w:styleId="Heading8">
     <w:name w:val="heading 8"/>
-    <w:basedOn w:val="1"/>
-    <w:next w:val="1"/>
+    <w:basedOn w:val="Normal"/>
+    <w:next w:val="Normal"/>
     <w:semiHidden/>
     <w:unhideWhenUsed/>
     <w:qFormat/>
-    <w:uiPriority w:val="0"/>
     <w:pPr>
       <w:keepNext/>
       <w:keepLines/>
@@ -4348,18 +4234,17 @@
       <w:outlineLvl w:val="7"/>
     </w:pPr>
     <w:rPr>
-      <w:rFonts w:ascii="Arial" w:hAnsi="Arial" w:eastAsia="黑体"/>
+      <w:rFonts w:ascii="Arial" w:eastAsia="黑体" w:hAnsi="Arial"/>
       <w:sz w:val="24"/>
     </w:rPr>
   </w:style>
-  <w:style w:type="paragraph" w:styleId="10">
+  <w:style w:type="paragraph" w:styleId="Heading9">
     <w:name w:val="heading 9"/>
-    <w:basedOn w:val="1"/>
-    <w:next w:val="1"/>
+    <w:basedOn w:val="Normal"/>
+    <w:next w:val="Normal"/>
     <w:semiHidden/>
     <w:unhideWhenUsed/>
     <w:qFormat/>
-    <w:uiPriority w:val="0"/>
     <w:pPr>
       <w:keepNext/>
       <w:keepLines/>
@@ -4372,21 +4257,19 @@
       <w:outlineLvl w:val="8"/>
     </w:pPr>
     <w:rPr>
-      <w:rFonts w:ascii="Arial" w:hAnsi="Arial" w:eastAsia="黑体"/>
+      <w:rFonts w:ascii="Arial" w:eastAsia="黑体" w:hAnsi="Arial"/>
       <w:sz w:val="21"/>
     </w:rPr>
   </w:style>
-  <w:style w:type="character" w:default="1" w:styleId="22">
+  <w:style w:type="character" w:default="1" w:styleId="DefaultParagraphFont">
     <w:name w:val="Default Paragraph Font"/>
     <w:semiHidden/>
     <w:qFormat/>
-    <w:uiPriority w:val="0"/>
   </w:style>
-  <w:style w:type="table" w:default="1" w:styleId="20">
+  <w:style w:type="table" w:default="1" w:styleId="TableNormal">
     <w:name w:val="Normal Table"/>
     <w:semiHidden/>
     <w:qFormat/>
-    <w:uiPriority w:val="0"/>
     <w:tblPr>
       <w:tblCellMar>
         <w:top w:w="0" w:type="dxa"/>
@@ -4396,43 +4279,39 @@
       </w:tblCellMar>
     </w:tblPr>
   </w:style>
-  <w:style w:type="paragraph" w:styleId="11">
+  <w:style w:type="paragraph" w:styleId="CommentText">
     <w:name w:val="annotation text"/>
-    <w:basedOn w:val="1"/>
+    <w:basedOn w:val="Normal"/>
     <w:qFormat/>
-    <w:uiPriority w:val="0"/>
     <w:pPr>
       <w:jc w:val="left"/>
     </w:pPr>
   </w:style>
-  <w:style w:type="paragraph" w:styleId="12">
+  <w:style w:type="paragraph" w:styleId="BodyText">
     <w:name w:val="Body Text"/>
-    <w:basedOn w:val="1"/>
+    <w:basedOn w:val="Normal"/>
     <w:semiHidden/>
     <w:qFormat/>
-    <w:uiPriority w:val="0"/>
     <w:rPr>
-      <w:rFonts w:ascii="Arial" w:hAnsi="Arial" w:eastAsia="Arial" w:cs="Arial"/>
+      <w:rFonts w:ascii="Arial" w:eastAsia="Arial" w:hAnsi="Arial" w:cs="Arial"/>
       <w:sz w:val="21"/>
       <w:szCs w:val="21"/>
       <w:lang w:val="en-US" w:eastAsia="en-US" w:bidi="ar-SA"/>
     </w:rPr>
   </w:style>
-  <w:style w:type="paragraph" w:styleId="13">
+  <w:style w:type="paragraph" w:styleId="TOC3">
     <w:name w:val="toc 3"/>
-    <w:basedOn w:val="1"/>
-    <w:next w:val="1"/>
+    <w:basedOn w:val="Normal"/>
+    <w:next w:val="Normal"/>
     <w:qFormat/>
-    <w:uiPriority w:val="0"/>
     <w:pPr>
       <w:ind w:left="840" w:leftChars="400"/>
     </w:pPr>
   </w:style>
-  <w:style w:type="paragraph" w:styleId="14">
+  <w:style w:type="paragraph" w:styleId="Footer">
     <w:name w:val="footer"/>
-    <w:basedOn w:val="1"/>
+    <w:basedOn w:val="Normal"/>
     <w:qFormat/>
-    <w:uiPriority w:val="0"/>
     <w:pPr>
       <w:tabs>
         <w:tab w:val="center" w:pos="4153"/>
@@ -4445,17 +4324,16 @@
       <w:sz w:val="18"/>
     </w:rPr>
   </w:style>
-  <w:style w:type="paragraph" w:styleId="15">
+  <w:style w:type="paragraph" w:styleId="Header">
     <w:name w:val="header"/>
-    <w:basedOn w:val="1"/>
+    <w:basedOn w:val="Normal"/>
     <w:qFormat/>
-    <w:uiPriority w:val="0"/>
     <w:pPr>
       <w:pBdr>
-        <w:top w:val="none" w:color="auto" w:sz="0" w:space="1"/>
-        <w:left w:val="none" w:color="auto" w:sz="0" w:space="4"/>
-        <w:bottom w:val="none" w:color="auto" w:sz="0" w:space="1"/>
-        <w:right w:val="none" w:color="auto" w:sz="0" w:space="4"/>
+        <w:top w:val="nil"/>
+        <w:left w:val="nil"/>
+        <w:bottom w:val="nil"/>
+        <w:right w:val="nil"/>
       </w:pBdr>
       <w:tabs>
         <w:tab w:val="center" w:pos="4153"/>
@@ -4470,41 +4348,37 @@
       <w:sz w:val="18"/>
     </w:rPr>
   </w:style>
-  <w:style w:type="paragraph" w:styleId="16">
+  <w:style w:type="paragraph" w:styleId="TOC1">
     <w:name w:val="toc 1"/>
-    <w:basedOn w:val="1"/>
-    <w:next w:val="1"/>
+    <w:basedOn w:val="Normal"/>
+    <w:next w:val="Normal"/>
     <w:qFormat/>
-    <w:uiPriority w:val="0"/>
     <w:rPr>
-      <w:rFonts w:ascii="Arial" w:hAnsi="Arial" w:eastAsia="Microsoft JhengHei"/>
+      <w:rFonts w:ascii="Arial" w:eastAsia="Microsoft JhengHei" w:hAnsi="Arial"/>
       <w:sz w:val="24"/>
     </w:rPr>
   </w:style>
-  <w:style w:type="paragraph" w:styleId="17">
+  <w:style w:type="paragraph" w:styleId="TOC2">
     <w:name w:val="toc 2"/>
-    <w:basedOn w:val="1"/>
-    <w:next w:val="1"/>
+    <w:basedOn w:val="Normal"/>
+    <w:next w:val="Normal"/>
     <w:qFormat/>
-    <w:uiPriority w:val="0"/>
     <w:pPr>
       <w:ind w:left="420" w:leftChars="200"/>
     </w:pPr>
   </w:style>
-  <w:style w:type="paragraph" w:styleId="18">
+  <w:style w:type="paragraph" w:styleId="NormalWeb">
     <w:name w:val="Normal (Web)"/>
-    <w:basedOn w:val="1"/>
+    <w:basedOn w:val="Normal"/>
     <w:qFormat/>
-    <w:uiPriority w:val="0"/>
     <w:rPr>
       <w:sz w:val="24"/>
     </w:rPr>
   </w:style>
-  <w:style w:type="paragraph" w:styleId="19">
+  <w:style w:type="paragraph" w:styleId="Title">
     <w:name w:val="Title"/>
-    <w:basedOn w:val="1"/>
+    <w:basedOn w:val="Normal"/>
     <w:qFormat/>
-    <w:uiPriority w:val="0"/>
     <w:pPr>
       <w:spacing w:before="240" w:beforeLines="0" w:beforeAutospacing="0" w:after="60" w:afterLines="0" w:afterAutospacing="0"/>
       <w:jc w:val="center"/>
@@ -4516,41 +4390,38 @@
       <w:sz w:val="32"/>
     </w:rPr>
   </w:style>
-  <w:style w:type="table" w:styleId="21">
+  <w:style w:type="table" w:styleId="TableGrid">
     <w:name w:val="Table Grid"/>
-    <w:basedOn w:val="20"/>
+    <w:basedOn w:val="TableNormal"/>
     <w:qFormat/>
-    <w:uiPriority w:val="0"/>
     <w:pPr>
       <w:widowControl w:val="0"/>
       <w:jc w:val="both"/>
     </w:pPr>
     <w:tblPr>
       <w:tblBorders>
-        <w:top w:val="single" w:color="auto" w:sz="4" w:space="0"/>
-        <w:left w:val="single" w:color="auto" w:sz="4" w:space="0"/>
-        <w:bottom w:val="single" w:color="auto" w:sz="4" w:space="0"/>
-        <w:right w:val="single" w:color="auto" w:sz="4" w:space="0"/>
-        <w:insideH w:val="single" w:color="auto" w:sz="4" w:space="0"/>
-        <w:insideV w:val="single" w:color="auto" w:sz="4" w:space="0"/>
+        <w:top w:val="single" w:sz="4" w:space="0" w:color="auto"/>
+        <w:left w:val="single" w:sz="4" w:space="0" w:color="auto"/>
+        <w:bottom w:val="single" w:sz="4" w:space="0" w:color="auto"/>
+        <w:right w:val="single" w:sz="4" w:space="0" w:color="auto"/>
+        <w:insideH w:val="single" w:sz="4" w:space="0" w:color="auto"/>
+        <w:insideV w:val="single" w:sz="4" w:space="0" w:color="auto"/>
       </w:tblBorders>
     </w:tblPr>
   </w:style>
-  <w:style w:type="character" w:styleId="23">
+  <w:style w:type="character" w:styleId="Strong">
     <w:name w:val="Strong"/>
-    <w:basedOn w:val="22"/>
+    <w:basedOn w:val="DefaultParagraphFont"/>
     <w:qFormat/>
-    <w:uiPriority w:val="0"/>
     <w:rPr>
       <w:b/>
     </w:rPr>
   </w:style>
-  <w:style w:type="table" w:customStyle="1" w:styleId="24">
+  <w:style w:type="table" w:customStyle="1" w:styleId="TableNormal0">
     <w:name w:val="Table Normal_0"/>
     <w:semiHidden/>
     <w:unhideWhenUsed/>
     <w:qFormat/>
-    <w:uiPriority w:val="0"/>
     <w:tblPr>
       <w:tblCellMar>
         <w:top w:w="0" w:type="dxa"/>
@@ -4560,119 +4431,111 @@
       </w:tblCellMar>
     </w:tblPr>
   </w:style>
-  <w:style w:type="paragraph" w:customStyle="1" w:styleId="25">
+  <w:style w:type="paragraph" w:customStyle="1" w:styleId="TableText">
     <w:name w:val="Table Text"/>
-    <w:basedOn w:val="1"/>
+    <w:basedOn w:val="Normal"/>
     <w:semiHidden/>
     <w:qFormat/>
-    <w:uiPriority w:val="0"/>
     <w:rPr>
-      <w:rFonts w:ascii="宋体" w:hAnsi="宋体" w:eastAsia="宋体" w:cs="宋体"/>
+      <w:rFonts w:ascii="宋体" w:eastAsia="宋体" w:hAnsi="宋体" w:cs="宋体"/>
       <w:sz w:val="21"/>
       <w:szCs w:val="21"/>
       <w:lang w:val="en-US" w:eastAsia="en-US" w:bidi="ar-SA"/>
     </w:rPr>
   </w:style>
-  <w:style w:type="paragraph" w:customStyle="1" w:styleId="26">
+  <w:style w:type="paragraph" w:customStyle="1" w:styleId="a">
     <w:name w:val="柴_公司名"/>
-    <w:basedOn w:val="19"/>
+    <w:basedOn w:val="Title"/>
     <w:qFormat/>
-    <w:uiPriority w:val="0"/>
     <w:pPr>
       <w:spacing w:after="600" w:afterLines="600"/>
     </w:pPr>
     <w:rPr>
-      <w:rFonts w:hint="eastAsia" w:ascii="宋体" w:hAnsi="宋体" w:eastAsia="宋体" w:cs="宋体"/>
+      <w:rFonts w:ascii="宋体" w:eastAsia="宋体" w:hAnsi="宋体" w:cs="宋体" w:hint="eastAsia"/>
       <w:bCs/>
       <w:spacing w:val="-6"/>
       <w:sz w:val="52"/>
       <w:szCs w:val="52"/>
     </w:rPr>
   </w:style>
-  <w:style w:type="paragraph" w:customStyle="1" w:styleId="27">
+  <w:style w:type="paragraph" w:customStyle="1" w:styleId="a0">
     <w:name w:val="柴_文档名"/>
-    <w:basedOn w:val="19"/>
+    <w:basedOn w:val="Title"/>
     <w:qFormat/>
-    <w:uiPriority w:val="0"/>
     <w:pPr>
       <w:spacing w:after="900" w:afterLines="900"/>
     </w:pPr>
     <w:rPr>
-      <w:rFonts w:ascii="黑体" w:hAnsi="黑体" w:eastAsia="黑体" w:cs="黑体"/>
+      <w:rFonts w:ascii="黑体" w:eastAsia="黑体" w:hAnsi="黑体" w:cs="黑体"/>
       <w:bCs/>
       <w:spacing w:val="-7"/>
       <w:sz w:val="52"/>
       <w:szCs w:val="52"/>
     </w:rPr>
   </w:style>
-  <w:style w:type="paragraph" w:customStyle="1" w:styleId="28">
+  <w:style w:type="paragraph" w:customStyle="1" w:styleId="1">
     <w:name w:val="柴_标题1"/>
-    <w:basedOn w:val="2"/>
-    <w:next w:val="29"/>
-    <w:link w:val="38"/>
+    <w:basedOn w:val="Heading1"/>
+    <w:next w:val="a1"/>
+    <w:link w:val="1Char"/>
     <w:qFormat/>
-    <w:uiPriority w:val="0"/>
     <w:pPr>
       <w:spacing w:before="100" w:after="90" w:line="360" w:lineRule="auto"/>
     </w:pPr>
     <w:rPr>
-      <w:rFonts w:ascii="Arial" w:hAnsi="Arial" w:eastAsia="宋体"/>
+      <w:rFonts w:ascii="Arial" w:eastAsia="宋体" w:hAnsi="Arial"/>
       <w:sz w:val="32"/>
     </w:rPr>
   </w:style>
-  <w:style w:type="paragraph" w:customStyle="1" w:styleId="29">
+  <w:style w:type="paragraph" w:customStyle="1" w:styleId="a1">
     <w:name w:val="柴_正文"/>
-    <w:basedOn w:val="12"/>
-    <w:link w:val="41"/>
+    <w:basedOn w:val="BodyText"/>
+    <w:link w:val="Char"/>
     <w:qFormat/>
-    <w:uiPriority w:val="0"/>
     <w:pPr>
       <w:spacing w:line="360" w:lineRule="auto"/>
       <w:ind w:firstLine="470" w:firstLineChars="200"/>
     </w:pPr>
     <w:rPr>
-      <w:rFonts w:ascii="Arial" w:hAnsi="Arial" w:eastAsia="宋体"/>
+      <w:rFonts w:ascii="Arial" w:eastAsia="宋体" w:hAnsi="Arial"/>
       <w:sz w:val="24"/>
       <w:lang w:eastAsia="zh-CN"/>
     </w:rPr>
   </w:style>
-  <w:style w:type="paragraph" w:customStyle="1" w:styleId="30">
+  <w:style w:type="paragraph" w:customStyle="1" w:styleId="2">
     <w:name w:val="柴_标题2"/>
-    <w:basedOn w:val="3"/>
-    <w:next w:val="29"/>
+    <w:basedOn w:val="Heading2"/>
+    <w:next w:val="a1"/>
     <w:qFormat/>
-    <w:uiPriority w:val="0"/>
     <w:pPr>
       <w:spacing w:line="360" w:lineRule="auto"/>
     </w:pPr>
     <w:rPr>
-      <w:rFonts w:ascii="Arial" w:hAnsi="Arial" w:eastAsia="宋体"/>
+      <w:rFonts w:ascii="Arial" w:eastAsia="宋体" w:hAnsi="Arial"/>
       <w:sz w:val="28"/>
     </w:rPr>
   </w:style>
-  <w:style w:type="paragraph" w:customStyle="1" w:styleId="31">
+  <w:style w:type="paragraph" w:customStyle="1" w:styleId="3">
     <w:name w:val="柴_标题3"/>
-    <w:basedOn w:val="4"/>
-    <w:next w:val="29"/>
+    <w:basedOn w:val="Heading3"/>
+    <w:next w:val="a1"/>
     <w:qFormat/>
-    <w:uiPriority w:val="0"/>
     <w:pPr>
       <w:spacing w:line="360" w:lineRule="auto"/>
       <w:ind w:left="0" w:firstLine="472" w:firstLineChars="200"/>
     </w:pPr>
     <w:rPr>
-      <w:rFonts w:ascii="宋体" w:hAnsi="宋体" w:eastAsia="宋体" w:cs="宋体"/>
+      <w:rFonts w:ascii="宋体" w:eastAsia="宋体" w:hAnsi="宋体" w:cs="宋体"/>
       <w:spacing w:val="-2"/>
       <w:sz w:val="24"/>
       <w:szCs w:val="24"/>
     </w:rPr>
   </w:style>
-  <w:style w:type="paragraph" w:customStyle="1" w:styleId="32">
+  <w:style w:type="paragraph" w:customStyle="1" w:styleId="a2">
     <w:name w:val="柴_目录"/>
-    <w:basedOn w:val="1"/>
-    <w:next w:val="12"/>
+    <w:basedOn w:val="Normal"/>
+    <w:next w:val="BodyText"/>
     <w:qFormat/>
-    <w:uiPriority w:val="0"/>
     <w:pPr>
       <w:tabs>
         <w:tab w:val="right" w:leader="dot" w:pos="8442"/>
@@ -4680,64 +4543,59 @@
       <w:ind w:left="0" w:leftChars="0"/>
     </w:pPr>
     <w:rPr>
-      <w:rFonts w:ascii="Arial" w:hAnsi="Arial" w:eastAsia="Microsoft JhengHei"/>
+      <w:rFonts w:ascii="Arial" w:eastAsia="Microsoft JhengHei" w:hAnsi="Arial"/>
       <w:sz w:val="24"/>
     </w:rPr>
   </w:style>
-  <w:style w:type="paragraph" w:customStyle="1" w:styleId="33">
+  <w:style w:type="paragraph" w:customStyle="1" w:styleId="WPSOffice1">
     <w:name w:val="WPSOffice手动目录 1"/>
     <w:qFormat/>
-    <w:uiPriority w:val="0"/>
     <w:pPr>
       <w:ind w:leftChars="0"/>
     </w:pPr>
     <w:rPr>
-      <w:rFonts w:ascii="Times New Roman" w:hAnsi="Times New Roman" w:eastAsia="宋体" w:cs="Times New Roman"/>
+      <w:rFonts w:ascii="Times New Roman" w:eastAsia="宋体" w:hAnsi="Times New Roman" w:cs="Times New Roman"/>
       <w:sz w:val="20"/>
       <w:szCs w:val="20"/>
     </w:rPr>
   </w:style>
-  <w:style w:type="paragraph" w:customStyle="1" w:styleId="34">
+  <w:style w:type="paragraph" w:customStyle="1" w:styleId="WPSOffice2">
     <w:name w:val="WPSOffice手动目录 2"/>
     <w:qFormat/>
-    <w:uiPriority w:val="0"/>
     <w:pPr>
       <w:ind w:leftChars="200"/>
     </w:pPr>
     <w:rPr>
-      <w:rFonts w:ascii="Times New Roman" w:hAnsi="Times New Roman" w:eastAsia="宋体" w:cs="Times New Roman"/>
+      <w:rFonts w:ascii="Times New Roman" w:eastAsia="宋体" w:hAnsi="Times New Roman" w:cs="Times New Roman"/>
       <w:sz w:val="20"/>
       <w:szCs w:val="20"/>
     </w:rPr>
   </w:style>
-  <w:style w:type="paragraph" w:customStyle="1" w:styleId="35">
+  <w:style w:type="paragraph" w:customStyle="1" w:styleId="WPSOffice3">
     <w:name w:val="WPSOffice手动目录 3"/>
     <w:qFormat/>
-    <w:uiPriority w:val="0"/>
     <w:pPr>
       <w:ind w:leftChars="400"/>
     </w:pPr>
     <w:rPr>
-      <w:rFonts w:ascii="Times New Roman" w:hAnsi="Times New Roman" w:eastAsia="宋体" w:cs="Times New Roman"/>
+      <w:rFonts w:ascii="Times New Roman" w:eastAsia="宋体" w:hAnsi="Times New Roman" w:cs="Times New Roman"/>
       <w:sz w:val="20"/>
       <w:szCs w:val="20"/>
     </w:rPr>
   </w:style>
-  <w:style w:type="paragraph" w:customStyle="1" w:styleId="36">
+  <w:style w:type="paragraph" w:customStyle="1" w:styleId="Compact">
     <w:name w:val="Compact"/>
-    <w:basedOn w:val="12"/>
+    <w:basedOn w:val="BodyText"/>
     <w:qFormat/>
-    <w:uiPriority w:val="0"/>
     <w:pPr>
       <w:spacing w:before="36" w:after="36"/>
     </w:pPr>
   </w:style>
-  <w:style w:type="table" w:customStyle="1" w:styleId="37">
+  <w:style w:type="table" w:customStyle="1" w:styleId="Table">
     <w:name w:val="Table"/>
     <w:semiHidden/>
     <w:unhideWhenUsed/>
     <w:qFormat/>
-    <w:uiPriority w:val="0"/>
     <w:tblPr>
       <w:tblCellMar>
         <w:top w:w="0" w:type="dxa"/>
@@ -4749,27 +4607,25 @@
     <w:tblStylePr w:type="firstRow">
       <w:tcPr>
         <w:tcBorders>
-          <w:bottom w:val="single" w:color="auto" w:sz="0" w:space="0"/>
+          <w:bottom w:val="single" w:sz="0" w:space="0" w:color="auto"/>
         </w:tcBorders>
         <w:vAlign w:val="bottom"/>
       </w:tcPr>
     </w:tblStylePr>
   </w:style>
-  <w:style w:type="character" w:customStyle="1" w:styleId="38">
+  <w:style w:type="character" w:customStyle="1" w:styleId="1Char">
     <w:name w:val="柴_标题1 Char"/>
-    <w:link w:val="28"/>
+    <w:link w:val="1"/>
     <w:qFormat/>
-    <w:uiPriority w:val="0"/>
     <w:rPr>
-      <w:rFonts w:ascii="Arial" w:hAnsi="Arial" w:eastAsia="宋体"/>
+      <w:rFonts w:ascii="Arial" w:eastAsia="宋体" w:hAnsi="Arial"/>
       <w:sz w:val="32"/>
     </w:rPr>
   </w:style>
-  <w:style w:type="paragraph" w:customStyle="1" w:styleId="39">
+  <w:style w:type="paragraph" w:customStyle="1" w:styleId="a3">
     <w:name w:val="柴_正文_无缩进"/>
-    <w:basedOn w:val="1"/>
+    <w:basedOn w:val="Normal"/>
     <w:qFormat/>
-    <w:uiPriority w:val="0"/>
     <w:pPr>
       <w:ind w:firstLine="0" w:firstLineChars="0"/>
     </w:pPr>
@@ -4779,41 +4635,38 @@
       <w:lang w:eastAsia="zh-CN"/>
     </w:rPr>
   </w:style>
-  <w:style w:type="paragraph" w:customStyle="1" w:styleId="40">
+  <w:style w:type="paragraph" w:customStyle="1" w:styleId="4">
     <w:name w:val="柴_标题4"/>
-    <w:basedOn w:val="5"/>
-    <w:next w:val="1"/>
+    <w:basedOn w:val="Heading4"/>
+    <w:next w:val="Normal"/>
     <w:qFormat/>
-    <w:uiPriority w:val="0"/>
     <w:pPr>
       <w:widowControl w:val="0"/>
       <w:spacing w:before="160" w:line="360" w:lineRule="auto"/>
-      <w:ind w:left="981" w:leftChars="300" w:hanging="862"/>
+      <w:ind w:left="981" w:hanging="862" w:leftChars="300"/>
     </w:pPr>
     <w:rPr>
-      <w:rFonts w:hint="eastAsia" w:ascii="Calibri" w:hAnsi="Calibri" w:eastAsia="宋体" w:cs="宋体"/>
+      <w:rFonts w:ascii="Calibri" w:eastAsia="宋体" w:hAnsi="Calibri" w:cs="宋体" w:hint="eastAsia"/>
       <w:sz w:val="24"/>
       <w:szCs w:val="24"/>
       <w:lang w:eastAsia="zh-CN" w:bidi="zh-CN"/>
     </w:rPr>
   </w:style>
-  <w:style w:type="character" w:customStyle="1" w:styleId="41">
+  <w:style w:type="character" w:customStyle="1" w:styleId="Char">
     <w:name w:val="柴_正文 Char"/>
-    <w:link w:val="29"/>
+    <w:link w:val="a1"/>
     <w:qFormat/>
-    <w:uiPriority w:val="0"/>
     <w:rPr>
-      <w:rFonts w:ascii="Arial" w:hAnsi="Arial" w:eastAsia="宋体"/>
+      <w:rFonts w:ascii="Arial" w:eastAsia="宋体" w:hAnsi="Arial"/>
       <w:sz w:val="24"/>
       <w:lang w:eastAsia="zh-CN"/>
     </w:rPr>
   </w:style>
-  <w:style w:type="table" w:customStyle="1" w:styleId="42">
+  <w:style w:type="table" w:customStyle="1" w:styleId="TableNormal1">
     <w:name w:val="Table Normal_1"/>
     <w:semiHidden/>
     <w:unhideWhenUsed/>
     <w:qFormat/>
-    <w:uiPriority w:val="0"/>
     <w:tblPr>
       <w:tblCellMar>
         <w:top w:w="0" w:type="dxa"/>
@@ -4823,12 +4676,11 @@
       </w:tblCellMar>
     </w:tblPr>
   </w:style>
-  <w:style w:type="table" w:customStyle="1" w:styleId="43">
-    <w:name w:val="Table Normal"/>
+  <w:style w:type="table" w:customStyle="1" w:styleId="TableNormal2">
+    <w:name w:val="Table Normal_2"/>
     <w:semiHidden/>
     <w:unhideWhenUsed/>
     <w:qFormat/>
-    <w:uiPriority w:val="0"/>
     <w:tblPr>
       <w:tblCellMar>
         <w:top w:w="0" w:type="dxa"/>
